--- a/Documentación de Atributos StrangerTEC.docx
+++ b/Documentación de Atributos StrangerTEC.docx
@@ -493,7 +493,7 @@
     </w:p>
     <w:sdt>
       <w:sdtPr>
-        <w:id w:val="1625280817"/>
+        <w:id w:val="1151218307"/>
         <w:docPartObj>
           <w:docPartGallery w:val="Table of Contents"/>
           <w:docPartUnique w:val="1"/>
@@ -1277,7 +1277,7 @@
       <w:pPr>
         <w:numPr>
           <w:ilvl w:val="0"/>
-          <w:numId w:val="2"/>
+          <w:numId w:val="3"/>
         </w:numPr>
         <w:ind w:left="720" w:hanging="360"/>
         <w:jc w:val="both"/>
@@ -1291,31 +1291,23 @@
           <w:bCs w:val="1"/>
           <w:rtl w:val="0"/>
         </w:rPr>
-        <w:t xml:space="preserve">Meta 1:</w:t>
-      </w:r>
-      <w:r>
-        <w:rPr>
-          <w:rtl w:val="0"/>
-        </w:rPr>
-        <w:t xml:space="preserve">  [...]</w:t>
-      </w:r>
-      <w:r>
-        <w:rPr>
-          <w:rtl w:val="0"/>
-        </w:rPr>
+        <w:t xml:space="preserve">Crear un prototipo funcional de la pared de Stranger Things:</w:t>
+      </w:r>
+      <w:r>
+        <w:rPr>
+          <w:rtl w:val="0"/>
+        </w:rPr>
+        <w:t xml:space="preserve"> Diseñar un prototipo en hardware y software que permita simular un minijuego basado en código morse. Este mismo debe guardar relación con el caso propuesto y mantener similitudes con la serie original.</w:t>
       </w:r>
     </w:p>
     <w:p>
       <w:pPr>
         <w:numPr>
           <w:ilvl w:val="0"/>
-          <w:numId w:val="2"/>
+          <w:numId w:val="3"/>
         </w:numPr>
         <w:ind w:left="720" w:hanging="360"/>
         <w:jc w:val="both"/>
-        <w:rPr>
-          <w:u w:val="none"/>
-        </w:rPr>
       </w:pPr>
       <w:r>
         <w:rPr>
@@ -1323,25 +1315,20 @@
           <w:bCs w:val="1"/>
           <w:rtl w:val="0"/>
         </w:rPr>
-        <w:t xml:space="preserve">Meta 2</w:t>
-      </w:r>
-      <w:r>
-        <w:rPr>
-          <w:rtl w:val="0"/>
-        </w:rPr>
-        <w:t xml:space="preserve">: [...]</w:t>
-      </w:r>
-      <w:r>
-        <w:rPr>
-          <w:rtl w:val="0"/>
-        </w:rPr>
+        <w:t xml:space="preserve">Implementar el código morse en el prototipo</w:t>
+      </w:r>
+      <w:r>
+        <w:rPr>
+          <w:rtl w:val="0"/>
+        </w:rPr>
+        <w:t xml:space="preserve">: Tomando el código morse como tema central, se busca implementar distintos métodos, como sonidos y luces que permitan evidenciar el uso de este mismo en el prototipo.</w:t>
       </w:r>
     </w:p>
     <w:p>
       <w:pPr>
         <w:numPr>
           <w:ilvl w:val="0"/>
-          <w:numId w:val="2"/>
+          <w:numId w:val="3"/>
         </w:numPr>
         <w:ind w:left="720" w:hanging="360"/>
         <w:jc w:val="both"/>
@@ -1355,23 +1342,61 @@
           <w:bCs w:val="1"/>
           <w:rtl w:val="0"/>
         </w:rPr>
-        <w:t xml:space="preserve">Meta 3</w:t>
-      </w:r>
-      <w:r>
-        <w:rPr>
-          <w:rtl w:val="0"/>
-        </w:rPr>
-        <w:t xml:space="preserve">: [...]</w:t>
-      </w:r>
-    </w:p>
-    <w:p>
-      <w:pPr>
-        <w:rPr/>
-      </w:pPr>
-      <w:r>
-        <w:rPr>
-          <w:rtl w:val="0"/>
-        </w:rPr>
+        <w:t xml:space="preserve">Desarrollar distintos modos de juego</w:t>
+      </w:r>
+      <w:r>
+        <w:rPr>
+          <w:rtl w:val="0"/>
+        </w:rPr>
+        <w:t xml:space="preserve">: Se busca implementar exactamente dos modos de juego, los cuales requieren de comunicación entre el módulo del prototipo y una computadora.</w:t>
+      </w:r>
+    </w:p>
+    <w:p>
+      <w:pPr>
+        <w:numPr>
+          <w:ilvl w:val="0"/>
+          <w:numId w:val="3"/>
+        </w:numPr>
+        <w:ind w:left="720" w:hanging="360"/>
+        <w:jc w:val="both"/>
+      </w:pPr>
+      <w:r>
+        <w:rPr>
+          <w:b w:val="1"/>
+          <w:bCs w:val="1"/>
+          <w:rtl w:val="0"/>
+        </w:rPr>
+        <w:t xml:space="preserve">Mantener la colaboración y los roles en equipo</w:t>
+      </w:r>
+      <w:r>
+        <w:rPr>
+          <w:rtl w:val="0"/>
+        </w:rPr>
+        <w:t xml:space="preserve">: A través de la definición de roles se busca establecer la función de cada integrante de este equipo. Esto permite mantener un trabajo colaborativo a fin de disminuir la carga de trabajo.</w:t>
+      </w:r>
+    </w:p>
+    <w:p>
+      <w:pPr>
+        <w:numPr>
+          <w:ilvl w:val="0"/>
+          <w:numId w:val="3"/>
+        </w:numPr>
+        <w:ind w:left="720" w:hanging="360"/>
+        <w:jc w:val="both"/>
+      </w:pPr>
+      <w:r>
+        <w:rPr>
+          <w:b w:val="1"/>
+          <w:bCs w:val="1"/>
+          <w:rtl w:val="0"/>
+        </w:rPr>
+        <w:t xml:space="preserve">Diseñar una estructura ordenada</w:t>
+      </w:r>
+      <w:r>
+        <w:rPr>
+          <w:rtl w:val="0"/>
+        </w:rPr>
+        <w:t xml:space="preserve">: Tanto la documentación del prototipo como su diseño debe ser ordenado. Se planea establecer una documentación clara del código y a su vez optimizar el uso de componentes en el prototipo.</w:t>
       </w:r>
     </w:p>
     <w:p>
@@ -1670,63 +1695,86 @@
               <w:rPr>
                 <w:rtl w:val="0"/>
               </w:rPr>
-              <w:t xml:space="preserve">[...]</w:t>
-            </w:r>
-          </w:p>
-        </w:tc>
-        <w:tc>
-          <w:tcPr>
-            <w:tcBorders>
-              <w:top w:color="000000" w:space="0" w:sz="4" w:val="single"/>
-              <w:left w:color="000000" w:space="0" w:sz="4" w:val="single"/>
-              <w:bottom w:color="000000" w:space="0" w:sz="4" w:val="single"/>
-              <w:right w:color="000000" w:space="0" w:sz="4" w:val="single"/>
-            </w:tcBorders>
-            <w:tcMar>
-              <w:top w:w="100.0" w:type="dxa"/>
-              <w:left w:w="100.0" w:type="dxa"/>
-              <w:bottom w:w="100.0" w:type="dxa"/>
-              <w:right w:w="100.0" w:type="dxa"/>
-            </w:tcMar>
-            <w:vAlign w:val="top"/>
-          </w:tcPr>
-          <w:p>
-            <w:pPr>
-              <w:rPr/>
-            </w:pPr>
-            <w:r>
-              <w:rPr>
-                <w:rtl w:val="0"/>
-              </w:rPr>
-              <w:t xml:space="preserve">[...]</w:t>
-            </w:r>
-          </w:p>
-        </w:tc>
-        <w:tc>
-          <w:tcPr>
-            <w:tcBorders>
-              <w:top w:color="000000" w:space="0" w:sz="4" w:val="single"/>
-              <w:left w:color="000000" w:space="0" w:sz="4" w:val="single"/>
-              <w:bottom w:color="000000" w:space="0" w:sz="4" w:val="single"/>
-              <w:right w:color="000000" w:space="0" w:sz="4" w:val="single"/>
-            </w:tcBorders>
-            <w:tcMar>
-              <w:top w:w="100.0" w:type="dxa"/>
-              <w:left w:w="100.0" w:type="dxa"/>
-              <w:bottom w:w="100.0" w:type="dxa"/>
-              <w:right w:w="100.0" w:type="dxa"/>
-            </w:tcMar>
-            <w:vAlign w:val="top"/>
-          </w:tcPr>
-          <w:p>
-            <w:pPr>
-              <w:rPr/>
-            </w:pPr>
-            <w:r>
-              <w:rPr>
-                <w:rtl w:val="0"/>
-              </w:rPr>
-              <w:t xml:space="preserve">[...]</w:t>
+              <w:t xml:space="preserve">Desarrollador y  Diseñador de Software y Hardware</w:t>
+            </w:r>
+          </w:p>
+        </w:tc>
+        <w:tc>
+          <w:tcPr>
+            <w:tcBorders>
+              <w:top w:color="000000" w:space="0" w:sz="4" w:val="single"/>
+              <w:left w:color="000000" w:space="0" w:sz="4" w:val="single"/>
+              <w:bottom w:color="000000" w:space="0" w:sz="4" w:val="single"/>
+              <w:right w:color="000000" w:space="0" w:sz="4" w:val="single"/>
+            </w:tcBorders>
+            <w:tcMar>
+              <w:top w:w="100.0" w:type="dxa"/>
+              <w:left w:w="100.0" w:type="dxa"/>
+              <w:bottom w:w="100.0" w:type="dxa"/>
+              <w:right w:w="100.0" w:type="dxa"/>
+            </w:tcMar>
+            <w:vAlign w:val="top"/>
+          </w:tcPr>
+          <w:p>
+            <w:pPr>
+              <w:rPr/>
+            </w:pPr>
+            <w:r>
+              <w:rPr>
+                <w:rtl w:val="0"/>
+              </w:rPr>
+              <w:t xml:space="preserve">Desarrollador del código del prototipo </w:t>
+            </w:r>
+            <w:r>
+              <w:rPr>
+                <w:rtl w:val="0"/>
+              </w:rPr>
+              <w:t xml:space="preserve">C++</w:t>
+            </w:r>
+            <w:r>
+              <w:rPr>
+                <w:rtl w:val="0"/>
+              </w:rPr>
+              <w:t xml:space="preserve">.</w:t>
+            </w:r>
+          </w:p>
+          <w:p>
+            <w:pPr>
+              <w:rPr/>
+            </w:pPr>
+            <w:r>
+              <w:rPr>
+                <w:rtl w:val="0"/>
+              </w:rPr>
+              <w:t xml:space="preserve">Diseñador del módulo en hardware.</w:t>
+            </w:r>
+          </w:p>
+        </w:tc>
+        <w:tc>
+          <w:tcPr>
+            <w:tcBorders>
+              <w:top w:color="000000" w:space="0" w:sz="4" w:val="single"/>
+              <w:left w:color="000000" w:space="0" w:sz="4" w:val="single"/>
+              <w:bottom w:color="000000" w:space="0" w:sz="4" w:val="single"/>
+              <w:right w:color="000000" w:space="0" w:sz="4" w:val="single"/>
+            </w:tcBorders>
+            <w:tcMar>
+              <w:top w:w="100.0" w:type="dxa"/>
+              <w:left w:w="100.0" w:type="dxa"/>
+              <w:bottom w:w="100.0" w:type="dxa"/>
+              <w:right w:w="100.0" w:type="dxa"/>
+            </w:tcMar>
+            <w:vAlign w:val="top"/>
+          </w:tcPr>
+          <w:p>
+            <w:pPr>
+              <w:rPr/>
+            </w:pPr>
+            <w:r>
+              <w:rPr>
+                <w:rtl w:val="0"/>
+              </w:rPr>
+              <w:t xml:space="preserve">Código fuente. Documentación del código. Hardware del prototipo</w:t>
             </w:r>
           </w:p>
         </w:tc>
@@ -1734,7 +1782,7 @@
       <w:tr>
         <w:trPr>
           <w:cantSplit w:val="0"/>
-          <w:trHeight w:val="1670.5517578125" w:hRule="atLeast"/>
+          <w:trHeight w:val="1650" w:hRule="atLeast"/>
           <w:tblHeader w:val="0"/>
         </w:trPr>
         <w:tc>
@@ -1789,63 +1837,63 @@
               <w:rPr>
                 <w:rtl w:val="0"/>
               </w:rPr>
-              <w:t xml:space="preserve">[...]</w:t>
-            </w:r>
-          </w:p>
-        </w:tc>
-        <w:tc>
-          <w:tcPr>
-            <w:tcBorders>
-              <w:top w:color="000000" w:space="0" w:sz="4" w:val="single"/>
-              <w:left w:color="000000" w:space="0" w:sz="4" w:val="single"/>
-              <w:bottom w:color="000000" w:space="0" w:sz="4" w:val="single"/>
-              <w:right w:color="000000" w:space="0" w:sz="4" w:val="single"/>
-            </w:tcBorders>
-            <w:tcMar>
-              <w:top w:w="100.0" w:type="dxa"/>
-              <w:left w:w="100.0" w:type="dxa"/>
-              <w:bottom w:w="100.0" w:type="dxa"/>
-              <w:right w:w="100.0" w:type="dxa"/>
-            </w:tcMar>
-            <w:vAlign w:val="top"/>
-          </w:tcPr>
-          <w:p>
-            <w:pPr>
-              <w:rPr/>
-            </w:pPr>
-            <w:r>
-              <w:rPr>
-                <w:rtl w:val="0"/>
-              </w:rPr>
-              <w:t xml:space="preserve">[...]</w:t>
-            </w:r>
-          </w:p>
-        </w:tc>
-        <w:tc>
-          <w:tcPr>
-            <w:tcBorders>
-              <w:top w:color="000000" w:space="0" w:sz="4" w:val="single"/>
-              <w:left w:color="000000" w:space="0" w:sz="4" w:val="single"/>
-              <w:bottom w:color="000000" w:space="0" w:sz="4" w:val="single"/>
-              <w:right w:color="000000" w:space="0" w:sz="4" w:val="single"/>
-            </w:tcBorders>
-            <w:tcMar>
-              <w:top w:w="100.0" w:type="dxa"/>
-              <w:left w:w="100.0" w:type="dxa"/>
-              <w:bottom w:w="100.0" w:type="dxa"/>
-              <w:right w:w="100.0" w:type="dxa"/>
-            </w:tcMar>
-            <w:vAlign w:val="top"/>
-          </w:tcPr>
-          <w:p>
-            <w:pPr>
-              <w:rPr/>
-            </w:pPr>
-            <w:r>
-              <w:rPr>
-                <w:rtl w:val="0"/>
-              </w:rPr>
-              <w:t xml:space="preserve">[...]</w:t>
+              <w:t xml:space="preserve">Diseñador de producto. Encargado de documentación</w:t>
+            </w:r>
+          </w:p>
+        </w:tc>
+        <w:tc>
+          <w:tcPr>
+            <w:tcBorders>
+              <w:top w:color="000000" w:space="0" w:sz="4" w:val="single"/>
+              <w:left w:color="000000" w:space="0" w:sz="4" w:val="single"/>
+              <w:bottom w:color="000000" w:space="0" w:sz="4" w:val="single"/>
+              <w:right w:color="000000" w:space="0" w:sz="4" w:val="single"/>
+            </w:tcBorders>
+            <w:tcMar>
+              <w:top w:w="100.0" w:type="dxa"/>
+              <w:left w:w="100.0" w:type="dxa"/>
+              <w:bottom w:w="100.0" w:type="dxa"/>
+              <w:right w:w="100.0" w:type="dxa"/>
+            </w:tcMar>
+            <w:vAlign w:val="top"/>
+          </w:tcPr>
+          <w:p>
+            <w:pPr>
+              <w:rPr/>
+            </w:pPr>
+            <w:r>
+              <w:rPr>
+                <w:rtl w:val="0"/>
+              </w:rPr>
+              <w:t xml:space="preserve">Crear la documentación. Analista de código fuente. Diseñador de la maqueta</w:t>
+            </w:r>
+          </w:p>
+        </w:tc>
+        <w:tc>
+          <w:tcPr>
+            <w:tcBorders>
+              <w:top w:color="000000" w:space="0" w:sz="4" w:val="single"/>
+              <w:left w:color="000000" w:space="0" w:sz="4" w:val="single"/>
+              <w:bottom w:color="000000" w:space="0" w:sz="4" w:val="single"/>
+              <w:right w:color="000000" w:space="0" w:sz="4" w:val="single"/>
+            </w:tcBorders>
+            <w:tcMar>
+              <w:top w:w="100.0" w:type="dxa"/>
+              <w:left w:w="100.0" w:type="dxa"/>
+              <w:bottom w:w="100.0" w:type="dxa"/>
+              <w:right w:w="100.0" w:type="dxa"/>
+            </w:tcMar>
+            <w:vAlign w:val="top"/>
+          </w:tcPr>
+          <w:p>
+            <w:pPr>
+              <w:rPr/>
+            </w:pPr>
+            <w:r>
+              <w:rPr>
+                <w:rtl w:val="0"/>
+              </w:rPr>
+              <w:t xml:space="preserve">Documentación de atributos. Documentación técnica. Diseño de la maqueta</w:t>
             </w:r>
           </w:p>
         </w:tc>
@@ -1921,26 +1969,35 @@
     </w:p>
     <w:p>
       <w:pPr>
+        <w:jc w:val="both"/>
+        <w:rPr/>
+      </w:pPr>
+      <w:r>
+        <w:rPr>
+          <w:rtl w:val="0"/>
+        </w:rPr>
+      </w:r>
+    </w:p>
+    <w:p>
+      <w:pPr>
         <w:numPr>
           <w:ilvl w:val="0"/>
-          <w:numId w:val="1"/>
+          <w:numId w:val="2"/>
         </w:numPr>
-        <w:spacing w:before="240" w:lineRule="auto"/>
         <w:ind w:left="720" w:hanging="360"/>
-        <w:jc w:val="both"/>
-      </w:pPr>
-      <w:r>
-        <w:rPr>
-          <w:rtl w:val="0"/>
-        </w:rPr>
-        <w:t xml:space="preserve">Ej: Uso obligatorio de repositorio (Git) para todo el código.</w:t>
+      </w:pPr>
+      <w:r>
+        <w:rPr>
+          <w:rtl w:val="0"/>
+        </w:rPr>
+        <w:t xml:space="preserve">Se utilizará Arduino Mega 2560 como módulo de hardware para el prototipo</w:t>
       </w:r>
     </w:p>
     <w:p>
       <w:pPr>
         <w:numPr>
           <w:ilvl w:val="0"/>
-          <w:numId w:val="1"/>
+          <w:numId w:val="2"/>
         </w:numPr>
         <w:ind w:left="720" w:hanging="360"/>
       </w:pPr>
@@ -1948,22 +2005,192 @@
         <w:rPr>
           <w:rtl w:val="0"/>
         </w:rPr>
-        <w:t xml:space="preserve">[...]</w:t>
+        <w:t xml:space="preserve">Cumplir con las responsabilidades establecidas en los roles del proyecto.</w:t>
       </w:r>
     </w:p>
     <w:p>
       <w:pPr>
         <w:numPr>
           <w:ilvl w:val="0"/>
-          <w:numId w:val="1"/>
+          <w:numId w:val="2"/>
         </w:numPr>
         <w:ind w:left="720" w:hanging="360"/>
-      </w:pPr>
-      <w:r>
-        <w:rPr>
-          <w:rtl w:val="0"/>
-        </w:rPr>
-        <w:t xml:space="preserve">[...]</w:t>
+        <w:rPr>
+          <w:u w:val="none"/>
+        </w:rPr>
+      </w:pPr>
+      <w:r>
+        <w:rPr>
+          <w:rtl w:val="0"/>
+        </w:rPr>
+        <w:t xml:space="preserve">Se establece Telegram como canal principal de comunicación.</w:t>
+      </w:r>
+    </w:p>
+    <w:p>
+      <w:pPr>
+        <w:numPr>
+          <w:ilvl w:val="0"/>
+          <w:numId w:val="2"/>
+        </w:numPr>
+        <w:ind w:left="720" w:hanging="360"/>
+      </w:pPr>
+      <w:r>
+        <w:rPr>
+          <w:rtl w:val="0"/>
+        </w:rPr>
+        <w:t xml:space="preserve">Debe existir comunicación constante en el equipo.</w:t>
+      </w:r>
+    </w:p>
+    <w:p>
+      <w:pPr>
+        <w:numPr>
+          <w:ilvl w:val="0"/>
+          <w:numId w:val="2"/>
+        </w:numPr>
+        <w:ind w:left="720" w:hanging="360"/>
+        <w:rPr>
+          <w:u w:val="none"/>
+        </w:rPr>
+      </w:pPr>
+      <w:r>
+        <w:rPr>
+          <w:rtl w:val="0"/>
+        </w:rPr>
+        <w:t xml:space="preserve">Todo el equipo debe verificar la funcionalidad del prototipo.</w:t>
+      </w:r>
+    </w:p>
+    <w:p>
+      <w:pPr>
+        <w:numPr>
+          <w:ilvl w:val="0"/>
+          <w:numId w:val="2"/>
+        </w:numPr>
+        <w:ind w:left="720" w:hanging="360"/>
+        <w:rPr>
+          <w:u w:val="none"/>
+        </w:rPr>
+      </w:pPr>
+      <w:r>
+        <w:rPr>
+          <w:rtl w:val="0"/>
+        </w:rPr>
+        <w:t xml:space="preserve">Se deben realizar pruebas respecto a los cambios en el prototipo.</w:t>
+      </w:r>
+    </w:p>
+    <w:p>
+      <w:pPr>
+        <w:numPr>
+          <w:ilvl w:val="0"/>
+          <w:numId w:val="2"/>
+        </w:numPr>
+        <w:ind w:left="720" w:hanging="360"/>
+        <w:rPr>
+          <w:u w:val="none"/>
+        </w:rPr>
+      </w:pPr>
+      <w:r>
+        <w:rPr>
+          <w:rtl w:val="0"/>
+        </w:rPr>
+        <w:t xml:space="preserve">Ambas partes deben conocer su función y saber explicar lo que hizo.</w:t>
+      </w:r>
+    </w:p>
+    <w:p>
+      <w:pPr>
+        <w:numPr>
+          <w:ilvl w:val="0"/>
+          <w:numId w:val="2"/>
+        </w:numPr>
+        <w:ind w:left="720" w:hanging="360"/>
+        <w:rPr>
+          <w:u w:val="none"/>
+        </w:rPr>
+      </w:pPr>
+      <w:r>
+        <w:rPr>
+          <w:rtl w:val="0"/>
+        </w:rPr>
+        <w:t xml:space="preserve">Se recopila cualquier duda o consulta, finalmente si no se resuelve por cuenta propia enviamos la consulta al profesor.</w:t>
+      </w:r>
+      <w:r>
+        <w:rPr>
+          <w:rtl w:val="0"/>
+        </w:rPr>
+      </w:r>
+    </w:p>
+    <w:p>
+      <w:pPr>
+        <w:numPr>
+          <w:ilvl w:val="0"/>
+          <w:numId w:val="2"/>
+        </w:numPr>
+        <w:ind w:left="720" w:hanging="360"/>
+      </w:pPr>
+      <w:r>
+        <w:rPr>
+          <w:rtl w:val="0"/>
+        </w:rPr>
+        <w:t xml:space="preserve">El código debe haber sido probado y compilado antes de subirlo.</w:t>
+      </w:r>
+    </w:p>
+    <w:p>
+      <w:pPr>
+        <w:numPr>
+          <w:ilvl w:val="0"/>
+          <w:numId w:val="2"/>
+        </w:numPr>
+        <w:ind w:left="720" w:hanging="360"/>
+      </w:pPr>
+      <w:r>
+        <w:rPr>
+          <w:rtl w:val="0"/>
+        </w:rPr>
+        <w:t xml:space="preserve">Cualquier idea o sugerencia debe ser aprobada por ambas partes.</w:t>
+      </w:r>
+    </w:p>
+    <w:p>
+      <w:pPr>
+        <w:numPr>
+          <w:ilvl w:val="0"/>
+          <w:numId w:val="2"/>
+        </w:numPr>
+        <w:ind w:left="720" w:hanging="360"/>
+      </w:pPr>
+      <w:r>
+        <w:rPr>
+          <w:rtl w:val="0"/>
+        </w:rPr>
+        <w:t xml:space="preserve">Toda la documentación realizada debe haber sido revisada por ambas partes.</w:t>
+      </w:r>
+    </w:p>
+    <w:p>
+      <w:pPr>
+        <w:numPr>
+          <w:ilvl w:val="0"/>
+          <w:numId w:val="2"/>
+        </w:numPr>
+        <w:ind w:left="720" w:hanging="360"/>
+      </w:pPr>
+      <w:r>
+        <w:rPr>
+          <w:rtl w:val="0"/>
+        </w:rPr>
+        <w:t xml:space="preserve">Ambos participantes deben informar los avances que realizan.</w:t>
+      </w:r>
+    </w:p>
+    <w:p>
+      <w:pPr>
+        <w:numPr>
+          <w:ilvl w:val="0"/>
+          <w:numId w:val="2"/>
+        </w:numPr>
+        <w:ind w:left="720" w:hanging="360"/>
+      </w:pPr>
+      <w:r>
+        <w:rPr>
+          <w:rtl w:val="0"/>
+        </w:rPr>
+        <w:t xml:space="preserve">Los gastos del proyecto deben dividirse de forma equitativa</w:t>
       </w:r>
       <w:r>
         <w:br w:type="page"/>
@@ -1998,14 +2225,14 @@
           <w:rtl w:val="0"/>
         </w:rPr>
         <w:tab/>
-        <w:t xml:space="preserve">Las reglas del proyecto están diseñadas para que cada miembro del proyecto conozca sus responsabilidades y deberes respecto al proyecto a elaborar. Es fundamental el acatamiento de estas para el éxito del trabajo.</w:t>
+        <w:t xml:space="preserve">A continuación se explican las estrategias definidas para la realización del proyecto. Diseñadas con el fin de establecer una idea de cómo se van a ejecutar las responsabilidades del equipo, tomando en cuenta las habilidades y conocimientos de ambas partes.</w:t>
       </w:r>
     </w:p>
     <w:p>
       <w:pPr>
         <w:numPr>
           <w:ilvl w:val="0"/>
-          <w:numId w:val="1"/>
+          <w:numId w:val="2"/>
         </w:numPr>
         <w:spacing w:after="0" w:before="240" w:lineRule="auto"/>
         <w:ind w:left="720" w:hanging="360"/>
@@ -2016,14 +2243,14 @@
         <w:rPr>
           <w:rtl w:val="0"/>
         </w:rPr>
-        <w:t xml:space="preserve">Ej: Uso obligatorio de repositorio (Git) para todo el código.</w:t>
+        <w:t xml:space="preserve">Se define el Arduino Mega 2560 como herramienta con la cuál se desarrollará toda la funcionalidad de la maqueta.</w:t>
       </w:r>
     </w:p>
     <w:p>
       <w:pPr>
         <w:numPr>
           <w:ilvl w:val="0"/>
-          <w:numId w:val="1"/>
+          <w:numId w:val="2"/>
         </w:numPr>
         <w:spacing w:after="0" w:before="0" w:lineRule="auto"/>
         <w:ind w:left="720" w:hanging="360"/>
@@ -2034,25 +2261,127 @@
         <w:rPr>
           <w:rtl w:val="0"/>
         </w:rPr>
-        <w:t xml:space="preserve">[...]</w:t>
+        <w:t xml:space="preserve">El desarrollador y diseñador del prototipo queda a cargo de la programación de dicho Arduino, este mismo diseña la estructura del prototipo y su código. A su vez debe procurar optimizar el espacio que ocupan las piezas del hardware. El encargado tiene como objetivo crear y programar las partes del hardware a fin de conseguir una hilera vertical y horizontal de LEDs que identifiquen un carácter en la matriz del abecedario.</w:t>
       </w:r>
     </w:p>
     <w:p>
       <w:pPr>
         <w:numPr>
           <w:ilvl w:val="0"/>
-          <w:numId w:val="1"/>
+          <w:numId w:val="2"/>
         </w:numPr>
-        <w:spacing w:after="240" w:before="0" w:lineRule="auto"/>
+        <w:spacing w:after="0" w:before="0" w:lineRule="auto"/>
         <w:ind w:left="720" w:hanging="360"/>
         <w:jc w:val="both"/>
-        <w:rPr/>
-      </w:pPr>
-      <w:r>
-        <w:rPr>
-          <w:rtl w:val="0"/>
-        </w:rPr>
-        <w:t xml:space="preserve">[...]</w:t>
+        <w:rPr>
+          <w:u w:val="none"/>
+        </w:rPr>
+      </w:pPr>
+      <w:r>
+        <w:rPr>
+          <w:rtl w:val="0"/>
+        </w:rPr>
+        <w:t xml:space="preserve">El diseñador del producto se encarga de la parte externa y la apariencia de la maqueta. Cuando todo el hardware está terminado, este se encarga de crear la caja que mantendrá la parte del hardware oculta, dejando a la vista únicamente la matriz del abecedario y las luces que indican el carácter en este. Su objetivo es diseñar la caja que contenga el módulo, y mantener una estética de modo que solo sea visible módulos de entrada y las luces para el abecedario</w:t>
+      </w:r>
+    </w:p>
+    <w:p>
+      <w:pPr>
+        <w:numPr>
+          <w:ilvl w:val="0"/>
+          <w:numId w:val="2"/>
+        </w:numPr>
+        <w:spacing w:after="0" w:before="0" w:lineRule="auto"/>
+        <w:ind w:left="720" w:hanging="360"/>
+        <w:jc w:val="both"/>
+        <w:rPr>
+          <w:u w:val="none"/>
+        </w:rPr>
+      </w:pPr>
+      <w:r>
+        <w:rPr>
+          <w:rtl w:val="0"/>
+        </w:rPr>
+        <w:t xml:space="preserve">Tras finalizar ambas partes. Se aprovecha el tiempo previo antes de la documentación (establecido en el cronograma) para implementar nuevas ideas o detalles para el prototipo en general.</w:t>
+      </w:r>
+    </w:p>
+    <w:p>
+      <w:pPr>
+        <w:numPr>
+          <w:ilvl w:val="0"/>
+          <w:numId w:val="2"/>
+        </w:numPr>
+        <w:spacing w:after="0" w:before="0" w:lineRule="auto"/>
+        <w:ind w:left="720" w:hanging="360"/>
+        <w:jc w:val="both"/>
+        <w:rPr>
+          <w:u w:val="none"/>
+        </w:rPr>
+      </w:pPr>
+      <w:r>
+        <w:rPr>
+          <w:rtl w:val="0"/>
+        </w:rPr>
+        <w:t xml:space="preserve">En caso de que alguna de las partes no cumpla con lo que le corresponde, el otro integrante debe de ayudar solo sí este dispone de tiempo.</w:t>
+      </w:r>
+    </w:p>
+    <w:p>
+      <w:pPr>
+        <w:numPr>
+          <w:ilvl w:val="0"/>
+          <w:numId w:val="2"/>
+        </w:numPr>
+        <w:spacing w:after="0" w:before="0" w:lineRule="auto"/>
+        <w:ind w:left="720" w:hanging="360"/>
+        <w:jc w:val="both"/>
+        <w:rPr>
+          <w:u w:val="none"/>
+        </w:rPr>
+      </w:pPr>
+      <w:r>
+        <w:rPr>
+          <w:rtl w:val="0"/>
+        </w:rPr>
+        <w:t xml:space="preserve">Para los recursos del proyecto, ambas partes buscan tiendas en las cercanías del TEC y recomendaciones de conocidos. Finalmente cualquier gasto debe ser cubierto equitativamente por el equipo</w:t>
+      </w:r>
+    </w:p>
+    <w:p>
+      <w:pPr>
+        <w:numPr>
+          <w:ilvl w:val="0"/>
+          <w:numId w:val="2"/>
+        </w:numPr>
+        <w:spacing w:after="0" w:before="0" w:lineRule="auto"/>
+        <w:ind w:left="720" w:hanging="360"/>
+        <w:jc w:val="both"/>
+        <w:rPr>
+          <w:u w:val="none"/>
+        </w:rPr>
+      </w:pPr>
+      <w:r>
+        <w:rPr>
+          <w:rtl w:val="0"/>
+        </w:rPr>
+        <w:t xml:space="preserve">Realizar reuniones presenciales para verificar el funcionamiento del prototipo y sugerir cambios e ideas para este, y aplicarlos si ambas partes están de acuerdo.</w:t>
+      </w:r>
+    </w:p>
+    <w:p>
+      <w:pPr>
+        <w:numPr>
+          <w:ilvl w:val="0"/>
+          <w:numId w:val="2"/>
+        </w:numPr>
+        <w:spacing w:after="0" w:before="0" w:lineRule="auto"/>
+        <w:ind w:left="720" w:hanging="360"/>
+        <w:jc w:val="both"/>
+        <w:rPr>
+          <w:u w:val="none"/>
+        </w:rPr>
+      </w:pPr>
+      <w:r>
+        <w:rPr>
+          <w:rtl w:val="0"/>
+        </w:rPr>
+        <w:t xml:space="preserve">El encargado de la documentación del proyecto (El mismo que el diseñador de producto) deberá recibir la aprobación del otro integrante para dar por concluido la finalización de los documentos.</w:t>
       </w:r>
     </w:p>
     <w:p>
@@ -2438,119 +2767,294 @@
               <w:rPr>
                 <w:rtl w:val="0"/>
               </w:rPr>
-              <w:t xml:space="preserve">[...]</w:t>
-            </w:r>
-          </w:p>
-        </w:tc>
-        <w:tc>
-          <w:tcPr>
-            <w:tcBorders>
-              <w:top w:color="000000" w:space="0" w:sz="4" w:val="single"/>
-              <w:left w:color="000000" w:space="0" w:sz="4" w:val="single"/>
-              <w:bottom w:color="000000" w:space="0" w:sz="4" w:val="single"/>
-              <w:right w:color="000000" w:space="0" w:sz="4" w:val="single"/>
-            </w:tcBorders>
-            <w:tcMar>
-              <w:top w:w="100.0" w:type="dxa"/>
-              <w:left w:w="100.0" w:type="dxa"/>
-              <w:bottom w:w="100.0" w:type="dxa"/>
-              <w:right w:w="100.0" w:type="dxa"/>
-            </w:tcMar>
-            <w:vAlign w:val="top"/>
-          </w:tcPr>
-          <w:p>
-            <w:pPr>
-              <w:rPr/>
-            </w:pPr>
-            <w:r>
-              <w:rPr>
-                <w:rtl w:val="0"/>
-              </w:rPr>
-              <w:t xml:space="preserve">[...]</w:t>
-            </w:r>
-          </w:p>
-        </w:tc>
-        <w:tc>
-          <w:tcPr>
-            <w:tcBorders>
-              <w:top w:color="000000" w:space="0" w:sz="4" w:val="single"/>
-              <w:left w:color="000000" w:space="0" w:sz="4" w:val="single"/>
-              <w:bottom w:color="000000" w:space="0" w:sz="4" w:val="single"/>
-              <w:right w:color="000000" w:space="0" w:sz="4" w:val="single"/>
-            </w:tcBorders>
-            <w:tcMar>
-              <w:top w:w="100.0" w:type="dxa"/>
-              <w:left w:w="100.0" w:type="dxa"/>
-              <w:bottom w:w="100.0" w:type="dxa"/>
-              <w:right w:w="100.0" w:type="dxa"/>
-            </w:tcMar>
-            <w:vAlign w:val="top"/>
-          </w:tcPr>
-          <w:p>
-            <w:pPr>
-              <w:rPr/>
-            </w:pPr>
-            <w:r>
-              <w:rPr>
-                <w:rtl w:val="0"/>
-              </w:rPr>
-              <w:t xml:space="preserve">[...]</w:t>
-            </w:r>
-          </w:p>
-        </w:tc>
-        <w:tc>
-          <w:tcPr>
-            <w:tcBorders>
-              <w:top w:color="000000" w:space="0" w:sz="4" w:val="single"/>
-              <w:left w:color="000000" w:space="0" w:sz="4" w:val="single"/>
-              <w:bottom w:color="000000" w:space="0" w:sz="4" w:val="single"/>
-              <w:right w:color="000000" w:space="0" w:sz="4" w:val="single"/>
-            </w:tcBorders>
-            <w:tcMar>
-              <w:top w:w="100.0" w:type="dxa"/>
-              <w:left w:w="100.0" w:type="dxa"/>
-              <w:bottom w:w="100.0" w:type="dxa"/>
-              <w:right w:w="100.0" w:type="dxa"/>
-            </w:tcMar>
-            <w:vAlign w:val="top"/>
-          </w:tcPr>
-          <w:p>
-            <w:pPr>
-              <w:rPr/>
-            </w:pPr>
-            <w:r>
-              <w:rPr>
-                <w:rtl w:val="0"/>
-              </w:rPr>
-              <w:t xml:space="preserve">[...]</w:t>
-            </w:r>
-          </w:p>
-        </w:tc>
-        <w:tc>
-          <w:tcPr>
-            <w:tcBorders>
-              <w:top w:color="000000" w:space="0" w:sz="4" w:val="single"/>
-              <w:left w:color="000000" w:space="0" w:sz="4" w:val="single"/>
-              <w:bottom w:color="000000" w:space="0" w:sz="4" w:val="single"/>
-              <w:right w:color="000000" w:space="0" w:sz="4" w:val="single"/>
-            </w:tcBorders>
-            <w:tcMar>
-              <w:top w:w="100.0" w:type="dxa"/>
-              <w:left w:w="100.0" w:type="dxa"/>
-              <w:bottom w:w="100.0" w:type="dxa"/>
-              <w:right w:w="100.0" w:type="dxa"/>
-            </w:tcMar>
-            <w:vAlign w:val="top"/>
-          </w:tcPr>
-          <w:p>
-            <w:pPr>
-              <w:rPr/>
-            </w:pPr>
-            <w:r>
-              <w:rPr>
-                <w:rtl w:val="0"/>
-              </w:rPr>
-              <w:t xml:space="preserve">[...]</w:t>
+              <w:t xml:space="preserve">Reunión preliminar del proyecto</w:t>
+            </w:r>
+          </w:p>
+        </w:tc>
+        <w:tc>
+          <w:tcPr>
+            <w:tcBorders>
+              <w:top w:color="000000" w:space="0" w:sz="4" w:val="single"/>
+              <w:left w:color="000000" w:space="0" w:sz="4" w:val="single"/>
+              <w:bottom w:color="000000" w:space="0" w:sz="4" w:val="single"/>
+              <w:right w:color="000000" w:space="0" w:sz="4" w:val="single"/>
+            </w:tcBorders>
+            <w:tcMar>
+              <w:top w:w="100.0" w:type="dxa"/>
+              <w:left w:w="100.0" w:type="dxa"/>
+              <w:bottom w:w="100.0" w:type="dxa"/>
+              <w:right w:w="100.0" w:type="dxa"/>
+            </w:tcMar>
+            <w:vAlign w:val="top"/>
+          </w:tcPr>
+          <w:p>
+            <w:pPr>
+              <w:rPr/>
+            </w:pPr>
+            <w:r>
+              <w:rPr>
+                <w:rtl w:val="0"/>
+              </w:rPr>
+              <w:t xml:space="preserve">Todo el equipo</w:t>
+            </w:r>
+          </w:p>
+        </w:tc>
+        <w:tc>
+          <w:tcPr>
+            <w:tcBorders>
+              <w:top w:color="000000" w:space="0" w:sz="4" w:val="single"/>
+              <w:left w:color="000000" w:space="0" w:sz="4" w:val="single"/>
+              <w:bottom w:color="000000" w:space="0" w:sz="4" w:val="single"/>
+              <w:right w:color="000000" w:space="0" w:sz="4" w:val="single"/>
+            </w:tcBorders>
+            <w:tcMar>
+              <w:top w:w="100.0" w:type="dxa"/>
+              <w:left w:w="100.0" w:type="dxa"/>
+              <w:bottom w:w="100.0" w:type="dxa"/>
+              <w:right w:w="100.0" w:type="dxa"/>
+            </w:tcMar>
+            <w:vAlign w:val="top"/>
+          </w:tcPr>
+          <w:p>
+            <w:pPr>
+              <w:rPr/>
+            </w:pPr>
+            <w:r>
+              <w:rPr>
+                <w:rtl w:val="0"/>
+              </w:rPr>
+              <w:t xml:space="preserve">1 día</w:t>
+            </w:r>
+          </w:p>
+        </w:tc>
+        <w:tc>
+          <w:tcPr>
+            <w:tcBorders>
+              <w:top w:color="000000" w:space="0" w:sz="4" w:val="single"/>
+              <w:left w:color="000000" w:space="0" w:sz="4" w:val="single"/>
+              <w:bottom w:color="000000" w:space="0" w:sz="4" w:val="single"/>
+              <w:right w:color="000000" w:space="0" w:sz="4" w:val="single"/>
+            </w:tcBorders>
+            <w:tcMar>
+              <w:top w:w="100.0" w:type="dxa"/>
+              <w:left w:w="100.0" w:type="dxa"/>
+              <w:bottom w:w="100.0" w:type="dxa"/>
+              <w:right w:w="100.0" w:type="dxa"/>
+            </w:tcMar>
+            <w:vAlign w:val="top"/>
+          </w:tcPr>
+          <w:p>
+            <w:pPr>
+              <w:rPr/>
+            </w:pPr>
+            <w:r>
+              <w:rPr>
+                <w:rtl w:val="0"/>
+              </w:rPr>
+              <w:t xml:space="preserve">05/04/2026</w:t>
+            </w:r>
+          </w:p>
+        </w:tc>
+        <w:tc>
+          <w:tcPr>
+            <w:tcBorders>
+              <w:top w:color="000000" w:space="0" w:sz="4" w:val="single"/>
+              <w:left w:color="000000" w:space="0" w:sz="4" w:val="single"/>
+              <w:bottom w:color="000000" w:space="0" w:sz="4" w:val="single"/>
+              <w:right w:color="000000" w:space="0" w:sz="4" w:val="single"/>
+            </w:tcBorders>
+            <w:tcMar>
+              <w:top w:w="100.0" w:type="dxa"/>
+              <w:left w:w="100.0" w:type="dxa"/>
+              <w:bottom w:w="100.0" w:type="dxa"/>
+              <w:right w:w="100.0" w:type="dxa"/>
+            </w:tcMar>
+            <w:vAlign w:val="top"/>
+          </w:tcPr>
+          <w:p>
+            <w:pPr>
+              <w:rPr/>
+            </w:pPr>
+            <w:r>
+              <w:rPr>
+                <w:rtl w:val="0"/>
+              </w:rPr>
+              <w:t xml:space="preserve">05/04/2026</w:t>
+            </w:r>
+          </w:p>
+        </w:tc>
+      </w:tr>
+      <w:tr>
+        <w:trPr>
+          <w:cantSplit w:val="0"/>
+          <w:trHeight w:val="800" w:hRule="atLeast"/>
+          <w:tblHeader w:val="0"/>
+        </w:trPr>
+        <w:tc>
+          <w:tcPr>
+            <w:tcBorders>
+              <w:top w:color="000000" w:space="0" w:sz="4" w:val="single"/>
+              <w:left w:color="000000" w:space="0" w:sz="4" w:val="single"/>
+              <w:bottom w:color="000000" w:space="0" w:sz="4" w:val="single"/>
+              <w:right w:color="000000" w:space="0" w:sz="4" w:val="single"/>
+            </w:tcBorders>
+            <w:tcMar>
+              <w:top w:w="100.0" w:type="dxa"/>
+              <w:left w:w="100.0" w:type="dxa"/>
+              <w:bottom w:w="100.0" w:type="dxa"/>
+              <w:right w:w="100.0" w:type="dxa"/>
+            </w:tcMar>
+            <w:vAlign w:val="top"/>
+          </w:tcPr>
+          <w:p>
+            <w:pPr>
+              <w:rPr/>
+            </w:pPr>
+            <w:r>
+              <w:rPr>
+                <w:rtl w:val="0"/>
+              </w:rPr>
+              <w:t xml:space="preserve">2</w:t>
+            </w:r>
+          </w:p>
+        </w:tc>
+        <w:tc>
+          <w:tcPr>
+            <w:tcBorders>
+              <w:top w:color="000000" w:space="0" w:sz="4" w:val="single"/>
+              <w:left w:color="000000" w:space="0" w:sz="4" w:val="single"/>
+              <w:bottom w:color="000000" w:space="0" w:sz="4" w:val="single"/>
+              <w:right w:color="000000" w:space="0" w:sz="4" w:val="single"/>
+            </w:tcBorders>
+            <w:tcMar>
+              <w:top w:w="100.0" w:type="dxa"/>
+              <w:left w:w="100.0" w:type="dxa"/>
+              <w:bottom w:w="100.0" w:type="dxa"/>
+              <w:right w:w="100.0" w:type="dxa"/>
+            </w:tcMar>
+            <w:vAlign w:val="top"/>
+          </w:tcPr>
+          <w:p>
+            <w:pPr>
+              <w:rPr/>
+            </w:pPr>
+            <w:r>
+              <w:rPr>
+                <w:rtl w:val="0"/>
+              </w:rPr>
+              <w:t xml:space="preserve">Reunión de materiales para el proyecto</w:t>
+            </w:r>
+          </w:p>
+        </w:tc>
+        <w:tc>
+          <w:tcPr>
+            <w:tcBorders>
+              <w:top w:color="000000" w:space="0" w:sz="4" w:val="single"/>
+              <w:left w:color="000000" w:space="0" w:sz="4" w:val="single"/>
+              <w:bottom w:color="000000" w:space="0" w:sz="4" w:val="single"/>
+              <w:right w:color="000000" w:space="0" w:sz="4" w:val="single"/>
+            </w:tcBorders>
+            <w:tcMar>
+              <w:top w:w="100.0" w:type="dxa"/>
+              <w:left w:w="100.0" w:type="dxa"/>
+              <w:bottom w:w="100.0" w:type="dxa"/>
+              <w:right w:w="100.0" w:type="dxa"/>
+            </w:tcMar>
+            <w:vAlign w:val="top"/>
+          </w:tcPr>
+          <w:p>
+            <w:pPr>
+              <w:rPr/>
+            </w:pPr>
+            <w:r>
+              <w:rPr>
+                <w:rtl w:val="0"/>
+              </w:rPr>
+              <w:t xml:space="preserve">Todo el equipo</w:t>
+            </w:r>
+          </w:p>
+        </w:tc>
+        <w:tc>
+          <w:tcPr>
+            <w:tcBorders>
+              <w:top w:color="000000" w:space="0" w:sz="4" w:val="single"/>
+              <w:left w:color="000000" w:space="0" w:sz="4" w:val="single"/>
+              <w:bottom w:color="000000" w:space="0" w:sz="4" w:val="single"/>
+              <w:right w:color="000000" w:space="0" w:sz="4" w:val="single"/>
+            </w:tcBorders>
+            <w:tcMar>
+              <w:top w:w="100.0" w:type="dxa"/>
+              <w:left w:w="100.0" w:type="dxa"/>
+              <w:bottom w:w="100.0" w:type="dxa"/>
+              <w:right w:w="100.0" w:type="dxa"/>
+            </w:tcMar>
+            <w:vAlign w:val="top"/>
+          </w:tcPr>
+          <w:p>
+            <w:pPr>
+              <w:rPr/>
+            </w:pPr>
+            <w:r>
+              <w:rPr>
+                <w:rtl w:val="0"/>
+              </w:rPr>
+              <w:t xml:space="preserve">2 días</w:t>
+            </w:r>
+          </w:p>
+        </w:tc>
+        <w:tc>
+          <w:tcPr>
+            <w:tcBorders>
+              <w:top w:color="000000" w:space="0" w:sz="4" w:val="single"/>
+              <w:left w:color="000000" w:space="0" w:sz="4" w:val="single"/>
+              <w:bottom w:color="000000" w:space="0" w:sz="4" w:val="single"/>
+              <w:right w:color="000000" w:space="0" w:sz="4" w:val="single"/>
+            </w:tcBorders>
+            <w:tcMar>
+              <w:top w:w="100.0" w:type="dxa"/>
+              <w:left w:w="100.0" w:type="dxa"/>
+              <w:bottom w:w="100.0" w:type="dxa"/>
+              <w:right w:w="100.0" w:type="dxa"/>
+            </w:tcMar>
+            <w:vAlign w:val="top"/>
+          </w:tcPr>
+          <w:p>
+            <w:pPr>
+              <w:rPr/>
+            </w:pPr>
+            <w:r>
+              <w:rPr>
+                <w:rtl w:val="0"/>
+              </w:rPr>
+              <w:t xml:space="preserve">06/04/2026</w:t>
+            </w:r>
+          </w:p>
+        </w:tc>
+        <w:tc>
+          <w:tcPr>
+            <w:tcBorders>
+              <w:top w:color="000000" w:space="0" w:sz="4" w:val="single"/>
+              <w:left w:color="000000" w:space="0" w:sz="4" w:val="single"/>
+              <w:bottom w:color="000000" w:space="0" w:sz="4" w:val="single"/>
+              <w:right w:color="000000" w:space="0" w:sz="4" w:val="single"/>
+            </w:tcBorders>
+            <w:tcMar>
+              <w:top w:w="100.0" w:type="dxa"/>
+              <w:left w:w="100.0" w:type="dxa"/>
+              <w:bottom w:w="100.0" w:type="dxa"/>
+              <w:right w:w="100.0" w:type="dxa"/>
+            </w:tcMar>
+            <w:vAlign w:val="top"/>
+          </w:tcPr>
+          <w:p>
+            <w:pPr>
+              <w:rPr/>
+            </w:pPr>
+            <w:r>
+              <w:rPr>
+                <w:rtl w:val="0"/>
+              </w:rPr>
+              <w:t xml:space="preserve">07/04/2026</w:t>
             </w:r>
           </w:p>
         </w:tc>
@@ -2585,147 +3089,147 @@
               <w:rPr>
                 <w:rtl w:val="0"/>
               </w:rPr>
-              <w:t xml:space="preserve">2</w:t>
-            </w:r>
-          </w:p>
-        </w:tc>
-        <w:tc>
-          <w:tcPr>
-            <w:tcBorders>
-              <w:top w:color="000000" w:space="0" w:sz="4" w:val="single"/>
-              <w:left w:color="000000" w:space="0" w:sz="4" w:val="single"/>
-              <w:bottom w:color="000000" w:space="0" w:sz="4" w:val="single"/>
-              <w:right w:color="000000" w:space="0" w:sz="4" w:val="single"/>
-            </w:tcBorders>
-            <w:tcMar>
-              <w:top w:w="100.0" w:type="dxa"/>
-              <w:left w:w="100.0" w:type="dxa"/>
-              <w:bottom w:w="100.0" w:type="dxa"/>
-              <w:right w:w="100.0" w:type="dxa"/>
-            </w:tcMar>
-            <w:vAlign w:val="top"/>
-          </w:tcPr>
-          <w:p>
-            <w:pPr>
-              <w:rPr/>
-            </w:pPr>
-            <w:r>
-              <w:rPr>
-                <w:rtl w:val="0"/>
-              </w:rPr>
-              <w:t xml:space="preserve">[...]</w:t>
-            </w:r>
-          </w:p>
-        </w:tc>
-        <w:tc>
-          <w:tcPr>
-            <w:tcBorders>
-              <w:top w:color="000000" w:space="0" w:sz="4" w:val="single"/>
-              <w:left w:color="000000" w:space="0" w:sz="4" w:val="single"/>
-              <w:bottom w:color="000000" w:space="0" w:sz="4" w:val="single"/>
-              <w:right w:color="000000" w:space="0" w:sz="4" w:val="single"/>
-            </w:tcBorders>
-            <w:tcMar>
-              <w:top w:w="100.0" w:type="dxa"/>
-              <w:left w:w="100.0" w:type="dxa"/>
-              <w:bottom w:w="100.0" w:type="dxa"/>
-              <w:right w:w="100.0" w:type="dxa"/>
-            </w:tcMar>
-            <w:vAlign w:val="top"/>
-          </w:tcPr>
-          <w:p>
-            <w:pPr>
-              <w:rPr/>
-            </w:pPr>
-            <w:r>
-              <w:rPr>
-                <w:rtl w:val="0"/>
-              </w:rPr>
-              <w:t xml:space="preserve">[...]</w:t>
-            </w:r>
-          </w:p>
-        </w:tc>
-        <w:tc>
-          <w:tcPr>
-            <w:tcBorders>
-              <w:top w:color="000000" w:space="0" w:sz="4" w:val="single"/>
-              <w:left w:color="000000" w:space="0" w:sz="4" w:val="single"/>
-              <w:bottom w:color="000000" w:space="0" w:sz="4" w:val="single"/>
-              <w:right w:color="000000" w:space="0" w:sz="4" w:val="single"/>
-            </w:tcBorders>
-            <w:tcMar>
-              <w:top w:w="100.0" w:type="dxa"/>
-              <w:left w:w="100.0" w:type="dxa"/>
-              <w:bottom w:w="100.0" w:type="dxa"/>
-              <w:right w:w="100.0" w:type="dxa"/>
-            </w:tcMar>
-            <w:vAlign w:val="top"/>
-          </w:tcPr>
-          <w:p>
-            <w:pPr>
-              <w:rPr/>
-            </w:pPr>
-            <w:r>
-              <w:rPr>
-                <w:rtl w:val="0"/>
-              </w:rPr>
-              <w:t xml:space="preserve">[...]</w:t>
-            </w:r>
-          </w:p>
-        </w:tc>
-        <w:tc>
-          <w:tcPr>
-            <w:tcBorders>
-              <w:top w:color="000000" w:space="0" w:sz="4" w:val="single"/>
-              <w:left w:color="000000" w:space="0" w:sz="4" w:val="single"/>
-              <w:bottom w:color="000000" w:space="0" w:sz="4" w:val="single"/>
-              <w:right w:color="000000" w:space="0" w:sz="4" w:val="single"/>
-            </w:tcBorders>
-            <w:tcMar>
-              <w:top w:w="100.0" w:type="dxa"/>
-              <w:left w:w="100.0" w:type="dxa"/>
-              <w:bottom w:w="100.0" w:type="dxa"/>
-              <w:right w:w="100.0" w:type="dxa"/>
-            </w:tcMar>
-            <w:vAlign w:val="top"/>
-          </w:tcPr>
-          <w:p>
-            <w:pPr>
-              <w:rPr/>
-            </w:pPr>
-            <w:r>
-              <w:rPr>
-                <w:rtl w:val="0"/>
-              </w:rPr>
-              <w:t xml:space="preserve">[...]</w:t>
-            </w:r>
-          </w:p>
-        </w:tc>
-        <w:tc>
-          <w:tcPr>
-            <w:tcBorders>
-              <w:top w:color="000000" w:space="0" w:sz="4" w:val="single"/>
-              <w:left w:color="000000" w:space="0" w:sz="4" w:val="single"/>
-              <w:bottom w:color="000000" w:space="0" w:sz="4" w:val="single"/>
-              <w:right w:color="000000" w:space="0" w:sz="4" w:val="single"/>
-            </w:tcBorders>
-            <w:tcMar>
-              <w:top w:w="100.0" w:type="dxa"/>
-              <w:left w:w="100.0" w:type="dxa"/>
-              <w:bottom w:w="100.0" w:type="dxa"/>
-              <w:right w:w="100.0" w:type="dxa"/>
-            </w:tcMar>
-            <w:vAlign w:val="top"/>
-          </w:tcPr>
-          <w:p>
-            <w:pPr>
-              <w:rPr/>
-            </w:pPr>
-            <w:r>
-              <w:rPr>
-                <w:rtl w:val="0"/>
-              </w:rPr>
-              <w:t xml:space="preserve">[...]</w:t>
+              <w:t xml:space="preserve">3</w:t>
+            </w:r>
+          </w:p>
+        </w:tc>
+        <w:tc>
+          <w:tcPr>
+            <w:tcBorders>
+              <w:top w:color="000000" w:space="0" w:sz="4" w:val="single"/>
+              <w:left w:color="000000" w:space="0" w:sz="4" w:val="single"/>
+              <w:bottom w:color="000000" w:space="0" w:sz="4" w:val="single"/>
+              <w:right w:color="000000" w:space="0" w:sz="4" w:val="single"/>
+            </w:tcBorders>
+            <w:tcMar>
+              <w:top w:w="100.0" w:type="dxa"/>
+              <w:left w:w="100.0" w:type="dxa"/>
+              <w:bottom w:w="100.0" w:type="dxa"/>
+              <w:right w:w="100.0" w:type="dxa"/>
+            </w:tcMar>
+            <w:vAlign w:val="top"/>
+          </w:tcPr>
+          <w:p>
+            <w:pPr>
+              <w:rPr/>
+            </w:pPr>
+            <w:r>
+              <w:rPr>
+                <w:rtl w:val="0"/>
+              </w:rPr>
+              <w:t xml:space="preserve">Diseño preliminar del hardware</w:t>
+            </w:r>
+          </w:p>
+        </w:tc>
+        <w:tc>
+          <w:tcPr>
+            <w:tcBorders>
+              <w:top w:color="000000" w:space="0" w:sz="4" w:val="single"/>
+              <w:left w:color="000000" w:space="0" w:sz="4" w:val="single"/>
+              <w:bottom w:color="000000" w:space="0" w:sz="4" w:val="single"/>
+              <w:right w:color="000000" w:space="0" w:sz="4" w:val="single"/>
+            </w:tcBorders>
+            <w:tcMar>
+              <w:top w:w="100.0" w:type="dxa"/>
+              <w:left w:w="100.0" w:type="dxa"/>
+              <w:bottom w:w="100.0" w:type="dxa"/>
+              <w:right w:w="100.0" w:type="dxa"/>
+            </w:tcMar>
+            <w:vAlign w:val="top"/>
+          </w:tcPr>
+          <w:p>
+            <w:pPr>
+              <w:rPr/>
+            </w:pPr>
+            <w:r>
+              <w:rPr>
+                <w:rtl w:val="0"/>
+              </w:rPr>
+              <w:t xml:space="preserve">Desarrollador de software y hardware</w:t>
+            </w:r>
+          </w:p>
+        </w:tc>
+        <w:tc>
+          <w:tcPr>
+            <w:tcBorders>
+              <w:top w:color="000000" w:space="0" w:sz="4" w:val="single"/>
+              <w:left w:color="000000" w:space="0" w:sz="4" w:val="single"/>
+              <w:bottom w:color="000000" w:space="0" w:sz="4" w:val="single"/>
+              <w:right w:color="000000" w:space="0" w:sz="4" w:val="single"/>
+            </w:tcBorders>
+            <w:tcMar>
+              <w:top w:w="100.0" w:type="dxa"/>
+              <w:left w:w="100.0" w:type="dxa"/>
+              <w:bottom w:w="100.0" w:type="dxa"/>
+              <w:right w:w="100.0" w:type="dxa"/>
+            </w:tcMar>
+            <w:vAlign w:val="top"/>
+          </w:tcPr>
+          <w:p>
+            <w:pPr>
+              <w:rPr/>
+            </w:pPr>
+            <w:r>
+              <w:rPr>
+                <w:rtl w:val="0"/>
+              </w:rPr>
+              <w:t xml:space="preserve">5 días</w:t>
+            </w:r>
+          </w:p>
+        </w:tc>
+        <w:tc>
+          <w:tcPr>
+            <w:tcBorders>
+              <w:top w:color="000000" w:space="0" w:sz="4" w:val="single"/>
+              <w:left w:color="000000" w:space="0" w:sz="4" w:val="single"/>
+              <w:bottom w:color="000000" w:space="0" w:sz="4" w:val="single"/>
+              <w:right w:color="000000" w:space="0" w:sz="4" w:val="single"/>
+            </w:tcBorders>
+            <w:tcMar>
+              <w:top w:w="100.0" w:type="dxa"/>
+              <w:left w:w="100.0" w:type="dxa"/>
+              <w:bottom w:w="100.0" w:type="dxa"/>
+              <w:right w:w="100.0" w:type="dxa"/>
+            </w:tcMar>
+            <w:vAlign w:val="top"/>
+          </w:tcPr>
+          <w:p>
+            <w:pPr>
+              <w:rPr/>
+            </w:pPr>
+            <w:r>
+              <w:rPr>
+                <w:rtl w:val="0"/>
+              </w:rPr>
+              <w:t xml:space="preserve">08/04/2026</w:t>
+            </w:r>
+          </w:p>
+        </w:tc>
+        <w:tc>
+          <w:tcPr>
+            <w:tcBorders>
+              <w:top w:color="000000" w:space="0" w:sz="4" w:val="single"/>
+              <w:left w:color="000000" w:space="0" w:sz="4" w:val="single"/>
+              <w:bottom w:color="000000" w:space="0" w:sz="4" w:val="single"/>
+              <w:right w:color="000000" w:space="0" w:sz="4" w:val="single"/>
+            </w:tcBorders>
+            <w:tcMar>
+              <w:top w:w="100.0" w:type="dxa"/>
+              <w:left w:w="100.0" w:type="dxa"/>
+              <w:bottom w:w="100.0" w:type="dxa"/>
+              <w:right w:w="100.0" w:type="dxa"/>
+            </w:tcMar>
+            <w:vAlign w:val="top"/>
+          </w:tcPr>
+          <w:p>
+            <w:pPr>
+              <w:rPr/>
+            </w:pPr>
+            <w:r>
+              <w:rPr>
+                <w:rtl w:val="0"/>
+              </w:rPr>
+              <w:t xml:space="preserve">12/04/2026</w:t>
             </w:r>
           </w:p>
         </w:tc>
@@ -2760,147 +3264,147 @@
               <w:rPr>
                 <w:rtl w:val="0"/>
               </w:rPr>
-              <w:t xml:space="preserve">3</w:t>
-            </w:r>
-          </w:p>
-        </w:tc>
-        <w:tc>
-          <w:tcPr>
-            <w:tcBorders>
-              <w:top w:color="000000" w:space="0" w:sz="4" w:val="single"/>
-              <w:left w:color="000000" w:space="0" w:sz="4" w:val="single"/>
-              <w:bottom w:color="000000" w:space="0" w:sz="4" w:val="single"/>
-              <w:right w:color="000000" w:space="0" w:sz="4" w:val="single"/>
-            </w:tcBorders>
-            <w:tcMar>
-              <w:top w:w="100.0" w:type="dxa"/>
-              <w:left w:w="100.0" w:type="dxa"/>
-              <w:bottom w:w="100.0" w:type="dxa"/>
-              <w:right w:w="100.0" w:type="dxa"/>
-            </w:tcMar>
-            <w:vAlign w:val="top"/>
-          </w:tcPr>
-          <w:p>
-            <w:pPr>
-              <w:rPr/>
-            </w:pPr>
-            <w:r>
-              <w:rPr>
-                <w:rtl w:val="0"/>
-              </w:rPr>
-              <w:t xml:space="preserve">[...]</w:t>
-            </w:r>
-          </w:p>
-        </w:tc>
-        <w:tc>
-          <w:tcPr>
-            <w:tcBorders>
-              <w:top w:color="000000" w:space="0" w:sz="4" w:val="single"/>
-              <w:left w:color="000000" w:space="0" w:sz="4" w:val="single"/>
-              <w:bottom w:color="000000" w:space="0" w:sz="4" w:val="single"/>
-              <w:right w:color="000000" w:space="0" w:sz="4" w:val="single"/>
-            </w:tcBorders>
-            <w:tcMar>
-              <w:top w:w="100.0" w:type="dxa"/>
-              <w:left w:w="100.0" w:type="dxa"/>
-              <w:bottom w:w="100.0" w:type="dxa"/>
-              <w:right w:w="100.0" w:type="dxa"/>
-            </w:tcMar>
-            <w:vAlign w:val="top"/>
-          </w:tcPr>
-          <w:p>
-            <w:pPr>
-              <w:rPr/>
-            </w:pPr>
-            <w:r>
-              <w:rPr>
-                <w:rtl w:val="0"/>
-              </w:rPr>
-              <w:t xml:space="preserve">[...]</w:t>
-            </w:r>
-          </w:p>
-        </w:tc>
-        <w:tc>
-          <w:tcPr>
-            <w:tcBorders>
-              <w:top w:color="000000" w:space="0" w:sz="4" w:val="single"/>
-              <w:left w:color="000000" w:space="0" w:sz="4" w:val="single"/>
-              <w:bottom w:color="000000" w:space="0" w:sz="4" w:val="single"/>
-              <w:right w:color="000000" w:space="0" w:sz="4" w:val="single"/>
-            </w:tcBorders>
-            <w:tcMar>
-              <w:top w:w="100.0" w:type="dxa"/>
-              <w:left w:w="100.0" w:type="dxa"/>
-              <w:bottom w:w="100.0" w:type="dxa"/>
-              <w:right w:w="100.0" w:type="dxa"/>
-            </w:tcMar>
-            <w:vAlign w:val="top"/>
-          </w:tcPr>
-          <w:p>
-            <w:pPr>
-              <w:rPr/>
-            </w:pPr>
-            <w:r>
-              <w:rPr>
-                <w:rtl w:val="0"/>
-              </w:rPr>
-              <w:t xml:space="preserve">[...]</w:t>
-            </w:r>
-          </w:p>
-        </w:tc>
-        <w:tc>
-          <w:tcPr>
-            <w:tcBorders>
-              <w:top w:color="000000" w:space="0" w:sz="4" w:val="single"/>
-              <w:left w:color="000000" w:space="0" w:sz="4" w:val="single"/>
-              <w:bottom w:color="000000" w:space="0" w:sz="4" w:val="single"/>
-              <w:right w:color="000000" w:space="0" w:sz="4" w:val="single"/>
-            </w:tcBorders>
-            <w:tcMar>
-              <w:top w:w="100.0" w:type="dxa"/>
-              <w:left w:w="100.0" w:type="dxa"/>
-              <w:bottom w:w="100.0" w:type="dxa"/>
-              <w:right w:w="100.0" w:type="dxa"/>
-            </w:tcMar>
-            <w:vAlign w:val="top"/>
-          </w:tcPr>
-          <w:p>
-            <w:pPr>
-              <w:rPr/>
-            </w:pPr>
-            <w:r>
-              <w:rPr>
-                <w:rtl w:val="0"/>
-              </w:rPr>
-              <w:t xml:space="preserve">[...]</w:t>
-            </w:r>
-          </w:p>
-        </w:tc>
-        <w:tc>
-          <w:tcPr>
-            <w:tcBorders>
-              <w:top w:color="000000" w:space="0" w:sz="4" w:val="single"/>
-              <w:left w:color="000000" w:space="0" w:sz="4" w:val="single"/>
-              <w:bottom w:color="000000" w:space="0" w:sz="4" w:val="single"/>
-              <w:right w:color="000000" w:space="0" w:sz="4" w:val="single"/>
-            </w:tcBorders>
-            <w:tcMar>
-              <w:top w:w="100.0" w:type="dxa"/>
-              <w:left w:w="100.0" w:type="dxa"/>
-              <w:bottom w:w="100.0" w:type="dxa"/>
-              <w:right w:w="100.0" w:type="dxa"/>
-            </w:tcMar>
-            <w:vAlign w:val="top"/>
-          </w:tcPr>
-          <w:p>
-            <w:pPr>
-              <w:rPr/>
-            </w:pPr>
-            <w:r>
-              <w:rPr>
-                <w:rtl w:val="0"/>
-              </w:rPr>
-              <w:t xml:space="preserve">[...]</w:t>
+              <w:t xml:space="preserve">4</w:t>
+            </w:r>
+          </w:p>
+        </w:tc>
+        <w:tc>
+          <w:tcPr>
+            <w:tcBorders>
+              <w:top w:color="000000" w:space="0" w:sz="4" w:val="single"/>
+              <w:left w:color="000000" w:space="0" w:sz="4" w:val="single"/>
+              <w:bottom w:color="000000" w:space="0" w:sz="4" w:val="single"/>
+              <w:right w:color="000000" w:space="0" w:sz="4" w:val="single"/>
+            </w:tcBorders>
+            <w:tcMar>
+              <w:top w:w="100.0" w:type="dxa"/>
+              <w:left w:w="100.0" w:type="dxa"/>
+              <w:bottom w:w="100.0" w:type="dxa"/>
+              <w:right w:w="100.0" w:type="dxa"/>
+            </w:tcMar>
+            <w:vAlign w:val="top"/>
+          </w:tcPr>
+          <w:p>
+            <w:pPr>
+              <w:rPr/>
+            </w:pPr>
+            <w:r>
+              <w:rPr>
+                <w:rtl w:val="0"/>
+              </w:rPr>
+              <w:t xml:space="preserve">Diseño final del hardware</w:t>
+            </w:r>
+          </w:p>
+        </w:tc>
+        <w:tc>
+          <w:tcPr>
+            <w:tcBorders>
+              <w:top w:color="000000" w:space="0" w:sz="4" w:val="single"/>
+              <w:left w:color="000000" w:space="0" w:sz="4" w:val="single"/>
+              <w:bottom w:color="000000" w:space="0" w:sz="4" w:val="single"/>
+              <w:right w:color="000000" w:space="0" w:sz="4" w:val="single"/>
+            </w:tcBorders>
+            <w:tcMar>
+              <w:top w:w="100.0" w:type="dxa"/>
+              <w:left w:w="100.0" w:type="dxa"/>
+              <w:bottom w:w="100.0" w:type="dxa"/>
+              <w:right w:w="100.0" w:type="dxa"/>
+            </w:tcMar>
+            <w:vAlign w:val="top"/>
+          </w:tcPr>
+          <w:p>
+            <w:pPr>
+              <w:rPr/>
+            </w:pPr>
+            <w:r>
+              <w:rPr>
+                <w:rtl w:val="0"/>
+              </w:rPr>
+              <w:t xml:space="preserve">Desarrollador de software y hardware</w:t>
+            </w:r>
+          </w:p>
+        </w:tc>
+        <w:tc>
+          <w:tcPr>
+            <w:tcBorders>
+              <w:top w:color="000000" w:space="0" w:sz="4" w:val="single"/>
+              <w:left w:color="000000" w:space="0" w:sz="4" w:val="single"/>
+              <w:bottom w:color="000000" w:space="0" w:sz="4" w:val="single"/>
+              <w:right w:color="000000" w:space="0" w:sz="4" w:val="single"/>
+            </w:tcBorders>
+            <w:tcMar>
+              <w:top w:w="100.0" w:type="dxa"/>
+              <w:left w:w="100.0" w:type="dxa"/>
+              <w:bottom w:w="100.0" w:type="dxa"/>
+              <w:right w:w="100.0" w:type="dxa"/>
+            </w:tcMar>
+            <w:vAlign w:val="top"/>
+          </w:tcPr>
+          <w:p>
+            <w:pPr>
+              <w:rPr/>
+            </w:pPr>
+            <w:r>
+              <w:rPr>
+                <w:rtl w:val="0"/>
+              </w:rPr>
+              <w:t xml:space="preserve">4 días</w:t>
+            </w:r>
+          </w:p>
+        </w:tc>
+        <w:tc>
+          <w:tcPr>
+            <w:tcBorders>
+              <w:top w:color="000000" w:space="0" w:sz="4" w:val="single"/>
+              <w:left w:color="000000" w:space="0" w:sz="4" w:val="single"/>
+              <w:bottom w:color="000000" w:space="0" w:sz="4" w:val="single"/>
+              <w:right w:color="000000" w:space="0" w:sz="4" w:val="single"/>
+            </w:tcBorders>
+            <w:tcMar>
+              <w:top w:w="100.0" w:type="dxa"/>
+              <w:left w:w="100.0" w:type="dxa"/>
+              <w:bottom w:w="100.0" w:type="dxa"/>
+              <w:right w:w="100.0" w:type="dxa"/>
+            </w:tcMar>
+            <w:vAlign w:val="top"/>
+          </w:tcPr>
+          <w:p>
+            <w:pPr>
+              <w:rPr/>
+            </w:pPr>
+            <w:r>
+              <w:rPr>
+                <w:rtl w:val="0"/>
+              </w:rPr>
+              <w:t xml:space="preserve">13/04/2026</w:t>
+            </w:r>
+          </w:p>
+        </w:tc>
+        <w:tc>
+          <w:tcPr>
+            <w:tcBorders>
+              <w:top w:color="000000" w:space="0" w:sz="4" w:val="single"/>
+              <w:left w:color="000000" w:space="0" w:sz="4" w:val="single"/>
+              <w:bottom w:color="000000" w:space="0" w:sz="4" w:val="single"/>
+              <w:right w:color="000000" w:space="0" w:sz="4" w:val="single"/>
+            </w:tcBorders>
+            <w:tcMar>
+              <w:top w:w="100.0" w:type="dxa"/>
+              <w:left w:w="100.0" w:type="dxa"/>
+              <w:bottom w:w="100.0" w:type="dxa"/>
+              <w:right w:w="100.0" w:type="dxa"/>
+            </w:tcMar>
+            <w:vAlign w:val="top"/>
+          </w:tcPr>
+          <w:p>
+            <w:pPr>
+              <w:rPr/>
+            </w:pPr>
+            <w:r>
+              <w:rPr>
+                <w:rtl w:val="0"/>
+              </w:rPr>
+              <w:t xml:space="preserve">16/04/2026</w:t>
             </w:r>
           </w:p>
         </w:tc>
@@ -2935,7 +3439,357 @@
               <w:rPr>
                 <w:rtl w:val="0"/>
               </w:rPr>
-              <w:t xml:space="preserve">20</w:t>
+              <w:t xml:space="preserve">5</w:t>
+            </w:r>
+          </w:p>
+        </w:tc>
+        <w:tc>
+          <w:tcPr>
+            <w:tcBorders>
+              <w:top w:color="000000" w:space="0" w:sz="4" w:val="single"/>
+              <w:left w:color="000000" w:space="0" w:sz="4" w:val="single"/>
+              <w:bottom w:color="000000" w:space="0" w:sz="4" w:val="single"/>
+              <w:right w:color="000000" w:space="0" w:sz="4" w:val="single"/>
+            </w:tcBorders>
+            <w:tcMar>
+              <w:top w:w="100.0" w:type="dxa"/>
+              <w:left w:w="100.0" w:type="dxa"/>
+              <w:bottom w:w="100.0" w:type="dxa"/>
+              <w:right w:w="100.0" w:type="dxa"/>
+            </w:tcMar>
+            <w:vAlign w:val="top"/>
+          </w:tcPr>
+          <w:p>
+            <w:pPr>
+              <w:rPr/>
+            </w:pPr>
+            <w:r>
+              <w:rPr>
+                <w:rtl w:val="0"/>
+              </w:rPr>
+              <w:t xml:space="preserve">Diseño externo de la maqueta</w:t>
+            </w:r>
+          </w:p>
+        </w:tc>
+        <w:tc>
+          <w:tcPr>
+            <w:tcBorders>
+              <w:top w:color="000000" w:space="0" w:sz="4" w:val="single"/>
+              <w:left w:color="000000" w:space="0" w:sz="4" w:val="single"/>
+              <w:bottom w:color="000000" w:space="0" w:sz="4" w:val="single"/>
+              <w:right w:color="000000" w:space="0" w:sz="4" w:val="single"/>
+            </w:tcBorders>
+            <w:tcMar>
+              <w:top w:w="100.0" w:type="dxa"/>
+              <w:left w:w="100.0" w:type="dxa"/>
+              <w:bottom w:w="100.0" w:type="dxa"/>
+              <w:right w:w="100.0" w:type="dxa"/>
+            </w:tcMar>
+            <w:vAlign w:val="top"/>
+          </w:tcPr>
+          <w:p>
+            <w:pPr>
+              <w:rPr/>
+            </w:pPr>
+            <w:r>
+              <w:rPr>
+                <w:rtl w:val="0"/>
+              </w:rPr>
+              <w:t xml:space="preserve">Diseñador de producto</w:t>
+            </w:r>
+          </w:p>
+        </w:tc>
+        <w:tc>
+          <w:tcPr>
+            <w:tcBorders>
+              <w:top w:color="000000" w:space="0" w:sz="4" w:val="single"/>
+              <w:left w:color="000000" w:space="0" w:sz="4" w:val="single"/>
+              <w:bottom w:color="000000" w:space="0" w:sz="4" w:val="single"/>
+              <w:right w:color="000000" w:space="0" w:sz="4" w:val="single"/>
+            </w:tcBorders>
+            <w:tcMar>
+              <w:top w:w="100.0" w:type="dxa"/>
+              <w:left w:w="100.0" w:type="dxa"/>
+              <w:bottom w:w="100.0" w:type="dxa"/>
+              <w:right w:w="100.0" w:type="dxa"/>
+            </w:tcMar>
+            <w:vAlign w:val="top"/>
+          </w:tcPr>
+          <w:p>
+            <w:pPr>
+              <w:rPr/>
+            </w:pPr>
+            <w:r>
+              <w:rPr>
+                <w:rtl w:val="0"/>
+              </w:rPr>
+              <w:t xml:space="preserve">2 días</w:t>
+            </w:r>
+          </w:p>
+        </w:tc>
+        <w:tc>
+          <w:tcPr>
+            <w:tcBorders>
+              <w:top w:color="000000" w:space="0" w:sz="4" w:val="single"/>
+              <w:left w:color="000000" w:space="0" w:sz="4" w:val="single"/>
+              <w:bottom w:color="000000" w:space="0" w:sz="4" w:val="single"/>
+              <w:right w:color="000000" w:space="0" w:sz="4" w:val="single"/>
+            </w:tcBorders>
+            <w:tcMar>
+              <w:top w:w="100.0" w:type="dxa"/>
+              <w:left w:w="100.0" w:type="dxa"/>
+              <w:bottom w:w="100.0" w:type="dxa"/>
+              <w:right w:w="100.0" w:type="dxa"/>
+            </w:tcMar>
+            <w:vAlign w:val="top"/>
+          </w:tcPr>
+          <w:p>
+            <w:pPr>
+              <w:rPr/>
+            </w:pPr>
+            <w:r>
+              <w:rPr>
+                <w:rtl w:val="0"/>
+              </w:rPr>
+              <w:t xml:space="preserve">17/04/2026</w:t>
+            </w:r>
+          </w:p>
+        </w:tc>
+        <w:tc>
+          <w:tcPr>
+            <w:tcBorders>
+              <w:top w:color="000000" w:space="0" w:sz="4" w:val="single"/>
+              <w:left w:color="000000" w:space="0" w:sz="4" w:val="single"/>
+              <w:bottom w:color="000000" w:space="0" w:sz="4" w:val="single"/>
+              <w:right w:color="000000" w:space="0" w:sz="4" w:val="single"/>
+            </w:tcBorders>
+            <w:tcMar>
+              <w:top w:w="100.0" w:type="dxa"/>
+              <w:left w:w="100.0" w:type="dxa"/>
+              <w:bottom w:w="100.0" w:type="dxa"/>
+              <w:right w:w="100.0" w:type="dxa"/>
+            </w:tcMar>
+            <w:vAlign w:val="top"/>
+          </w:tcPr>
+          <w:p>
+            <w:pPr>
+              <w:rPr/>
+            </w:pPr>
+            <w:r>
+              <w:rPr>
+                <w:rtl w:val="0"/>
+              </w:rPr>
+              <w:t xml:space="preserve">18/04/2026</w:t>
+            </w:r>
+          </w:p>
+        </w:tc>
+      </w:tr>
+      <w:tr>
+        <w:trPr>
+          <w:cantSplit w:val="0"/>
+          <w:trHeight w:val="800" w:hRule="atLeast"/>
+          <w:tblHeader w:val="0"/>
+        </w:trPr>
+        <w:tc>
+          <w:tcPr>
+            <w:tcBorders>
+              <w:top w:color="000000" w:space="0" w:sz="4" w:val="single"/>
+              <w:left w:color="000000" w:space="0" w:sz="4" w:val="single"/>
+              <w:bottom w:color="000000" w:space="0" w:sz="4" w:val="single"/>
+              <w:right w:color="000000" w:space="0" w:sz="4" w:val="single"/>
+            </w:tcBorders>
+            <w:tcMar>
+              <w:top w:w="100.0" w:type="dxa"/>
+              <w:left w:w="100.0" w:type="dxa"/>
+              <w:bottom w:w="100.0" w:type="dxa"/>
+              <w:right w:w="100.0" w:type="dxa"/>
+            </w:tcMar>
+            <w:vAlign w:val="top"/>
+          </w:tcPr>
+          <w:p>
+            <w:pPr>
+              <w:rPr/>
+            </w:pPr>
+            <w:r>
+              <w:rPr>
+                <w:rtl w:val="0"/>
+              </w:rPr>
+              <w:t xml:space="preserve">6</w:t>
+            </w:r>
+          </w:p>
+        </w:tc>
+        <w:tc>
+          <w:tcPr>
+            <w:tcBorders>
+              <w:top w:color="000000" w:space="0" w:sz="4" w:val="single"/>
+              <w:left w:color="000000" w:space="0" w:sz="4" w:val="single"/>
+              <w:bottom w:color="000000" w:space="0" w:sz="4" w:val="single"/>
+              <w:right w:color="000000" w:space="0" w:sz="4" w:val="single"/>
+            </w:tcBorders>
+            <w:tcMar>
+              <w:top w:w="100.0" w:type="dxa"/>
+              <w:left w:w="100.0" w:type="dxa"/>
+              <w:bottom w:w="100.0" w:type="dxa"/>
+              <w:right w:w="100.0" w:type="dxa"/>
+            </w:tcMar>
+            <w:vAlign w:val="top"/>
+          </w:tcPr>
+          <w:p>
+            <w:pPr>
+              <w:rPr/>
+            </w:pPr>
+            <w:r>
+              <w:rPr>
+                <w:rtl w:val="0"/>
+              </w:rPr>
+              <w:t xml:space="preserve">Adiciones y correcciones al prototipo</w:t>
+            </w:r>
+          </w:p>
+        </w:tc>
+        <w:tc>
+          <w:tcPr>
+            <w:tcBorders>
+              <w:top w:color="000000" w:space="0" w:sz="4" w:val="single"/>
+              <w:left w:color="000000" w:space="0" w:sz="4" w:val="single"/>
+              <w:bottom w:color="000000" w:space="0" w:sz="4" w:val="single"/>
+              <w:right w:color="000000" w:space="0" w:sz="4" w:val="single"/>
+            </w:tcBorders>
+            <w:tcMar>
+              <w:top w:w="100.0" w:type="dxa"/>
+              <w:left w:w="100.0" w:type="dxa"/>
+              <w:bottom w:w="100.0" w:type="dxa"/>
+              <w:right w:w="100.0" w:type="dxa"/>
+            </w:tcMar>
+            <w:vAlign w:val="top"/>
+          </w:tcPr>
+          <w:p>
+            <w:pPr>
+              <w:rPr/>
+            </w:pPr>
+            <w:r>
+              <w:rPr>
+                <w:rtl w:val="0"/>
+              </w:rPr>
+              <w:t xml:space="preserve">Todo el equipo</w:t>
+            </w:r>
+          </w:p>
+        </w:tc>
+        <w:tc>
+          <w:tcPr>
+            <w:tcBorders>
+              <w:top w:color="000000" w:space="0" w:sz="4" w:val="single"/>
+              <w:left w:color="000000" w:space="0" w:sz="4" w:val="single"/>
+              <w:bottom w:color="000000" w:space="0" w:sz="4" w:val="single"/>
+              <w:right w:color="000000" w:space="0" w:sz="4" w:val="single"/>
+            </w:tcBorders>
+            <w:tcMar>
+              <w:top w:w="100.0" w:type="dxa"/>
+              <w:left w:w="100.0" w:type="dxa"/>
+              <w:bottom w:w="100.0" w:type="dxa"/>
+              <w:right w:w="100.0" w:type="dxa"/>
+            </w:tcMar>
+            <w:vAlign w:val="top"/>
+          </w:tcPr>
+          <w:p>
+            <w:pPr>
+              <w:rPr/>
+            </w:pPr>
+            <w:r>
+              <w:rPr>
+                <w:rtl w:val="0"/>
+              </w:rPr>
+              <w:t xml:space="preserve">5 días</w:t>
+            </w:r>
+          </w:p>
+        </w:tc>
+        <w:tc>
+          <w:tcPr>
+            <w:tcBorders>
+              <w:top w:color="000000" w:space="0" w:sz="4" w:val="single"/>
+              <w:left w:color="000000" w:space="0" w:sz="4" w:val="single"/>
+              <w:bottom w:color="000000" w:space="0" w:sz="4" w:val="single"/>
+              <w:right w:color="000000" w:space="0" w:sz="4" w:val="single"/>
+            </w:tcBorders>
+            <w:tcMar>
+              <w:top w:w="100.0" w:type="dxa"/>
+              <w:left w:w="100.0" w:type="dxa"/>
+              <w:bottom w:w="100.0" w:type="dxa"/>
+              <w:right w:w="100.0" w:type="dxa"/>
+            </w:tcMar>
+            <w:vAlign w:val="top"/>
+          </w:tcPr>
+          <w:p>
+            <w:pPr>
+              <w:rPr/>
+            </w:pPr>
+            <w:r>
+              <w:rPr>
+                <w:rtl w:val="0"/>
+              </w:rPr>
+              <w:t xml:space="preserve">19/04/2026</w:t>
+            </w:r>
+          </w:p>
+        </w:tc>
+        <w:tc>
+          <w:tcPr>
+            <w:tcBorders>
+              <w:top w:color="000000" w:space="0" w:sz="4" w:val="single"/>
+              <w:left w:color="000000" w:space="0" w:sz="4" w:val="single"/>
+              <w:bottom w:color="000000" w:space="0" w:sz="4" w:val="single"/>
+              <w:right w:color="000000" w:space="0" w:sz="4" w:val="single"/>
+            </w:tcBorders>
+            <w:tcMar>
+              <w:top w:w="100.0" w:type="dxa"/>
+              <w:left w:w="100.0" w:type="dxa"/>
+              <w:bottom w:w="100.0" w:type="dxa"/>
+              <w:right w:w="100.0" w:type="dxa"/>
+            </w:tcMar>
+            <w:vAlign w:val="top"/>
+          </w:tcPr>
+          <w:p>
+            <w:pPr>
+              <w:rPr/>
+            </w:pPr>
+            <w:r>
+              <w:rPr>
+                <w:rtl w:val="0"/>
+              </w:rPr>
+              <w:t xml:space="preserve">23/04/2026</w:t>
+            </w:r>
+          </w:p>
+        </w:tc>
+      </w:tr>
+      <w:tr>
+        <w:trPr>
+          <w:cantSplit w:val="0"/>
+          <w:trHeight w:val="800" w:hRule="atLeast"/>
+          <w:tblHeader w:val="0"/>
+        </w:trPr>
+        <w:tc>
+          <w:tcPr>
+            <w:tcBorders>
+              <w:top w:color="000000" w:space="0" w:sz="4" w:val="single"/>
+              <w:left w:color="000000" w:space="0" w:sz="4" w:val="single"/>
+              <w:bottom w:color="000000" w:space="0" w:sz="4" w:val="single"/>
+              <w:right w:color="000000" w:space="0" w:sz="4" w:val="single"/>
+            </w:tcBorders>
+            <w:tcMar>
+              <w:top w:w="100.0" w:type="dxa"/>
+              <w:left w:w="100.0" w:type="dxa"/>
+              <w:bottom w:w="100.0" w:type="dxa"/>
+              <w:right w:w="100.0" w:type="dxa"/>
+            </w:tcMar>
+            <w:vAlign w:val="top"/>
+          </w:tcPr>
+          <w:p>
+            <w:pPr>
+              <w:rPr/>
+            </w:pPr>
+            <w:r>
+              <w:rPr>
+                <w:rtl w:val="0"/>
+              </w:rPr>
+              <w:t xml:space="preserve">7</w:t>
             </w:r>
           </w:p>
         </w:tc>
@@ -2991,91 +3845,91 @@
               <w:rPr>
                 <w:rtl w:val="0"/>
               </w:rPr>
-              <w:t xml:space="preserve">Todo el equipo</w:t>
-            </w:r>
-          </w:p>
-        </w:tc>
-        <w:tc>
-          <w:tcPr>
-            <w:tcBorders>
-              <w:top w:color="000000" w:space="0" w:sz="4" w:val="single"/>
-              <w:left w:color="000000" w:space="0" w:sz="4" w:val="single"/>
-              <w:bottom w:color="000000" w:space="0" w:sz="4" w:val="single"/>
-              <w:right w:color="000000" w:space="0" w:sz="4" w:val="single"/>
-            </w:tcBorders>
-            <w:tcMar>
-              <w:top w:w="100.0" w:type="dxa"/>
-              <w:left w:w="100.0" w:type="dxa"/>
-              <w:bottom w:w="100.0" w:type="dxa"/>
-              <w:right w:w="100.0" w:type="dxa"/>
-            </w:tcMar>
-            <w:vAlign w:val="top"/>
-          </w:tcPr>
-          <w:p>
-            <w:pPr>
-              <w:rPr/>
-            </w:pPr>
-            <w:r>
-              <w:rPr>
-                <w:rtl w:val="0"/>
-              </w:rPr>
-              <w:t xml:space="preserve">3 días</w:t>
-            </w:r>
-          </w:p>
-        </w:tc>
-        <w:tc>
-          <w:tcPr>
-            <w:tcBorders>
-              <w:top w:color="000000" w:space="0" w:sz="4" w:val="single"/>
-              <w:left w:color="000000" w:space="0" w:sz="4" w:val="single"/>
-              <w:bottom w:color="000000" w:space="0" w:sz="4" w:val="single"/>
-              <w:right w:color="000000" w:space="0" w:sz="4" w:val="single"/>
-            </w:tcBorders>
-            <w:tcMar>
-              <w:top w:w="100.0" w:type="dxa"/>
-              <w:left w:w="100.0" w:type="dxa"/>
-              <w:bottom w:w="100.0" w:type="dxa"/>
-              <w:right w:w="100.0" w:type="dxa"/>
-            </w:tcMar>
-            <w:vAlign w:val="top"/>
-          </w:tcPr>
-          <w:p>
-            <w:pPr>
-              <w:rPr/>
-            </w:pPr>
-            <w:r>
-              <w:rPr>
-                <w:rtl w:val="0"/>
-              </w:rPr>
-              <w:t xml:space="preserve">[...]</w:t>
-            </w:r>
-          </w:p>
-        </w:tc>
-        <w:tc>
-          <w:tcPr>
-            <w:tcBorders>
-              <w:top w:color="000000" w:space="0" w:sz="4" w:val="single"/>
-              <w:left w:color="000000" w:space="0" w:sz="4" w:val="single"/>
-              <w:bottom w:color="000000" w:space="0" w:sz="4" w:val="single"/>
-              <w:right w:color="000000" w:space="0" w:sz="4" w:val="single"/>
-            </w:tcBorders>
-            <w:tcMar>
-              <w:top w:w="100.0" w:type="dxa"/>
-              <w:left w:w="100.0" w:type="dxa"/>
-              <w:bottom w:w="100.0" w:type="dxa"/>
-              <w:right w:w="100.0" w:type="dxa"/>
-            </w:tcMar>
-            <w:vAlign w:val="top"/>
-          </w:tcPr>
-          <w:p>
-            <w:pPr>
-              <w:rPr/>
-            </w:pPr>
-            <w:r>
-              <w:rPr>
-                <w:rtl w:val="0"/>
-              </w:rPr>
-              <w:t xml:space="preserve">[...]</w:t>
+              <w:t xml:space="preserve">Encargado de documentación</w:t>
+            </w:r>
+          </w:p>
+        </w:tc>
+        <w:tc>
+          <w:tcPr>
+            <w:tcBorders>
+              <w:top w:color="000000" w:space="0" w:sz="4" w:val="single"/>
+              <w:left w:color="000000" w:space="0" w:sz="4" w:val="single"/>
+              <w:bottom w:color="000000" w:space="0" w:sz="4" w:val="single"/>
+              <w:right w:color="000000" w:space="0" w:sz="4" w:val="single"/>
+            </w:tcBorders>
+            <w:tcMar>
+              <w:top w:w="100.0" w:type="dxa"/>
+              <w:left w:w="100.0" w:type="dxa"/>
+              <w:bottom w:w="100.0" w:type="dxa"/>
+              <w:right w:w="100.0" w:type="dxa"/>
+            </w:tcMar>
+            <w:vAlign w:val="top"/>
+          </w:tcPr>
+          <w:p>
+            <w:pPr>
+              <w:rPr/>
+            </w:pPr>
+            <w:r>
+              <w:rPr>
+                <w:rtl w:val="0"/>
+              </w:rPr>
+              <w:t xml:space="preserve">5 días</w:t>
+            </w:r>
+          </w:p>
+        </w:tc>
+        <w:tc>
+          <w:tcPr>
+            <w:tcBorders>
+              <w:top w:color="000000" w:space="0" w:sz="4" w:val="single"/>
+              <w:left w:color="000000" w:space="0" w:sz="4" w:val="single"/>
+              <w:bottom w:color="000000" w:space="0" w:sz="4" w:val="single"/>
+              <w:right w:color="000000" w:space="0" w:sz="4" w:val="single"/>
+            </w:tcBorders>
+            <w:tcMar>
+              <w:top w:w="100.0" w:type="dxa"/>
+              <w:left w:w="100.0" w:type="dxa"/>
+              <w:bottom w:w="100.0" w:type="dxa"/>
+              <w:right w:w="100.0" w:type="dxa"/>
+            </w:tcMar>
+            <w:vAlign w:val="top"/>
+          </w:tcPr>
+          <w:p>
+            <w:pPr>
+              <w:rPr/>
+            </w:pPr>
+            <w:r>
+              <w:rPr>
+                <w:rtl w:val="0"/>
+              </w:rPr>
+              <w:t xml:space="preserve">24/04/2026</w:t>
+            </w:r>
+          </w:p>
+        </w:tc>
+        <w:tc>
+          <w:tcPr>
+            <w:tcBorders>
+              <w:top w:color="000000" w:space="0" w:sz="4" w:val="single"/>
+              <w:left w:color="000000" w:space="0" w:sz="4" w:val="single"/>
+              <w:bottom w:color="000000" w:space="0" w:sz="4" w:val="single"/>
+              <w:right w:color="000000" w:space="0" w:sz="4" w:val="single"/>
+            </w:tcBorders>
+            <w:tcMar>
+              <w:top w:w="100.0" w:type="dxa"/>
+              <w:left w:w="100.0" w:type="dxa"/>
+              <w:bottom w:w="100.0" w:type="dxa"/>
+              <w:right w:w="100.0" w:type="dxa"/>
+            </w:tcMar>
+            <w:vAlign w:val="top"/>
+          </w:tcPr>
+          <w:p>
+            <w:pPr>
+              <w:rPr/>
+            </w:pPr>
+            <w:r>
+              <w:rPr>
+                <w:rtl w:val="0"/>
+              </w:rPr>
+              <w:t xml:space="preserve">28/04/2026</w:t>
             </w:r>
           </w:p>
         </w:tc>
@@ -3110,7 +3964,7 @@
               <w:rPr>
                 <w:rtl w:val="0"/>
               </w:rPr>
-              <w:t xml:space="preserve">21</w:t>
+              <w:t xml:space="preserve">8</w:t>
             </w:r>
           </w:p>
         </w:tc>
@@ -3222,35 +4076,35 @@
               <w:rPr>
                 <w:rtl w:val="0"/>
               </w:rPr>
-              <w:t xml:space="preserve">[...]</w:t>
-            </w:r>
-          </w:p>
-        </w:tc>
-        <w:tc>
-          <w:tcPr>
-            <w:tcBorders>
-              <w:top w:color="000000" w:space="0" w:sz="4" w:val="single"/>
-              <w:left w:color="000000" w:space="0" w:sz="4" w:val="single"/>
-              <w:bottom w:color="000000" w:space="0" w:sz="4" w:val="single"/>
-              <w:right w:color="000000" w:space="0" w:sz="4" w:val="single"/>
-            </w:tcBorders>
-            <w:tcMar>
-              <w:top w:w="100.0" w:type="dxa"/>
-              <w:left w:w="100.0" w:type="dxa"/>
-              <w:bottom w:w="100.0" w:type="dxa"/>
-              <w:right w:w="100.0" w:type="dxa"/>
-            </w:tcMar>
-            <w:vAlign w:val="top"/>
-          </w:tcPr>
-          <w:p>
-            <w:pPr>
-              <w:rPr/>
-            </w:pPr>
-            <w:r>
-              <w:rPr>
-                <w:rtl w:val="0"/>
-              </w:rPr>
-              <w:t xml:space="preserve">[...]</w:t>
+              <w:t xml:space="preserve">29/04/2026</w:t>
+            </w:r>
+          </w:p>
+        </w:tc>
+        <w:tc>
+          <w:tcPr>
+            <w:tcBorders>
+              <w:top w:color="000000" w:space="0" w:sz="4" w:val="single"/>
+              <w:left w:color="000000" w:space="0" w:sz="4" w:val="single"/>
+              <w:bottom w:color="000000" w:space="0" w:sz="4" w:val="single"/>
+              <w:right w:color="000000" w:space="0" w:sz="4" w:val="single"/>
+            </w:tcBorders>
+            <w:tcMar>
+              <w:top w:w="100.0" w:type="dxa"/>
+              <w:left w:w="100.0" w:type="dxa"/>
+              <w:bottom w:w="100.0" w:type="dxa"/>
+              <w:right w:w="100.0" w:type="dxa"/>
+            </w:tcMar>
+            <w:vAlign w:val="top"/>
+          </w:tcPr>
+          <w:p>
+            <w:pPr>
+              <w:rPr/>
+            </w:pPr>
+            <w:r>
+              <w:rPr>
+                <w:rtl w:val="0"/>
+              </w:rPr>
+              <w:t xml:space="preserve">29/04/2026</w:t>
             </w:r>
           </w:p>
         </w:tc>
@@ -3285,35 +4139,35 @@
               <w:rPr>
                 <w:rtl w:val="0"/>
               </w:rPr>
-              <w:t xml:space="preserve">22</w:t>
-            </w:r>
-          </w:p>
-        </w:tc>
-        <w:tc>
-          <w:tcPr>
-            <w:tcBorders>
-              <w:top w:color="000000" w:space="0" w:sz="4" w:val="single"/>
-              <w:left w:color="000000" w:space="0" w:sz="4" w:val="single"/>
-              <w:bottom w:color="000000" w:space="0" w:sz="4" w:val="single"/>
-              <w:right w:color="000000" w:space="0" w:sz="4" w:val="single"/>
-            </w:tcBorders>
-            <w:tcMar>
-              <w:top w:w="100.0" w:type="dxa"/>
-              <w:left w:w="100.0" w:type="dxa"/>
-              <w:bottom w:w="100.0" w:type="dxa"/>
-              <w:right w:w="100.0" w:type="dxa"/>
-            </w:tcMar>
-            <w:vAlign w:val="top"/>
-          </w:tcPr>
-          <w:p>
-            <w:pPr>
-              <w:rPr/>
-            </w:pPr>
-            <w:r>
-              <w:rPr>
-                <w:rtl w:val="0"/>
-              </w:rPr>
-              <w:t xml:space="preserve">Entrega final del prototipo completo</w:t>
+              <w:t xml:space="preserve">9</w:t>
+            </w:r>
+          </w:p>
+        </w:tc>
+        <w:tc>
+          <w:tcPr>
+            <w:tcBorders>
+              <w:top w:color="000000" w:space="0" w:sz="4" w:val="single"/>
+              <w:left w:color="000000" w:space="0" w:sz="4" w:val="single"/>
+              <w:bottom w:color="000000" w:space="0" w:sz="4" w:val="single"/>
+              <w:right w:color="000000" w:space="0" w:sz="4" w:val="single"/>
+            </w:tcBorders>
+            <w:tcMar>
+              <w:top w:w="100.0" w:type="dxa"/>
+              <w:left w:w="100.0" w:type="dxa"/>
+              <w:bottom w:w="100.0" w:type="dxa"/>
+              <w:right w:w="100.0" w:type="dxa"/>
+            </w:tcMar>
+            <w:vAlign w:val="top"/>
+          </w:tcPr>
+          <w:p>
+            <w:pPr>
+              <w:rPr/>
+            </w:pPr>
+            <w:r>
+              <w:rPr>
+                <w:rtl w:val="0"/>
+              </w:rPr>
+              <w:t xml:space="preserve">Entrega final del prototipo y documentación completo</w:t>
             </w:r>
           </w:p>
         </w:tc>
@@ -3397,35 +4251,35 @@
               <w:rPr>
                 <w:rtl w:val="0"/>
               </w:rPr>
-              <w:t xml:space="preserve">[...]</w:t>
-            </w:r>
-          </w:p>
-        </w:tc>
-        <w:tc>
-          <w:tcPr>
-            <w:tcBorders>
-              <w:top w:color="000000" w:space="0" w:sz="4" w:val="single"/>
-              <w:left w:color="000000" w:space="0" w:sz="4" w:val="single"/>
-              <w:bottom w:color="000000" w:space="0" w:sz="4" w:val="single"/>
-              <w:right w:color="000000" w:space="0" w:sz="4" w:val="single"/>
-            </w:tcBorders>
-            <w:tcMar>
-              <w:top w:w="100.0" w:type="dxa"/>
-              <w:left w:w="100.0" w:type="dxa"/>
-              <w:bottom w:w="100.0" w:type="dxa"/>
-              <w:right w:w="100.0" w:type="dxa"/>
-            </w:tcMar>
-            <w:vAlign w:val="top"/>
-          </w:tcPr>
-          <w:p>
-            <w:pPr>
-              <w:rPr/>
-            </w:pPr>
-            <w:r>
-              <w:rPr>
-                <w:rtl w:val="0"/>
-              </w:rPr>
-              <w:t xml:space="preserve">[...]</w:t>
+              <w:t xml:space="preserve">30/04/2026</w:t>
+            </w:r>
+          </w:p>
+        </w:tc>
+        <w:tc>
+          <w:tcPr>
+            <w:tcBorders>
+              <w:top w:color="000000" w:space="0" w:sz="4" w:val="single"/>
+              <w:left w:color="000000" w:space="0" w:sz="4" w:val="single"/>
+              <w:bottom w:color="000000" w:space="0" w:sz="4" w:val="single"/>
+              <w:right w:color="000000" w:space="0" w:sz="4" w:val="single"/>
+            </w:tcBorders>
+            <w:tcMar>
+              <w:top w:w="100.0" w:type="dxa"/>
+              <w:left w:w="100.0" w:type="dxa"/>
+              <w:bottom w:w="100.0" w:type="dxa"/>
+              <w:right w:w="100.0" w:type="dxa"/>
+            </w:tcMar>
+            <w:vAlign w:val="top"/>
+          </w:tcPr>
+          <w:p>
+            <w:pPr>
+              <w:rPr/>
+            </w:pPr>
+            <w:r>
+              <w:rPr>
+                <w:rtl w:val="0"/>
+              </w:rPr>
+              <w:t xml:space="preserve">30/04/2026</w:t>
             </w:r>
           </w:p>
         </w:tc>
@@ -3433,99 +4287,36 @@
     </w:tbl>
     <w:p>
       <w:pPr>
+        <w:pStyle w:val="Heading1"/>
+        <w:rPr/>
+      </w:pPr>
+      <w:bookmarkStart w:colFirst="0" w:colLast="0" w:name="_heading=h.i7p3gsn3m3wh" w:id="11"/>
+      <w:bookmarkEnd w:id="11"/>
+      <w:r>
+        <w:rPr>
+          <w:rtl w:val="0"/>
+        </w:rPr>
+        <w:t xml:space="preserve">6. </w:t>
+      </w:r>
+      <w:r>
+        <w:rPr>
+          <w:rtl w:val="0"/>
+        </w:rPr>
+        <w:t xml:space="preserve">Bitácora</w:t>
+      </w:r>
+      <w:r>
+        <w:rPr>
+          <w:rtl w:val="0"/>
+        </w:rPr>
+      </w:r>
+    </w:p>
+    <w:p>
+      <w:pPr>
         <w:pStyle w:val="Heading3"/>
         <w:rPr/>
       </w:pPr>
-      <w:bookmarkStart w:colFirst="0" w:colLast="0" w:name="_heading=h.g4nqgoki86ww" w:id="11"/>
-      <w:bookmarkEnd w:id="11"/>
-      <w:r>
-        <w:rPr>
-          <w:rtl w:val="0"/>
-        </w:rPr>
-      </w:r>
-    </w:p>
-    <w:p>
-      <w:pPr>
-        <w:rPr/>
-      </w:pPr>
-      <w:r>
-        <w:rPr>
-          <w:rtl w:val="0"/>
-        </w:rPr>
-      </w:r>
-    </w:p>
-    <w:p>
-      <w:pPr>
-        <w:rPr/>
-      </w:pPr>
-      <w:r>
-        <w:rPr>
-          <w:rtl w:val="0"/>
-        </w:rPr>
-      </w:r>
-    </w:p>
-    <w:p>
-      <w:pPr>
-        <w:rPr/>
-      </w:pPr>
-      <w:r>
-        <w:rPr>
-          <w:rtl w:val="0"/>
-        </w:rPr>
-      </w:r>
-    </w:p>
-    <w:p>
-      <w:pPr>
-        <w:rPr/>
-      </w:pPr>
-      <w:r>
-        <w:rPr>
-          <w:rtl w:val="0"/>
-        </w:rPr>
-      </w:r>
-    </w:p>
-    <w:p>
-      <w:pPr>
-        <w:pStyle w:val="Heading2"/>
-        <w:rPr/>
-      </w:pPr>
-      <w:bookmarkStart w:colFirst="0" w:colLast="0" w:name="_heading=h.hwb4lrezkzjr" w:id="12"/>
+      <w:bookmarkStart w:colFirst="0" w:colLast="0" w:name="_heading=h.hi0uz7oagzux" w:id="12"/>
       <w:bookmarkEnd w:id="12"/>
-      <w:r>
-        <w:br w:type="page"/>
-      </w:r>
-      <w:r>
-        <w:rPr>
-          <w:rtl w:val="0"/>
-        </w:rPr>
-      </w:r>
-    </w:p>
-    <w:p>
-      <w:pPr>
-        <w:pStyle w:val="Heading1"/>
-        <w:rPr/>
-      </w:pPr>
-      <w:bookmarkStart w:colFirst="0" w:colLast="0" w:name="_heading=h.i7p3gsn3m3wh" w:id="13"/>
-      <w:bookmarkEnd w:id="13"/>
-      <w:r>
-        <w:rPr>
-          <w:rtl w:val="0"/>
-        </w:rPr>
-        <w:t xml:space="preserve">6. Bitácora</w:t>
-      </w:r>
-      <w:r>
-        <w:rPr>
-          <w:rtl w:val="0"/>
-        </w:rPr>
-      </w:r>
-    </w:p>
-    <w:p>
-      <w:pPr>
-        <w:pStyle w:val="Heading3"/>
-        <w:rPr/>
-      </w:pPr>
-      <w:bookmarkStart w:colFirst="0" w:colLast="0" w:name="_heading=h.hi0uz7oagzux" w:id="14"/>
-      <w:bookmarkEnd w:id="14"/>
       <w:r>
         <w:rPr>
           <w:rtl w:val="0"/>
@@ -3535,8 +4326,9 @@
     <w:tbl>
       <w:tblPr>
         <w:tblStyle w:val="Table3"/>
-        <w:tblW w:w="9435.0" w:type="dxa"/>
+        <w:tblW w:w="9825.0" w:type="dxa"/>
         <w:jc w:val="left"/>
+        <w:tblInd w:w="-120.0" w:type="dxa"/>
         <w:tblBorders>
           <w:top w:color="000000" w:space="0" w:sz="4" w:val="single"/>
           <w:left w:color="000000" w:space="0" w:sz="4" w:val="single"/>
@@ -3549,22 +4341,22 @@
         <w:tblLook w:val="0600"/>
       </w:tblPr>
       <w:tblGrid>
-        <w:gridCol w:w="1245"/>
         <w:gridCol w:w="1365"/>
-        <w:gridCol w:w="1140"/>
-        <w:gridCol w:w="1065"/>
-        <w:gridCol w:w="1530"/>
-        <w:gridCol w:w="1395"/>
-        <w:gridCol w:w="1695"/>
+        <w:gridCol w:w="1380"/>
+        <w:gridCol w:w="1230"/>
+        <w:gridCol w:w="1095"/>
+        <w:gridCol w:w="1575"/>
+        <w:gridCol w:w="1440"/>
+        <w:gridCol w:w="1740"/>
         <w:tblGridChange w:id="0">
           <w:tblGrid>
-            <w:gridCol w:w="1245"/>
             <w:gridCol w:w="1365"/>
-            <w:gridCol w:w="1140"/>
-            <w:gridCol w:w="1065"/>
-            <w:gridCol w:w="1530"/>
-            <w:gridCol w:w="1395"/>
-            <w:gridCol w:w="1695"/>
+            <w:gridCol w:w="1380"/>
+            <w:gridCol w:w="1230"/>
+            <w:gridCol w:w="1095"/>
+            <w:gridCol w:w="1575"/>
+            <w:gridCol w:w="1440"/>
+            <w:gridCol w:w="1740"/>
           </w:tblGrid>
         </w:tblGridChange>
       </w:tblGrid>
@@ -3802,233 +4594,2826 @@
           </w:tcPr>
           <w:p>
             <w:pPr>
-              <w:rPr>
-                <w:sz w:val="20"/>
-                <w:szCs w:val="20"/>
-              </w:rPr>
-            </w:pPr>
-            <w:r>
-              <w:rPr>
-                <w:rtl w:val="0"/>
-              </w:rPr>
-              <w:t xml:space="preserve">[...]</w:t>
-            </w:r>
-            <w:r>
-              <w:rPr>
-                <w:rtl w:val="0"/>
-              </w:rPr>
-            </w:r>
-          </w:p>
-        </w:tc>
-        <w:tc>
-          <w:tcPr>
-            <w:tcBorders>
-              <w:top w:color="000000" w:space="0" w:sz="4" w:val="single"/>
-              <w:left w:color="000000" w:space="0" w:sz="4" w:val="single"/>
-              <w:bottom w:color="000000" w:space="0" w:sz="4" w:val="single"/>
-              <w:right w:color="000000" w:space="0" w:sz="4" w:val="single"/>
-            </w:tcBorders>
-            <w:tcMar>
-              <w:top w:w="100.0" w:type="dxa"/>
-              <w:left w:w="100.0" w:type="dxa"/>
-              <w:bottom w:w="100.0" w:type="dxa"/>
-              <w:right w:w="100.0" w:type="dxa"/>
-            </w:tcMar>
-            <w:vAlign w:val="top"/>
-          </w:tcPr>
-          <w:p>
-            <w:pPr>
-              <w:rPr>
-                <w:sz w:val="20"/>
-                <w:szCs w:val="20"/>
-              </w:rPr>
-            </w:pPr>
-            <w:r>
-              <w:rPr>
-                <w:rtl w:val="0"/>
-              </w:rPr>
-              <w:t xml:space="preserve">[...]</w:t>
-            </w:r>
-            <w:r>
-              <w:rPr>
-                <w:rtl w:val="0"/>
-              </w:rPr>
-            </w:r>
-          </w:p>
-        </w:tc>
-        <w:tc>
-          <w:tcPr>
-            <w:tcBorders>
-              <w:top w:color="000000" w:space="0" w:sz="4" w:val="single"/>
-              <w:left w:color="000000" w:space="0" w:sz="4" w:val="single"/>
-              <w:bottom w:color="000000" w:space="0" w:sz="4" w:val="single"/>
-              <w:right w:color="000000" w:space="0" w:sz="4" w:val="single"/>
-            </w:tcBorders>
-            <w:tcMar>
-              <w:top w:w="100.0" w:type="dxa"/>
-              <w:left w:w="100.0" w:type="dxa"/>
-              <w:bottom w:w="100.0" w:type="dxa"/>
-              <w:right w:w="100.0" w:type="dxa"/>
-            </w:tcMar>
-            <w:vAlign w:val="top"/>
-          </w:tcPr>
-          <w:p>
-            <w:pPr>
-              <w:rPr>
-                <w:sz w:val="20"/>
-                <w:szCs w:val="20"/>
-              </w:rPr>
-            </w:pPr>
-            <w:r>
-              <w:rPr>
-                <w:rtl w:val="0"/>
-              </w:rPr>
-              <w:t xml:space="preserve">[...]</w:t>
-            </w:r>
-            <w:r>
-              <w:rPr>
-                <w:rtl w:val="0"/>
-              </w:rPr>
-            </w:r>
-          </w:p>
-        </w:tc>
-        <w:tc>
-          <w:tcPr>
-            <w:tcBorders>
-              <w:top w:color="000000" w:space="0" w:sz="4" w:val="single"/>
-              <w:left w:color="000000" w:space="0" w:sz="4" w:val="single"/>
-              <w:bottom w:color="000000" w:space="0" w:sz="4" w:val="single"/>
-              <w:right w:color="000000" w:space="0" w:sz="4" w:val="single"/>
-            </w:tcBorders>
-            <w:tcMar>
-              <w:top w:w="100.0" w:type="dxa"/>
-              <w:left w:w="100.0" w:type="dxa"/>
-              <w:bottom w:w="100.0" w:type="dxa"/>
-              <w:right w:w="100.0" w:type="dxa"/>
-            </w:tcMar>
-            <w:vAlign w:val="top"/>
-          </w:tcPr>
-          <w:p>
-            <w:pPr>
-              <w:rPr>
-                <w:sz w:val="20"/>
-                <w:szCs w:val="20"/>
-              </w:rPr>
-            </w:pPr>
-            <w:r>
-              <w:rPr>
-                <w:rtl w:val="0"/>
-              </w:rPr>
-              <w:t xml:space="preserve">[...]</w:t>
-            </w:r>
-            <w:r>
-              <w:rPr>
-                <w:rtl w:val="0"/>
-              </w:rPr>
-            </w:r>
-          </w:p>
-        </w:tc>
-        <w:tc>
-          <w:tcPr>
-            <w:tcBorders>
-              <w:top w:color="000000" w:space="0" w:sz="4" w:val="single"/>
-              <w:left w:color="000000" w:space="0" w:sz="4" w:val="single"/>
-              <w:bottom w:color="000000" w:space="0" w:sz="4" w:val="single"/>
-              <w:right w:color="000000" w:space="0" w:sz="4" w:val="single"/>
-            </w:tcBorders>
-            <w:tcMar>
-              <w:top w:w="100.0" w:type="dxa"/>
-              <w:left w:w="100.0" w:type="dxa"/>
-              <w:bottom w:w="100.0" w:type="dxa"/>
-              <w:right w:w="100.0" w:type="dxa"/>
-            </w:tcMar>
-            <w:vAlign w:val="top"/>
-          </w:tcPr>
-          <w:p>
-            <w:pPr>
-              <w:rPr>
-                <w:sz w:val="20"/>
-                <w:szCs w:val="20"/>
-              </w:rPr>
-            </w:pPr>
-            <w:r>
-              <w:rPr>
-                <w:rtl w:val="0"/>
-              </w:rPr>
-              <w:t xml:space="preserve">[...]</w:t>
-            </w:r>
-            <w:r>
-              <w:rPr>
-                <w:rtl w:val="0"/>
-              </w:rPr>
-            </w:r>
-          </w:p>
-        </w:tc>
-        <w:tc>
-          <w:tcPr>
-            <w:tcBorders>
-              <w:top w:color="000000" w:space="0" w:sz="4" w:val="single"/>
-              <w:left w:color="000000" w:space="0" w:sz="4" w:val="single"/>
-              <w:bottom w:color="000000" w:space="0" w:sz="4" w:val="single"/>
-              <w:right w:color="000000" w:space="0" w:sz="4" w:val="single"/>
-            </w:tcBorders>
-            <w:tcMar>
-              <w:top w:w="100.0" w:type="dxa"/>
-              <w:left w:w="100.0" w:type="dxa"/>
-              <w:bottom w:w="100.0" w:type="dxa"/>
-              <w:right w:w="100.0" w:type="dxa"/>
-            </w:tcMar>
-            <w:vAlign w:val="top"/>
-          </w:tcPr>
-          <w:p>
-            <w:pPr>
-              <w:rPr>
-                <w:sz w:val="20"/>
-                <w:szCs w:val="20"/>
-              </w:rPr>
-            </w:pPr>
-            <w:r>
-              <w:rPr>
-                <w:rtl w:val="0"/>
-              </w:rPr>
-              <w:t xml:space="preserve">[...]</w:t>
-            </w:r>
-            <w:r>
-              <w:rPr>
-                <w:rtl w:val="0"/>
-              </w:rPr>
-            </w:r>
-          </w:p>
-        </w:tc>
-        <w:tc>
-          <w:tcPr>
-            <w:tcBorders>
-              <w:top w:color="000000" w:space="0" w:sz="4" w:val="single"/>
-              <w:left w:color="000000" w:space="0" w:sz="4" w:val="single"/>
-              <w:bottom w:color="000000" w:space="0" w:sz="4" w:val="single"/>
-              <w:right w:color="000000" w:space="0" w:sz="4" w:val="single"/>
-            </w:tcBorders>
-            <w:tcMar>
-              <w:top w:w="100.0" w:type="dxa"/>
-              <w:left w:w="100.0" w:type="dxa"/>
-              <w:bottom w:w="100.0" w:type="dxa"/>
-              <w:right w:w="100.0" w:type="dxa"/>
-            </w:tcMar>
-            <w:vAlign w:val="top"/>
-          </w:tcPr>
-          <w:p>
-            <w:pPr>
-              <w:rPr>
-                <w:sz w:val="20"/>
-                <w:szCs w:val="20"/>
-              </w:rPr>
-            </w:pPr>
-            <w:r>
-              <w:rPr>
-                <w:rtl w:val="0"/>
-              </w:rPr>
-              <w:t xml:space="preserve">[...]</w:t>
-            </w:r>
+              <w:rPr/>
+            </w:pPr>
+            <w:r>
+              <w:rPr>
+                <w:rtl w:val="0"/>
+              </w:rPr>
+              <w:t xml:space="preserve">05/04/2026</w:t>
+            </w:r>
+            <w:r>
+              <w:rPr>
+                <w:rtl w:val="0"/>
+              </w:rPr>
+            </w:r>
+          </w:p>
+        </w:tc>
+        <w:tc>
+          <w:tcPr>
+            <w:tcBorders>
+              <w:top w:color="000000" w:space="0" w:sz="4" w:val="single"/>
+              <w:left w:color="000000" w:space="0" w:sz="4" w:val="single"/>
+              <w:bottom w:color="000000" w:space="0" w:sz="4" w:val="single"/>
+              <w:right w:color="000000" w:space="0" w:sz="4" w:val="single"/>
+            </w:tcBorders>
+            <w:tcMar>
+              <w:top w:w="100.0" w:type="dxa"/>
+              <w:left w:w="100.0" w:type="dxa"/>
+              <w:bottom w:w="100.0" w:type="dxa"/>
+              <w:right w:w="100.0" w:type="dxa"/>
+            </w:tcMar>
+            <w:vAlign w:val="top"/>
+          </w:tcPr>
+          <w:p>
+            <w:pPr>
+              <w:rPr/>
+            </w:pPr>
+            <w:r>
+              <w:rPr>
+                <w:rtl w:val="0"/>
+              </w:rPr>
+              <w:t xml:space="preserve">Todo el equipo</w:t>
+            </w:r>
+          </w:p>
+        </w:tc>
+        <w:tc>
+          <w:tcPr>
+            <w:tcBorders>
+              <w:top w:color="000000" w:space="0" w:sz="4" w:val="single"/>
+              <w:left w:color="000000" w:space="0" w:sz="4" w:val="single"/>
+              <w:bottom w:color="000000" w:space="0" w:sz="4" w:val="single"/>
+              <w:right w:color="000000" w:space="0" w:sz="4" w:val="single"/>
+            </w:tcBorders>
+            <w:tcMar>
+              <w:top w:w="100.0" w:type="dxa"/>
+              <w:left w:w="100.0" w:type="dxa"/>
+              <w:bottom w:w="100.0" w:type="dxa"/>
+              <w:right w:w="100.0" w:type="dxa"/>
+            </w:tcMar>
+            <w:vAlign w:val="top"/>
+          </w:tcPr>
+          <w:p>
+            <w:pPr>
+              <w:rPr/>
+            </w:pPr>
+            <w:r>
+              <w:rPr>
+                <w:rtl w:val="0"/>
+              </w:rPr>
+              <w:t xml:space="preserve">Organización preliminar del proyecto</w:t>
+            </w:r>
+            <w:r>
+              <w:rPr>
+                <w:rtl w:val="0"/>
+              </w:rPr>
+            </w:r>
+          </w:p>
+        </w:tc>
+        <w:tc>
+          <w:tcPr>
+            <w:tcBorders>
+              <w:top w:color="000000" w:space="0" w:sz="4" w:val="single"/>
+              <w:left w:color="000000" w:space="0" w:sz="4" w:val="single"/>
+              <w:bottom w:color="000000" w:space="0" w:sz="4" w:val="single"/>
+              <w:right w:color="000000" w:space="0" w:sz="4" w:val="single"/>
+            </w:tcBorders>
+            <w:tcMar>
+              <w:top w:w="100.0" w:type="dxa"/>
+              <w:left w:w="100.0" w:type="dxa"/>
+              <w:bottom w:w="100.0" w:type="dxa"/>
+              <w:right w:w="100.0" w:type="dxa"/>
+            </w:tcMar>
+            <w:vAlign w:val="top"/>
+          </w:tcPr>
+          <w:p>
+            <w:pPr>
+              <w:rPr/>
+            </w:pPr>
+            <w:r>
+              <w:rPr>
+                <w:rtl w:val="0"/>
+              </w:rPr>
+              <w:t xml:space="preserve">2 Horas</w:t>
+            </w:r>
+          </w:p>
+        </w:tc>
+        <w:tc>
+          <w:tcPr>
+            <w:tcBorders>
+              <w:top w:color="000000" w:space="0" w:sz="4" w:val="single"/>
+              <w:left w:color="000000" w:space="0" w:sz="4" w:val="single"/>
+              <w:bottom w:color="000000" w:space="0" w:sz="4" w:val="single"/>
+              <w:right w:color="000000" w:space="0" w:sz="4" w:val="single"/>
+            </w:tcBorders>
+            <w:tcMar>
+              <w:top w:w="100.0" w:type="dxa"/>
+              <w:left w:w="100.0" w:type="dxa"/>
+              <w:bottom w:w="100.0" w:type="dxa"/>
+              <w:right w:w="100.0" w:type="dxa"/>
+            </w:tcMar>
+            <w:vAlign w:val="top"/>
+          </w:tcPr>
+          <w:p>
+            <w:pPr>
+              <w:rPr/>
+            </w:pPr>
+            <w:r>
+              <w:rPr>
+                <w:rtl w:val="0"/>
+              </w:rPr>
+              <w:t xml:space="preserve">Telegram</w:t>
+            </w:r>
+          </w:p>
+        </w:tc>
+        <w:tc>
+          <w:tcPr>
+            <w:tcBorders>
+              <w:top w:color="000000" w:space="0" w:sz="4" w:val="single"/>
+              <w:left w:color="000000" w:space="0" w:sz="4" w:val="single"/>
+              <w:bottom w:color="000000" w:space="0" w:sz="4" w:val="single"/>
+              <w:right w:color="000000" w:space="0" w:sz="4" w:val="single"/>
+            </w:tcBorders>
+            <w:tcMar>
+              <w:top w:w="100.0" w:type="dxa"/>
+              <w:left w:w="100.0" w:type="dxa"/>
+              <w:bottom w:w="100.0" w:type="dxa"/>
+              <w:right w:w="100.0" w:type="dxa"/>
+            </w:tcMar>
+            <w:vAlign w:val="top"/>
+          </w:tcPr>
+          <w:p>
+            <w:pPr>
+              <w:rPr/>
+            </w:pPr>
+            <w:r>
+              <w:rPr>
+                <w:rtl w:val="0"/>
+              </w:rPr>
+              <w:t xml:space="preserve">Se consolidó el equipo de proyecto</w:t>
+            </w:r>
+          </w:p>
+        </w:tc>
+        <w:tc>
+          <w:tcPr>
+            <w:tcBorders>
+              <w:top w:color="000000" w:space="0" w:sz="4" w:val="single"/>
+              <w:left w:color="000000" w:space="0" w:sz="4" w:val="single"/>
+              <w:bottom w:color="000000" w:space="0" w:sz="4" w:val="single"/>
+              <w:right w:color="000000" w:space="0" w:sz="4" w:val="single"/>
+            </w:tcBorders>
+            <w:tcMar>
+              <w:top w:w="100.0" w:type="dxa"/>
+              <w:left w:w="100.0" w:type="dxa"/>
+              <w:bottom w:w="100.0" w:type="dxa"/>
+              <w:right w:w="100.0" w:type="dxa"/>
+            </w:tcMar>
+            <w:vAlign w:val="top"/>
+          </w:tcPr>
+          <w:p>
+            <w:pPr>
+              <w:rPr/>
+            </w:pPr>
+            <w:r>
+              <w:rPr>
+                <w:rtl w:val="0"/>
+              </w:rPr>
+              <w:t xml:space="preserve">Quedan pendientes consultas con el profesor</w:t>
+            </w:r>
+          </w:p>
+        </w:tc>
+      </w:tr>
+      <w:tr>
+        <w:trPr>
+          <w:cantSplit w:val="0"/>
+          <w:trHeight w:val="1686.865234375" w:hRule="atLeast"/>
+          <w:tblHeader w:val="0"/>
+        </w:trPr>
+        <w:tc>
+          <w:tcPr>
+            <w:tcBorders>
+              <w:top w:color="000000" w:space="0" w:sz="4" w:val="single"/>
+              <w:left w:color="000000" w:space="0" w:sz="4" w:val="single"/>
+              <w:bottom w:color="000000" w:space="0" w:sz="4" w:val="single"/>
+              <w:right w:color="000000" w:space="0" w:sz="4" w:val="single"/>
+            </w:tcBorders>
+            <w:tcMar>
+              <w:top w:w="100.0" w:type="dxa"/>
+              <w:left w:w="100.0" w:type="dxa"/>
+              <w:bottom w:w="100.0" w:type="dxa"/>
+              <w:right w:w="100.0" w:type="dxa"/>
+            </w:tcMar>
+            <w:vAlign w:val="top"/>
+          </w:tcPr>
+          <w:p>
+            <w:pPr>
+              <w:rPr/>
+            </w:pPr>
+            <w:r>
+              <w:rPr>
+                <w:rtl w:val="0"/>
+              </w:rPr>
+              <w:t xml:space="preserve">10/04/2026</w:t>
+            </w:r>
+          </w:p>
+        </w:tc>
+        <w:tc>
+          <w:tcPr>
+            <w:tcBorders>
+              <w:top w:color="000000" w:space="0" w:sz="4" w:val="single"/>
+              <w:left w:color="000000" w:space="0" w:sz="4" w:val="single"/>
+              <w:bottom w:color="000000" w:space="0" w:sz="4" w:val="single"/>
+              <w:right w:color="000000" w:space="0" w:sz="4" w:val="single"/>
+            </w:tcBorders>
+            <w:tcMar>
+              <w:top w:w="100.0" w:type="dxa"/>
+              <w:left w:w="100.0" w:type="dxa"/>
+              <w:bottom w:w="100.0" w:type="dxa"/>
+              <w:right w:w="100.0" w:type="dxa"/>
+            </w:tcMar>
+            <w:vAlign w:val="top"/>
+          </w:tcPr>
+          <w:p>
+            <w:pPr>
+              <w:rPr/>
+            </w:pPr>
+            <w:r>
+              <w:rPr>
+                <w:rtl w:val="0"/>
+              </w:rPr>
+              <w:t xml:space="preserve">Todo el equipo</w:t>
+            </w:r>
+          </w:p>
+        </w:tc>
+        <w:tc>
+          <w:tcPr>
+            <w:tcBorders>
+              <w:top w:color="000000" w:space="0" w:sz="4" w:val="single"/>
+              <w:left w:color="000000" w:space="0" w:sz="4" w:val="single"/>
+              <w:bottom w:color="000000" w:space="0" w:sz="4" w:val="single"/>
+              <w:right w:color="000000" w:space="0" w:sz="4" w:val="single"/>
+            </w:tcBorders>
+            <w:tcMar>
+              <w:top w:w="100.0" w:type="dxa"/>
+              <w:left w:w="100.0" w:type="dxa"/>
+              <w:bottom w:w="100.0" w:type="dxa"/>
+              <w:right w:w="100.0" w:type="dxa"/>
+            </w:tcMar>
+            <w:vAlign w:val="top"/>
+          </w:tcPr>
+          <w:p>
+            <w:pPr>
+              <w:rPr/>
+            </w:pPr>
+            <w:r>
+              <w:rPr>
+                <w:rtl w:val="0"/>
+              </w:rPr>
+              <w:t xml:space="preserve">Evaluar componentes de hardware necesarios</w:t>
+            </w:r>
+          </w:p>
+        </w:tc>
+        <w:tc>
+          <w:tcPr>
+            <w:tcBorders>
+              <w:top w:color="000000" w:space="0" w:sz="4" w:val="single"/>
+              <w:left w:color="000000" w:space="0" w:sz="4" w:val="single"/>
+              <w:bottom w:color="000000" w:space="0" w:sz="4" w:val="single"/>
+              <w:right w:color="000000" w:space="0" w:sz="4" w:val="single"/>
+            </w:tcBorders>
+            <w:tcMar>
+              <w:top w:w="100.0" w:type="dxa"/>
+              <w:left w:w="100.0" w:type="dxa"/>
+              <w:bottom w:w="100.0" w:type="dxa"/>
+              <w:right w:w="100.0" w:type="dxa"/>
+            </w:tcMar>
+            <w:vAlign w:val="top"/>
+          </w:tcPr>
+          <w:p>
+            <w:pPr>
+              <w:rPr/>
+            </w:pPr>
+            <w:r>
+              <w:rPr>
+                <w:rtl w:val="0"/>
+              </w:rPr>
+              <w:t xml:space="preserve">3 Horas</w:t>
+            </w:r>
+          </w:p>
+        </w:tc>
+        <w:tc>
+          <w:tcPr>
+            <w:tcBorders>
+              <w:top w:color="000000" w:space="0" w:sz="4" w:val="single"/>
+              <w:left w:color="000000" w:space="0" w:sz="4" w:val="single"/>
+              <w:bottom w:color="000000" w:space="0" w:sz="4" w:val="single"/>
+              <w:right w:color="000000" w:space="0" w:sz="4" w:val="single"/>
+            </w:tcBorders>
+            <w:tcMar>
+              <w:top w:w="100.0" w:type="dxa"/>
+              <w:left w:w="100.0" w:type="dxa"/>
+              <w:bottom w:w="100.0" w:type="dxa"/>
+              <w:right w:w="100.0" w:type="dxa"/>
+            </w:tcMar>
+            <w:vAlign w:val="top"/>
+          </w:tcPr>
+          <w:p>
+            <w:pPr>
+              <w:rPr/>
+            </w:pPr>
+            <w:r>
+              <w:rPr>
+                <w:rtl w:val="0"/>
+              </w:rPr>
+              <w:t xml:space="preserve">Telegram</w:t>
+            </w:r>
+          </w:p>
+        </w:tc>
+        <w:tc>
+          <w:tcPr>
+            <w:tcBorders>
+              <w:top w:color="000000" w:space="0" w:sz="4" w:val="single"/>
+              <w:left w:color="000000" w:space="0" w:sz="4" w:val="single"/>
+              <w:bottom w:color="000000" w:space="0" w:sz="4" w:val="single"/>
+              <w:right w:color="000000" w:space="0" w:sz="4" w:val="single"/>
+            </w:tcBorders>
+            <w:tcMar>
+              <w:top w:w="100.0" w:type="dxa"/>
+              <w:left w:w="100.0" w:type="dxa"/>
+              <w:bottom w:w="100.0" w:type="dxa"/>
+              <w:right w:w="100.0" w:type="dxa"/>
+            </w:tcMar>
+            <w:vAlign w:val="top"/>
+          </w:tcPr>
+          <w:p>
+            <w:pPr>
+              <w:rPr/>
+            </w:pPr>
+            <w:r>
+              <w:rPr>
+                <w:rtl w:val="0"/>
+              </w:rPr>
+              <w:t xml:space="preserve">Se obtuvieron tiendas y alternativas a estas para conseguir componentes</w:t>
+            </w:r>
+          </w:p>
+        </w:tc>
+        <w:tc>
+          <w:tcPr>
+            <w:tcBorders>
+              <w:top w:color="000000" w:space="0" w:sz="4" w:val="single"/>
+              <w:left w:color="000000" w:space="0" w:sz="4" w:val="single"/>
+              <w:bottom w:color="000000" w:space="0" w:sz="4" w:val="single"/>
+              <w:right w:color="000000" w:space="0" w:sz="4" w:val="single"/>
+            </w:tcBorders>
+            <w:tcMar>
+              <w:top w:w="100.0" w:type="dxa"/>
+              <w:left w:w="100.0" w:type="dxa"/>
+              <w:bottom w:w="100.0" w:type="dxa"/>
+              <w:right w:w="100.0" w:type="dxa"/>
+            </w:tcMar>
+            <w:vAlign w:val="top"/>
+          </w:tcPr>
+          <w:p>
+            <w:pPr>
+              <w:rPr/>
+            </w:pPr>
+            <w:r>
+              <w:rPr>
+                <w:rtl w:val="0"/>
+              </w:rPr>
+              <w:t xml:space="preserve">Raspberry Pi Pico Agotado en múltiples tiendas</w:t>
+            </w:r>
+          </w:p>
+        </w:tc>
+      </w:tr>
+      <w:tr>
+        <w:trPr>
+          <w:cantSplit w:val="0"/>
+          <w:trHeight w:val="1686.865234375" w:hRule="atLeast"/>
+          <w:tblHeader w:val="0"/>
+        </w:trPr>
+        <w:tc>
+          <w:tcPr>
+            <w:tcBorders>
+              <w:top w:color="000000" w:space="0" w:sz="4" w:val="single"/>
+              <w:left w:color="000000" w:space="0" w:sz="4" w:val="single"/>
+              <w:bottom w:color="000000" w:space="0" w:sz="4" w:val="single"/>
+              <w:right w:color="000000" w:space="0" w:sz="4" w:val="single"/>
+            </w:tcBorders>
+            <w:tcMar>
+              <w:top w:w="100.0" w:type="dxa"/>
+              <w:left w:w="100.0" w:type="dxa"/>
+              <w:bottom w:w="100.0" w:type="dxa"/>
+              <w:right w:w="100.0" w:type="dxa"/>
+            </w:tcMar>
+            <w:vAlign w:val="top"/>
+          </w:tcPr>
+          <w:p>
+            <w:pPr>
+              <w:rPr/>
+            </w:pPr>
+            <w:r>
+              <w:rPr>
+                <w:rtl w:val="0"/>
+              </w:rPr>
+              <w:t xml:space="preserve">12/04/2026</w:t>
+            </w:r>
+          </w:p>
+        </w:tc>
+        <w:tc>
+          <w:tcPr>
+            <w:tcBorders>
+              <w:top w:color="000000" w:space="0" w:sz="4" w:val="single"/>
+              <w:left w:color="000000" w:space="0" w:sz="4" w:val="single"/>
+              <w:bottom w:color="000000" w:space="0" w:sz="4" w:val="single"/>
+              <w:right w:color="000000" w:space="0" w:sz="4" w:val="single"/>
+            </w:tcBorders>
+            <w:tcMar>
+              <w:top w:w="100.0" w:type="dxa"/>
+              <w:left w:w="100.0" w:type="dxa"/>
+              <w:bottom w:w="100.0" w:type="dxa"/>
+              <w:right w:w="100.0" w:type="dxa"/>
+            </w:tcMar>
+            <w:vAlign w:val="top"/>
+          </w:tcPr>
+          <w:p>
+            <w:pPr>
+              <w:rPr/>
+            </w:pPr>
+            <w:r>
+              <w:rPr>
+                <w:rtl w:val="0"/>
+              </w:rPr>
+              <w:t xml:space="preserve">Desarrollador de software y hardware</w:t>
+            </w:r>
+          </w:p>
+        </w:tc>
+        <w:tc>
+          <w:tcPr>
+            <w:tcBorders>
+              <w:top w:color="000000" w:space="0" w:sz="4" w:val="single"/>
+              <w:left w:color="000000" w:space="0" w:sz="4" w:val="single"/>
+              <w:bottom w:color="000000" w:space="0" w:sz="4" w:val="single"/>
+              <w:right w:color="000000" w:space="0" w:sz="4" w:val="single"/>
+            </w:tcBorders>
+            <w:tcMar>
+              <w:top w:w="100.0" w:type="dxa"/>
+              <w:left w:w="100.0" w:type="dxa"/>
+              <w:bottom w:w="100.0" w:type="dxa"/>
+              <w:right w:w="100.0" w:type="dxa"/>
+            </w:tcMar>
+            <w:vAlign w:val="top"/>
+          </w:tcPr>
+          <w:p>
+            <w:pPr>
+              <w:rPr/>
+            </w:pPr>
+            <w:r>
+              <w:rPr>
+                <w:rtl w:val="0"/>
+              </w:rPr>
+              <w:t xml:space="preserve">Crear un prototipo preliminar</w:t>
+            </w:r>
+          </w:p>
+        </w:tc>
+        <w:tc>
+          <w:tcPr>
+            <w:tcBorders>
+              <w:top w:color="000000" w:space="0" w:sz="4" w:val="single"/>
+              <w:left w:color="000000" w:space="0" w:sz="4" w:val="single"/>
+              <w:bottom w:color="000000" w:space="0" w:sz="4" w:val="single"/>
+              <w:right w:color="000000" w:space="0" w:sz="4" w:val="single"/>
+            </w:tcBorders>
+            <w:tcMar>
+              <w:top w:w="100.0" w:type="dxa"/>
+              <w:left w:w="100.0" w:type="dxa"/>
+              <w:bottom w:w="100.0" w:type="dxa"/>
+              <w:right w:w="100.0" w:type="dxa"/>
+            </w:tcMar>
+            <w:vAlign w:val="top"/>
+          </w:tcPr>
+          <w:p>
+            <w:pPr>
+              <w:rPr/>
+            </w:pPr>
+            <w:r>
+              <w:rPr>
+                <w:rtl w:val="0"/>
+              </w:rPr>
+              <w:t xml:space="preserve">6 Horas</w:t>
+            </w:r>
+          </w:p>
+        </w:tc>
+        <w:tc>
+          <w:tcPr>
+            <w:tcBorders>
+              <w:top w:color="000000" w:space="0" w:sz="4" w:val="single"/>
+              <w:left w:color="000000" w:space="0" w:sz="4" w:val="single"/>
+              <w:bottom w:color="000000" w:space="0" w:sz="4" w:val="single"/>
+              <w:right w:color="000000" w:space="0" w:sz="4" w:val="single"/>
+            </w:tcBorders>
+            <w:tcMar>
+              <w:top w:w="100.0" w:type="dxa"/>
+              <w:left w:w="100.0" w:type="dxa"/>
+              <w:bottom w:w="100.0" w:type="dxa"/>
+              <w:right w:w="100.0" w:type="dxa"/>
+            </w:tcMar>
+            <w:vAlign w:val="top"/>
+          </w:tcPr>
+          <w:p>
+            <w:pPr>
+              <w:rPr/>
+            </w:pPr>
+            <w:r>
+              <w:rPr>
+                <w:rtl w:val="0"/>
+              </w:rPr>
+              <w:t xml:space="preserve">Arduino IDE</w:t>
+            </w:r>
+          </w:p>
+        </w:tc>
+        <w:tc>
+          <w:tcPr>
+            <w:tcBorders>
+              <w:top w:color="000000" w:space="0" w:sz="4" w:val="single"/>
+              <w:left w:color="000000" w:space="0" w:sz="4" w:val="single"/>
+              <w:bottom w:color="000000" w:space="0" w:sz="4" w:val="single"/>
+              <w:right w:color="000000" w:space="0" w:sz="4" w:val="single"/>
+            </w:tcBorders>
+            <w:tcMar>
+              <w:top w:w="100.0" w:type="dxa"/>
+              <w:left w:w="100.0" w:type="dxa"/>
+              <w:bottom w:w="100.0" w:type="dxa"/>
+              <w:right w:w="100.0" w:type="dxa"/>
+            </w:tcMar>
+            <w:vAlign w:val="top"/>
+          </w:tcPr>
+          <w:p>
+            <w:pPr>
+              <w:rPr/>
+            </w:pPr>
+            <w:r>
+              <w:rPr>
+                <w:rtl w:val="0"/>
+              </w:rPr>
+              <w:t xml:space="preserve">Prototipo preliminar hecho en Arduino</w:t>
+            </w:r>
+          </w:p>
+        </w:tc>
+        <w:tc>
+          <w:tcPr>
+            <w:tcBorders>
+              <w:top w:color="000000" w:space="0" w:sz="4" w:val="single"/>
+              <w:left w:color="000000" w:space="0" w:sz="4" w:val="single"/>
+              <w:bottom w:color="000000" w:space="0" w:sz="4" w:val="single"/>
+              <w:right w:color="000000" w:space="0" w:sz="4" w:val="single"/>
+            </w:tcBorders>
+            <w:tcMar>
+              <w:top w:w="100.0" w:type="dxa"/>
+              <w:left w:w="100.0" w:type="dxa"/>
+              <w:bottom w:w="100.0" w:type="dxa"/>
+              <w:right w:w="100.0" w:type="dxa"/>
+            </w:tcMar>
+            <w:vAlign w:val="top"/>
+          </w:tcPr>
+          <w:p>
+            <w:pPr>
+              <w:rPr/>
+            </w:pPr>
+            <w:r>
+              <w:rPr>
+                <w:rtl w:val="0"/>
+              </w:rPr>
+              <w:t xml:space="preserve">Se realiza a fin de tener una idea de como crear el prototipo final</w:t>
+            </w:r>
+          </w:p>
+        </w:tc>
+      </w:tr>
+      <w:tr>
+        <w:trPr>
+          <w:cantSplit w:val="0"/>
+          <w:trHeight w:val="1686.865234375" w:hRule="atLeast"/>
+          <w:tblHeader w:val="0"/>
+        </w:trPr>
+        <w:tc>
+          <w:tcPr>
+            <w:tcBorders>
+              <w:top w:color="000000" w:space="0" w:sz="4" w:val="single"/>
+              <w:left w:color="000000" w:space="0" w:sz="4" w:val="single"/>
+              <w:bottom w:color="000000" w:space="0" w:sz="4" w:val="single"/>
+              <w:right w:color="000000" w:space="0" w:sz="4" w:val="single"/>
+            </w:tcBorders>
+            <w:tcMar>
+              <w:top w:w="100.0" w:type="dxa"/>
+              <w:left w:w="100.0" w:type="dxa"/>
+              <w:bottom w:w="100.0" w:type="dxa"/>
+              <w:right w:w="100.0" w:type="dxa"/>
+            </w:tcMar>
+            <w:vAlign w:val="top"/>
+          </w:tcPr>
+          <w:p>
+            <w:pPr>
+              <w:rPr/>
+            </w:pPr>
+            <w:r>
+              <w:rPr>
+                <w:rtl w:val="0"/>
+              </w:rPr>
+              <w:t xml:space="preserve">13/04/2026</w:t>
+            </w:r>
+          </w:p>
+        </w:tc>
+        <w:tc>
+          <w:tcPr>
+            <w:tcBorders>
+              <w:top w:color="000000" w:space="0" w:sz="4" w:val="single"/>
+              <w:left w:color="000000" w:space="0" w:sz="4" w:val="single"/>
+              <w:bottom w:color="000000" w:space="0" w:sz="4" w:val="single"/>
+              <w:right w:color="000000" w:space="0" w:sz="4" w:val="single"/>
+            </w:tcBorders>
+            <w:tcMar>
+              <w:top w:w="100.0" w:type="dxa"/>
+              <w:left w:w="100.0" w:type="dxa"/>
+              <w:bottom w:w="100.0" w:type="dxa"/>
+              <w:right w:w="100.0" w:type="dxa"/>
+            </w:tcMar>
+            <w:vAlign w:val="top"/>
+          </w:tcPr>
+          <w:p>
+            <w:pPr>
+              <w:rPr/>
+            </w:pPr>
+            <w:r>
+              <w:rPr>
+                <w:rtl w:val="0"/>
+              </w:rPr>
+              <w:t xml:space="preserve">Desarrollador de software y hardware</w:t>
+            </w:r>
+          </w:p>
+        </w:tc>
+        <w:tc>
+          <w:tcPr>
+            <w:tcBorders>
+              <w:top w:color="000000" w:space="0" w:sz="4" w:val="single"/>
+              <w:left w:color="000000" w:space="0" w:sz="4" w:val="single"/>
+              <w:bottom w:color="000000" w:space="0" w:sz="4" w:val="single"/>
+              <w:right w:color="000000" w:space="0" w:sz="4" w:val="single"/>
+            </w:tcBorders>
+            <w:tcMar>
+              <w:top w:w="100.0" w:type="dxa"/>
+              <w:left w:w="100.0" w:type="dxa"/>
+              <w:bottom w:w="100.0" w:type="dxa"/>
+              <w:right w:w="100.0" w:type="dxa"/>
+            </w:tcMar>
+            <w:vAlign w:val="top"/>
+          </w:tcPr>
+          <w:p>
+            <w:pPr>
+              <w:rPr/>
+            </w:pPr>
+            <w:r>
+              <w:rPr>
+                <w:rtl w:val="0"/>
+              </w:rPr>
+              <w:t xml:space="preserve">Compra de componentes necesarios</w:t>
+            </w:r>
+          </w:p>
+        </w:tc>
+        <w:tc>
+          <w:tcPr>
+            <w:tcBorders>
+              <w:top w:color="000000" w:space="0" w:sz="4" w:val="single"/>
+              <w:left w:color="000000" w:space="0" w:sz="4" w:val="single"/>
+              <w:bottom w:color="000000" w:space="0" w:sz="4" w:val="single"/>
+              <w:right w:color="000000" w:space="0" w:sz="4" w:val="single"/>
+            </w:tcBorders>
+            <w:tcMar>
+              <w:top w:w="100.0" w:type="dxa"/>
+              <w:left w:w="100.0" w:type="dxa"/>
+              <w:bottom w:w="100.0" w:type="dxa"/>
+              <w:right w:w="100.0" w:type="dxa"/>
+            </w:tcMar>
+            <w:vAlign w:val="top"/>
+          </w:tcPr>
+          <w:p>
+            <w:pPr>
+              <w:rPr/>
+            </w:pPr>
+            <w:r>
+              <w:rPr>
+                <w:rtl w:val="0"/>
+              </w:rPr>
+              <w:t xml:space="preserve">2 Horas</w:t>
+            </w:r>
+          </w:p>
+        </w:tc>
+        <w:tc>
+          <w:tcPr>
+            <w:tcBorders>
+              <w:top w:color="000000" w:space="0" w:sz="4" w:val="single"/>
+              <w:left w:color="000000" w:space="0" w:sz="4" w:val="single"/>
+              <w:bottom w:color="000000" w:space="0" w:sz="4" w:val="single"/>
+              <w:right w:color="000000" w:space="0" w:sz="4" w:val="single"/>
+            </w:tcBorders>
+            <w:tcMar>
+              <w:top w:w="100.0" w:type="dxa"/>
+              <w:left w:w="100.0" w:type="dxa"/>
+              <w:bottom w:w="100.0" w:type="dxa"/>
+              <w:right w:w="100.0" w:type="dxa"/>
+            </w:tcMar>
+            <w:vAlign w:val="top"/>
+          </w:tcPr>
+          <w:p>
+            <w:pPr>
+              <w:rPr/>
+            </w:pPr>
+            <w:r>
+              <w:rPr>
+                <w:rtl w:val="0"/>
+              </w:rPr>
+            </w:r>
+          </w:p>
+        </w:tc>
+        <w:tc>
+          <w:tcPr>
+            <w:tcBorders>
+              <w:top w:color="000000" w:space="0" w:sz="4" w:val="single"/>
+              <w:left w:color="000000" w:space="0" w:sz="4" w:val="single"/>
+              <w:bottom w:color="000000" w:space="0" w:sz="4" w:val="single"/>
+              <w:right w:color="000000" w:space="0" w:sz="4" w:val="single"/>
+            </w:tcBorders>
+            <w:tcMar>
+              <w:top w:w="100.0" w:type="dxa"/>
+              <w:left w:w="100.0" w:type="dxa"/>
+              <w:bottom w:w="100.0" w:type="dxa"/>
+              <w:right w:w="100.0" w:type="dxa"/>
+            </w:tcMar>
+            <w:vAlign w:val="top"/>
+          </w:tcPr>
+          <w:p>
+            <w:pPr>
+              <w:rPr/>
+            </w:pPr>
+            <w:r>
+              <w:rPr>
+                <w:rtl w:val="0"/>
+              </w:rPr>
+              <w:t xml:space="preserve">Se obtuvieron los componentes necesarios para el prototipo</w:t>
+            </w:r>
+          </w:p>
+        </w:tc>
+        <w:tc>
+          <w:tcPr>
+            <w:tcBorders>
+              <w:top w:color="000000" w:space="0" w:sz="4" w:val="single"/>
+              <w:left w:color="000000" w:space="0" w:sz="4" w:val="single"/>
+              <w:bottom w:color="000000" w:space="0" w:sz="4" w:val="single"/>
+              <w:right w:color="000000" w:space="0" w:sz="4" w:val="single"/>
+            </w:tcBorders>
+            <w:tcMar>
+              <w:top w:w="100.0" w:type="dxa"/>
+              <w:left w:w="100.0" w:type="dxa"/>
+              <w:bottom w:w="100.0" w:type="dxa"/>
+              <w:right w:w="100.0" w:type="dxa"/>
+            </w:tcMar>
+            <w:vAlign w:val="top"/>
+          </w:tcPr>
+          <w:p>
+            <w:pPr>
+              <w:rPr/>
+            </w:pPr>
+            <w:r>
+              <w:rPr>
+                <w:rtl w:val="0"/>
+              </w:rPr>
+              <w:t xml:space="preserve">Raspberry Pi Pico queda como último componente pendiente</w:t>
+            </w:r>
+          </w:p>
+        </w:tc>
+      </w:tr>
+      <w:tr>
+        <w:trPr>
+          <w:cantSplit w:val="0"/>
+          <w:trHeight w:val="1686.865234375" w:hRule="atLeast"/>
+          <w:tblHeader w:val="0"/>
+        </w:trPr>
+        <w:tc>
+          <w:tcPr>
+            <w:tcBorders>
+              <w:top w:color="000000" w:space="0" w:sz="4" w:val="single"/>
+              <w:left w:color="000000" w:space="0" w:sz="4" w:val="single"/>
+              <w:bottom w:color="000000" w:space="0" w:sz="4" w:val="single"/>
+              <w:right w:color="000000" w:space="0" w:sz="4" w:val="single"/>
+            </w:tcBorders>
+            <w:tcMar>
+              <w:top w:w="100.0" w:type="dxa"/>
+              <w:left w:w="100.0" w:type="dxa"/>
+              <w:bottom w:w="100.0" w:type="dxa"/>
+              <w:right w:w="100.0" w:type="dxa"/>
+            </w:tcMar>
+            <w:vAlign w:val="top"/>
+          </w:tcPr>
+          <w:p>
+            <w:pPr>
+              <w:rPr/>
+            </w:pPr>
+            <w:r>
+              <w:rPr>
+                <w:rtl w:val="0"/>
+              </w:rPr>
+              <w:t xml:space="preserve">13/04/2026</w:t>
+            </w:r>
+          </w:p>
+        </w:tc>
+        <w:tc>
+          <w:tcPr>
+            <w:tcBorders>
+              <w:top w:color="000000" w:space="0" w:sz="4" w:val="single"/>
+              <w:left w:color="000000" w:space="0" w:sz="4" w:val="single"/>
+              <w:bottom w:color="000000" w:space="0" w:sz="4" w:val="single"/>
+              <w:right w:color="000000" w:space="0" w:sz="4" w:val="single"/>
+            </w:tcBorders>
+            <w:tcMar>
+              <w:top w:w="100.0" w:type="dxa"/>
+              <w:left w:w="100.0" w:type="dxa"/>
+              <w:bottom w:w="100.0" w:type="dxa"/>
+              <w:right w:w="100.0" w:type="dxa"/>
+            </w:tcMar>
+            <w:vAlign w:val="top"/>
+          </w:tcPr>
+          <w:p>
+            <w:pPr>
+              <w:rPr/>
+            </w:pPr>
+            <w:r>
+              <w:rPr>
+                <w:rtl w:val="0"/>
+              </w:rPr>
+              <w:t xml:space="preserve">Todo el equipo</w:t>
+            </w:r>
+          </w:p>
+        </w:tc>
+        <w:tc>
+          <w:tcPr>
+            <w:tcBorders>
+              <w:top w:color="000000" w:space="0" w:sz="4" w:val="single"/>
+              <w:left w:color="000000" w:space="0" w:sz="4" w:val="single"/>
+              <w:bottom w:color="000000" w:space="0" w:sz="4" w:val="single"/>
+              <w:right w:color="000000" w:space="0" w:sz="4" w:val="single"/>
+            </w:tcBorders>
+            <w:tcMar>
+              <w:top w:w="100.0" w:type="dxa"/>
+              <w:left w:w="100.0" w:type="dxa"/>
+              <w:bottom w:w="100.0" w:type="dxa"/>
+              <w:right w:w="100.0" w:type="dxa"/>
+            </w:tcMar>
+            <w:vAlign w:val="top"/>
+          </w:tcPr>
+          <w:p>
+            <w:pPr>
+              <w:rPr/>
+            </w:pPr>
+            <w:r>
+              <w:rPr>
+                <w:rtl w:val="0"/>
+              </w:rPr>
+              <w:t xml:space="preserve">Taller de documentación externa</w:t>
+            </w:r>
+          </w:p>
+        </w:tc>
+        <w:tc>
+          <w:tcPr>
+            <w:tcBorders>
+              <w:top w:color="000000" w:space="0" w:sz="4" w:val="single"/>
+              <w:left w:color="000000" w:space="0" w:sz="4" w:val="single"/>
+              <w:bottom w:color="000000" w:space="0" w:sz="4" w:val="single"/>
+              <w:right w:color="000000" w:space="0" w:sz="4" w:val="single"/>
+            </w:tcBorders>
+            <w:tcMar>
+              <w:top w:w="100.0" w:type="dxa"/>
+              <w:left w:w="100.0" w:type="dxa"/>
+              <w:bottom w:w="100.0" w:type="dxa"/>
+              <w:right w:w="100.0" w:type="dxa"/>
+            </w:tcMar>
+            <w:vAlign w:val="top"/>
+          </w:tcPr>
+          <w:p>
+            <w:pPr>
+              <w:rPr/>
+            </w:pPr>
+            <w:r>
+              <w:rPr>
+                <w:rtl w:val="0"/>
+              </w:rPr>
+              <w:t xml:space="preserve">1 Hora</w:t>
+            </w:r>
+          </w:p>
+        </w:tc>
+        <w:tc>
+          <w:tcPr>
+            <w:tcBorders>
+              <w:top w:color="000000" w:space="0" w:sz="4" w:val="single"/>
+              <w:left w:color="000000" w:space="0" w:sz="4" w:val="single"/>
+              <w:bottom w:color="000000" w:space="0" w:sz="4" w:val="single"/>
+              <w:right w:color="000000" w:space="0" w:sz="4" w:val="single"/>
+            </w:tcBorders>
+            <w:tcMar>
+              <w:top w:w="100.0" w:type="dxa"/>
+              <w:left w:w="100.0" w:type="dxa"/>
+              <w:bottom w:w="100.0" w:type="dxa"/>
+              <w:right w:w="100.0" w:type="dxa"/>
+            </w:tcMar>
+            <w:vAlign w:val="top"/>
+          </w:tcPr>
+          <w:p>
+            <w:pPr>
+              <w:rPr/>
+            </w:pPr>
+            <w:r>
+              <w:rPr>
+                <w:rtl w:val="0"/>
+              </w:rPr>
+              <w:t xml:space="preserve">Google Meet</w:t>
+            </w:r>
+          </w:p>
+          <w:p>
+            <w:pPr>
+              <w:rPr/>
+            </w:pPr>
+            <w:r>
+              <w:rPr>
+                <w:rtl w:val="0"/>
+              </w:rPr>
+              <w:t xml:space="preserve">Notas</w:t>
+            </w:r>
+          </w:p>
+        </w:tc>
+        <w:tc>
+          <w:tcPr>
+            <w:tcBorders>
+              <w:top w:color="000000" w:space="0" w:sz="4" w:val="single"/>
+              <w:left w:color="000000" w:space="0" w:sz="4" w:val="single"/>
+              <w:bottom w:color="000000" w:space="0" w:sz="4" w:val="single"/>
+              <w:right w:color="000000" w:space="0" w:sz="4" w:val="single"/>
+            </w:tcBorders>
+            <w:tcMar>
+              <w:top w:w="100.0" w:type="dxa"/>
+              <w:left w:w="100.0" w:type="dxa"/>
+              <w:bottom w:w="100.0" w:type="dxa"/>
+              <w:right w:w="100.0" w:type="dxa"/>
+            </w:tcMar>
+            <w:vAlign w:val="top"/>
+          </w:tcPr>
+          <w:p>
+            <w:pPr>
+              <w:rPr/>
+            </w:pPr>
+            <w:r>
+              <w:rPr>
+                <w:rtl w:val="0"/>
+              </w:rPr>
+              <w:t xml:space="preserve">Explicación de cómo realizar la documentación externa</w:t>
+            </w:r>
+          </w:p>
+        </w:tc>
+        <w:tc>
+          <w:tcPr>
+            <w:tcBorders>
+              <w:top w:color="000000" w:space="0" w:sz="4" w:val="single"/>
+              <w:left w:color="000000" w:space="0" w:sz="4" w:val="single"/>
+              <w:bottom w:color="000000" w:space="0" w:sz="4" w:val="single"/>
+              <w:right w:color="000000" w:space="0" w:sz="4" w:val="single"/>
+            </w:tcBorders>
+            <w:tcMar>
+              <w:top w:w="100.0" w:type="dxa"/>
+              <w:left w:w="100.0" w:type="dxa"/>
+              <w:bottom w:w="100.0" w:type="dxa"/>
+              <w:right w:w="100.0" w:type="dxa"/>
+            </w:tcMar>
+            <w:vAlign w:val="top"/>
+          </w:tcPr>
+          <w:p>
+            <w:pPr>
+              <w:rPr/>
+            </w:pPr>
+            <w:r>
+              <w:rPr>
+                <w:rtl w:val="0"/>
+              </w:rPr>
+            </w:r>
+          </w:p>
+        </w:tc>
+      </w:tr>
+      <w:tr>
+        <w:trPr>
+          <w:cantSplit w:val="0"/>
+          <w:trHeight w:val="1686.865234375" w:hRule="atLeast"/>
+          <w:tblHeader w:val="0"/>
+        </w:trPr>
+        <w:tc>
+          <w:tcPr>
+            <w:tcBorders>
+              <w:top w:color="000000" w:space="0" w:sz="4" w:val="single"/>
+              <w:left w:color="000000" w:space="0" w:sz="4" w:val="single"/>
+              <w:bottom w:color="000000" w:space="0" w:sz="4" w:val="single"/>
+              <w:right w:color="000000" w:space="0" w:sz="4" w:val="single"/>
+            </w:tcBorders>
+            <w:tcMar>
+              <w:top w:w="100.0" w:type="dxa"/>
+              <w:left w:w="100.0" w:type="dxa"/>
+              <w:bottom w:w="100.0" w:type="dxa"/>
+              <w:right w:w="100.0" w:type="dxa"/>
+            </w:tcMar>
+            <w:vAlign w:val="top"/>
+          </w:tcPr>
+          <w:p>
+            <w:pPr>
+              <w:rPr/>
+            </w:pPr>
+            <w:r>
+              <w:rPr>
+                <w:rtl w:val="0"/>
+              </w:rPr>
+              <w:t xml:space="preserve">17/04/2026</w:t>
+            </w:r>
+          </w:p>
+        </w:tc>
+        <w:tc>
+          <w:tcPr>
+            <w:tcBorders>
+              <w:top w:color="000000" w:space="0" w:sz="4" w:val="single"/>
+              <w:left w:color="000000" w:space="0" w:sz="4" w:val="single"/>
+              <w:bottom w:color="000000" w:space="0" w:sz="4" w:val="single"/>
+              <w:right w:color="000000" w:space="0" w:sz="4" w:val="single"/>
+            </w:tcBorders>
+            <w:tcMar>
+              <w:top w:w="100.0" w:type="dxa"/>
+              <w:left w:w="100.0" w:type="dxa"/>
+              <w:bottom w:w="100.0" w:type="dxa"/>
+              <w:right w:w="100.0" w:type="dxa"/>
+            </w:tcMar>
+            <w:vAlign w:val="top"/>
+          </w:tcPr>
+          <w:p>
+            <w:pPr>
+              <w:rPr/>
+            </w:pPr>
+            <w:r>
+              <w:rPr>
+                <w:rtl w:val="0"/>
+              </w:rPr>
+              <w:t xml:space="preserve">Todo el equipo</w:t>
+            </w:r>
+          </w:p>
+        </w:tc>
+        <w:tc>
+          <w:tcPr>
+            <w:tcBorders>
+              <w:top w:color="000000" w:space="0" w:sz="4" w:val="single"/>
+              <w:left w:color="000000" w:space="0" w:sz="4" w:val="single"/>
+              <w:bottom w:color="000000" w:space="0" w:sz="4" w:val="single"/>
+              <w:right w:color="000000" w:space="0" w:sz="4" w:val="single"/>
+            </w:tcBorders>
+            <w:tcMar>
+              <w:top w:w="100.0" w:type="dxa"/>
+              <w:left w:w="100.0" w:type="dxa"/>
+              <w:bottom w:w="100.0" w:type="dxa"/>
+              <w:right w:w="100.0" w:type="dxa"/>
+            </w:tcMar>
+            <w:vAlign w:val="top"/>
+          </w:tcPr>
+          <w:p>
+            <w:pPr>
+              <w:rPr/>
+            </w:pPr>
+            <w:r>
+              <w:rPr>
+                <w:rtl w:val="0"/>
+              </w:rPr>
+              <w:t xml:space="preserve">Reestructuración del proyecto</w:t>
+            </w:r>
+          </w:p>
+        </w:tc>
+        <w:tc>
+          <w:tcPr>
+            <w:tcBorders>
+              <w:top w:color="000000" w:space="0" w:sz="4" w:val="single"/>
+              <w:left w:color="000000" w:space="0" w:sz="4" w:val="single"/>
+              <w:bottom w:color="000000" w:space="0" w:sz="4" w:val="single"/>
+              <w:right w:color="000000" w:space="0" w:sz="4" w:val="single"/>
+            </w:tcBorders>
+            <w:tcMar>
+              <w:top w:w="100.0" w:type="dxa"/>
+              <w:left w:w="100.0" w:type="dxa"/>
+              <w:bottom w:w="100.0" w:type="dxa"/>
+              <w:right w:w="100.0" w:type="dxa"/>
+            </w:tcMar>
+            <w:vAlign w:val="top"/>
+          </w:tcPr>
+          <w:p>
+            <w:pPr>
+              <w:rPr/>
+            </w:pPr>
+            <w:r>
+              <w:rPr>
+                <w:rtl w:val="0"/>
+              </w:rPr>
+              <w:t xml:space="preserve">3 Horas</w:t>
+            </w:r>
+          </w:p>
+        </w:tc>
+        <w:tc>
+          <w:tcPr>
+            <w:tcBorders>
+              <w:top w:color="000000" w:space="0" w:sz="4" w:val="single"/>
+              <w:left w:color="000000" w:space="0" w:sz="4" w:val="single"/>
+              <w:bottom w:color="000000" w:space="0" w:sz="4" w:val="single"/>
+              <w:right w:color="000000" w:space="0" w:sz="4" w:val="single"/>
+            </w:tcBorders>
+            <w:tcMar>
+              <w:top w:w="100.0" w:type="dxa"/>
+              <w:left w:w="100.0" w:type="dxa"/>
+              <w:bottom w:w="100.0" w:type="dxa"/>
+              <w:right w:w="100.0" w:type="dxa"/>
+            </w:tcMar>
+            <w:vAlign w:val="top"/>
+          </w:tcPr>
+          <w:p>
+            <w:pPr>
+              <w:rPr/>
+            </w:pPr>
+            <w:r>
+              <w:rPr>
+                <w:rtl w:val="0"/>
+              </w:rPr>
+              <w:t xml:space="preserve">Telegram</w:t>
+            </w:r>
+          </w:p>
+        </w:tc>
+        <w:tc>
+          <w:tcPr>
+            <w:tcBorders>
+              <w:top w:color="000000" w:space="0" w:sz="4" w:val="single"/>
+              <w:left w:color="000000" w:space="0" w:sz="4" w:val="single"/>
+              <w:bottom w:color="000000" w:space="0" w:sz="4" w:val="single"/>
+              <w:right w:color="000000" w:space="0" w:sz="4" w:val="single"/>
+            </w:tcBorders>
+            <w:tcMar>
+              <w:top w:w="100.0" w:type="dxa"/>
+              <w:left w:w="100.0" w:type="dxa"/>
+              <w:bottom w:w="100.0" w:type="dxa"/>
+              <w:right w:w="100.0" w:type="dxa"/>
+            </w:tcMar>
+            <w:vAlign w:val="top"/>
+          </w:tcPr>
+          <w:p>
+            <w:pPr>
+              <w:rPr/>
+            </w:pPr>
+            <w:r>
+              <w:rPr>
+                <w:rtl w:val="0"/>
+              </w:rPr>
+              <w:t xml:space="preserve">Se elimina la idea del Raspberry Pi Pico por estar agotado. Todo el prototipo será hecho en Arduino</w:t>
+            </w:r>
+          </w:p>
+        </w:tc>
+        <w:tc>
+          <w:tcPr>
+            <w:tcBorders>
+              <w:top w:color="000000" w:space="0" w:sz="4" w:val="single"/>
+              <w:left w:color="000000" w:space="0" w:sz="4" w:val="single"/>
+              <w:bottom w:color="000000" w:space="0" w:sz="4" w:val="single"/>
+              <w:right w:color="000000" w:space="0" w:sz="4" w:val="single"/>
+            </w:tcBorders>
+            <w:tcMar>
+              <w:top w:w="100.0" w:type="dxa"/>
+              <w:left w:w="100.0" w:type="dxa"/>
+              <w:bottom w:w="100.0" w:type="dxa"/>
+              <w:right w:w="100.0" w:type="dxa"/>
+            </w:tcMar>
+            <w:vAlign w:val="top"/>
+          </w:tcPr>
+          <w:p>
+            <w:pPr>
+              <w:rPr/>
+            </w:pPr>
+            <w:r>
+              <w:rPr>
+                <w:rtl w:val="0"/>
+              </w:rPr>
+              <w:t xml:space="preserve">Se obtienen todos los componentes faltantes</w:t>
+            </w:r>
+          </w:p>
+        </w:tc>
+      </w:tr>
+      <w:tr>
+        <w:trPr>
+          <w:cantSplit w:val="0"/>
+          <w:trHeight w:val="1686.865234375" w:hRule="atLeast"/>
+          <w:tblHeader w:val="0"/>
+        </w:trPr>
+        <w:tc>
+          <w:tcPr>
+            <w:tcBorders>
+              <w:top w:color="000000" w:space="0" w:sz="4" w:val="single"/>
+              <w:left w:color="000000" w:space="0" w:sz="4" w:val="single"/>
+              <w:bottom w:color="000000" w:space="0" w:sz="4" w:val="single"/>
+              <w:right w:color="000000" w:space="0" w:sz="4" w:val="single"/>
+            </w:tcBorders>
+            <w:tcMar>
+              <w:top w:w="100.0" w:type="dxa"/>
+              <w:left w:w="100.0" w:type="dxa"/>
+              <w:bottom w:w="100.0" w:type="dxa"/>
+              <w:right w:w="100.0" w:type="dxa"/>
+            </w:tcMar>
+            <w:vAlign w:val="top"/>
+          </w:tcPr>
+          <w:p>
+            <w:pPr>
+              <w:rPr/>
+            </w:pPr>
+            <w:r>
+              <w:rPr>
+                <w:rtl w:val="0"/>
+              </w:rPr>
+              <w:t xml:space="preserve">19/04/2026</w:t>
+            </w:r>
+          </w:p>
+        </w:tc>
+        <w:tc>
+          <w:tcPr>
+            <w:tcBorders>
+              <w:top w:color="000000" w:space="0" w:sz="4" w:val="single"/>
+              <w:left w:color="000000" w:space="0" w:sz="4" w:val="single"/>
+              <w:bottom w:color="000000" w:space="0" w:sz="4" w:val="single"/>
+              <w:right w:color="000000" w:space="0" w:sz="4" w:val="single"/>
+            </w:tcBorders>
+            <w:tcMar>
+              <w:top w:w="100.0" w:type="dxa"/>
+              <w:left w:w="100.0" w:type="dxa"/>
+              <w:bottom w:w="100.0" w:type="dxa"/>
+              <w:right w:w="100.0" w:type="dxa"/>
+            </w:tcMar>
+            <w:vAlign w:val="top"/>
+          </w:tcPr>
+          <w:p>
+            <w:pPr>
+              <w:rPr/>
+            </w:pPr>
+            <w:r>
+              <w:rPr>
+                <w:rtl w:val="0"/>
+              </w:rPr>
+              <w:t xml:space="preserve">Desarrollador de software y hardware</w:t>
+            </w:r>
+          </w:p>
+        </w:tc>
+        <w:tc>
+          <w:tcPr>
+            <w:tcBorders>
+              <w:top w:color="000000" w:space="0" w:sz="4" w:val="single"/>
+              <w:left w:color="000000" w:space="0" w:sz="4" w:val="single"/>
+              <w:bottom w:color="000000" w:space="0" w:sz="4" w:val="single"/>
+              <w:right w:color="000000" w:space="0" w:sz="4" w:val="single"/>
+            </w:tcBorders>
+            <w:tcMar>
+              <w:top w:w="100.0" w:type="dxa"/>
+              <w:left w:w="100.0" w:type="dxa"/>
+              <w:bottom w:w="100.0" w:type="dxa"/>
+              <w:right w:w="100.0" w:type="dxa"/>
+            </w:tcMar>
+            <w:vAlign w:val="top"/>
+          </w:tcPr>
+          <w:p>
+            <w:pPr>
+              <w:rPr/>
+            </w:pPr>
+            <w:r>
+              <w:rPr>
+                <w:rtl w:val="0"/>
+              </w:rPr>
+              <w:t xml:space="preserve">Finalización del prototipo</w:t>
+            </w:r>
+          </w:p>
+        </w:tc>
+        <w:tc>
+          <w:tcPr>
+            <w:tcBorders>
+              <w:top w:color="000000" w:space="0" w:sz="4" w:val="single"/>
+              <w:left w:color="000000" w:space="0" w:sz="4" w:val="single"/>
+              <w:bottom w:color="000000" w:space="0" w:sz="4" w:val="single"/>
+              <w:right w:color="000000" w:space="0" w:sz="4" w:val="single"/>
+            </w:tcBorders>
+            <w:tcMar>
+              <w:top w:w="100.0" w:type="dxa"/>
+              <w:left w:w="100.0" w:type="dxa"/>
+              <w:bottom w:w="100.0" w:type="dxa"/>
+              <w:right w:w="100.0" w:type="dxa"/>
+            </w:tcMar>
+            <w:vAlign w:val="top"/>
+          </w:tcPr>
+          <w:p>
+            <w:pPr>
+              <w:rPr/>
+            </w:pPr>
+            <w:r>
+              <w:rPr>
+                <w:rtl w:val="0"/>
+              </w:rPr>
+              <w:t xml:space="preserve">3 Horas</w:t>
+            </w:r>
+          </w:p>
+        </w:tc>
+        <w:tc>
+          <w:tcPr>
+            <w:tcBorders>
+              <w:top w:color="000000" w:space="0" w:sz="4" w:val="single"/>
+              <w:left w:color="000000" w:space="0" w:sz="4" w:val="single"/>
+              <w:bottom w:color="000000" w:space="0" w:sz="4" w:val="single"/>
+              <w:right w:color="000000" w:space="0" w:sz="4" w:val="single"/>
+            </w:tcBorders>
+            <w:tcMar>
+              <w:top w:w="100.0" w:type="dxa"/>
+              <w:left w:w="100.0" w:type="dxa"/>
+              <w:bottom w:w="100.0" w:type="dxa"/>
+              <w:right w:w="100.0" w:type="dxa"/>
+            </w:tcMar>
+            <w:vAlign w:val="top"/>
+          </w:tcPr>
+          <w:p>
+            <w:pPr>
+              <w:rPr/>
+            </w:pPr>
+            <w:r>
+              <w:rPr>
+                <w:rtl w:val="0"/>
+              </w:rPr>
+              <w:t xml:space="preserve">Arduino IDE</w:t>
+            </w:r>
+          </w:p>
+        </w:tc>
+        <w:tc>
+          <w:tcPr>
+            <w:tcBorders>
+              <w:top w:color="000000" w:space="0" w:sz="4" w:val="single"/>
+              <w:left w:color="000000" w:space="0" w:sz="4" w:val="single"/>
+              <w:bottom w:color="000000" w:space="0" w:sz="4" w:val="single"/>
+              <w:right w:color="000000" w:space="0" w:sz="4" w:val="single"/>
+            </w:tcBorders>
+            <w:tcMar>
+              <w:top w:w="100.0" w:type="dxa"/>
+              <w:left w:w="100.0" w:type="dxa"/>
+              <w:bottom w:w="100.0" w:type="dxa"/>
+              <w:right w:w="100.0" w:type="dxa"/>
+            </w:tcMar>
+            <w:vAlign w:val="top"/>
+          </w:tcPr>
+          <w:p>
+            <w:pPr>
+              <w:rPr/>
+            </w:pPr>
+            <w:r>
+              <w:rPr>
+                <w:rtl w:val="0"/>
+              </w:rPr>
+              <w:t xml:space="preserve">Prototipo final terminado</w:t>
+            </w:r>
+          </w:p>
+        </w:tc>
+        <w:tc>
+          <w:tcPr>
+            <w:tcBorders>
+              <w:top w:color="000000" w:space="0" w:sz="4" w:val="single"/>
+              <w:left w:color="000000" w:space="0" w:sz="4" w:val="single"/>
+              <w:bottom w:color="000000" w:space="0" w:sz="4" w:val="single"/>
+              <w:right w:color="000000" w:space="0" w:sz="4" w:val="single"/>
+            </w:tcBorders>
+            <w:tcMar>
+              <w:top w:w="100.0" w:type="dxa"/>
+              <w:left w:w="100.0" w:type="dxa"/>
+              <w:bottom w:w="100.0" w:type="dxa"/>
+              <w:right w:w="100.0" w:type="dxa"/>
+            </w:tcMar>
+            <w:vAlign w:val="top"/>
+          </w:tcPr>
+          <w:p>
+            <w:pPr>
+              <w:rPr/>
+            </w:pPr>
+            <w:r>
+              <w:rPr>
+                <w:rtl w:val="0"/>
+              </w:rPr>
+              <w:t xml:space="preserve">Quedan algunas dudas con el prototipo. Preguntar al profesor y hacer retoques si lo amerita</w:t>
+            </w:r>
+          </w:p>
+        </w:tc>
+      </w:tr>
+      <w:tr>
+        <w:trPr>
+          <w:cantSplit w:val="0"/>
+          <w:trHeight w:val="1686.865234375" w:hRule="atLeast"/>
+          <w:tblHeader w:val="0"/>
+        </w:trPr>
+        <w:tc>
+          <w:tcPr>
+            <w:tcBorders>
+              <w:top w:color="000000" w:space="0" w:sz="4" w:val="single"/>
+              <w:left w:color="000000" w:space="0" w:sz="4" w:val="single"/>
+              <w:bottom w:color="000000" w:space="0" w:sz="4" w:val="single"/>
+              <w:right w:color="000000" w:space="0" w:sz="4" w:val="single"/>
+            </w:tcBorders>
+            <w:tcMar>
+              <w:top w:w="100.0" w:type="dxa"/>
+              <w:left w:w="100.0" w:type="dxa"/>
+              <w:bottom w:w="100.0" w:type="dxa"/>
+              <w:right w:w="100.0" w:type="dxa"/>
+            </w:tcMar>
+            <w:vAlign w:val="top"/>
+          </w:tcPr>
+          <w:p>
+            <w:pPr>
+              <w:rPr/>
+            </w:pPr>
+            <w:r>
+              <w:rPr>
+                <w:rtl w:val="0"/>
+              </w:rPr>
+              <w:t xml:space="preserve">20/04/2026</w:t>
+            </w:r>
+          </w:p>
+        </w:tc>
+        <w:tc>
+          <w:tcPr>
+            <w:tcBorders>
+              <w:top w:color="000000" w:space="0" w:sz="4" w:val="single"/>
+              <w:left w:color="000000" w:space="0" w:sz="4" w:val="single"/>
+              <w:bottom w:color="000000" w:space="0" w:sz="4" w:val="single"/>
+              <w:right w:color="000000" w:space="0" w:sz="4" w:val="single"/>
+            </w:tcBorders>
+            <w:tcMar>
+              <w:top w:w="100.0" w:type="dxa"/>
+              <w:left w:w="100.0" w:type="dxa"/>
+              <w:bottom w:w="100.0" w:type="dxa"/>
+              <w:right w:w="100.0" w:type="dxa"/>
+            </w:tcMar>
+            <w:vAlign w:val="top"/>
+          </w:tcPr>
+          <w:p>
+            <w:pPr>
+              <w:rPr/>
+            </w:pPr>
+            <w:r>
+              <w:rPr>
+                <w:rtl w:val="0"/>
+              </w:rPr>
+              <w:t xml:space="preserve">Todo el equipo</w:t>
+            </w:r>
+          </w:p>
+        </w:tc>
+        <w:tc>
+          <w:tcPr>
+            <w:tcBorders>
+              <w:top w:color="000000" w:space="0" w:sz="4" w:val="single"/>
+              <w:left w:color="000000" w:space="0" w:sz="4" w:val="single"/>
+              <w:bottom w:color="000000" w:space="0" w:sz="4" w:val="single"/>
+              <w:right w:color="000000" w:space="0" w:sz="4" w:val="single"/>
+            </w:tcBorders>
+            <w:tcMar>
+              <w:top w:w="100.0" w:type="dxa"/>
+              <w:left w:w="100.0" w:type="dxa"/>
+              <w:bottom w:w="100.0" w:type="dxa"/>
+              <w:right w:w="100.0" w:type="dxa"/>
+            </w:tcMar>
+            <w:vAlign w:val="top"/>
+          </w:tcPr>
+          <w:p>
+            <w:pPr>
+              <w:rPr/>
+            </w:pPr>
+            <w:r>
+              <w:rPr>
+                <w:rtl w:val="0"/>
+              </w:rPr>
+              <w:t xml:space="preserve">Reunión para verificar el prototipo final</w:t>
+            </w:r>
+          </w:p>
+        </w:tc>
+        <w:tc>
+          <w:tcPr>
+            <w:tcBorders>
+              <w:top w:color="000000" w:space="0" w:sz="4" w:val="single"/>
+              <w:left w:color="000000" w:space="0" w:sz="4" w:val="single"/>
+              <w:bottom w:color="000000" w:space="0" w:sz="4" w:val="single"/>
+              <w:right w:color="000000" w:space="0" w:sz="4" w:val="single"/>
+            </w:tcBorders>
+            <w:tcMar>
+              <w:top w:w="100.0" w:type="dxa"/>
+              <w:left w:w="100.0" w:type="dxa"/>
+              <w:bottom w:w="100.0" w:type="dxa"/>
+              <w:right w:w="100.0" w:type="dxa"/>
+            </w:tcMar>
+            <w:vAlign w:val="top"/>
+          </w:tcPr>
+          <w:p>
+            <w:pPr>
+              <w:rPr/>
+            </w:pPr>
+            <w:r>
+              <w:rPr>
+                <w:rtl w:val="0"/>
+              </w:rPr>
+              <w:t xml:space="preserve">2 Horas</w:t>
+            </w:r>
+          </w:p>
+        </w:tc>
+        <w:tc>
+          <w:tcPr>
+            <w:tcBorders>
+              <w:top w:color="000000" w:space="0" w:sz="4" w:val="single"/>
+              <w:left w:color="000000" w:space="0" w:sz="4" w:val="single"/>
+              <w:bottom w:color="000000" w:space="0" w:sz="4" w:val="single"/>
+              <w:right w:color="000000" w:space="0" w:sz="4" w:val="single"/>
+            </w:tcBorders>
+            <w:tcMar>
+              <w:top w:w="100.0" w:type="dxa"/>
+              <w:left w:w="100.0" w:type="dxa"/>
+              <w:bottom w:w="100.0" w:type="dxa"/>
+              <w:right w:w="100.0" w:type="dxa"/>
+            </w:tcMar>
+            <w:vAlign w:val="top"/>
+          </w:tcPr>
+          <w:p>
+            <w:pPr>
+              <w:rPr/>
+            </w:pPr>
+            <w:r>
+              <w:rPr>
+                <w:rtl w:val="0"/>
+              </w:rPr>
+            </w:r>
+          </w:p>
+        </w:tc>
+        <w:tc>
+          <w:tcPr>
+            <w:tcBorders>
+              <w:top w:color="000000" w:space="0" w:sz="4" w:val="single"/>
+              <w:left w:color="000000" w:space="0" w:sz="4" w:val="single"/>
+              <w:bottom w:color="000000" w:space="0" w:sz="4" w:val="single"/>
+              <w:right w:color="000000" w:space="0" w:sz="4" w:val="single"/>
+            </w:tcBorders>
+            <w:tcMar>
+              <w:top w:w="100.0" w:type="dxa"/>
+              <w:left w:w="100.0" w:type="dxa"/>
+              <w:bottom w:w="100.0" w:type="dxa"/>
+              <w:right w:w="100.0" w:type="dxa"/>
+            </w:tcMar>
+            <w:vAlign w:val="top"/>
+          </w:tcPr>
+          <w:p>
+            <w:pPr>
+              <w:rPr/>
+            </w:pPr>
+            <w:r>
+              <w:rPr>
+                <w:rtl w:val="0"/>
+              </w:rPr>
+              <w:t xml:space="preserve">Validación del prototipo de ambas partes</w:t>
+            </w:r>
+          </w:p>
+        </w:tc>
+        <w:tc>
+          <w:tcPr>
+            <w:tcBorders>
+              <w:top w:color="000000" w:space="0" w:sz="4" w:val="single"/>
+              <w:left w:color="000000" w:space="0" w:sz="4" w:val="single"/>
+              <w:bottom w:color="000000" w:space="0" w:sz="4" w:val="single"/>
+              <w:right w:color="000000" w:space="0" w:sz="4" w:val="single"/>
+            </w:tcBorders>
+            <w:tcMar>
+              <w:top w:w="100.0" w:type="dxa"/>
+              <w:left w:w="100.0" w:type="dxa"/>
+              <w:bottom w:w="100.0" w:type="dxa"/>
+              <w:right w:w="100.0" w:type="dxa"/>
+            </w:tcMar>
+            <w:vAlign w:val="top"/>
+          </w:tcPr>
+          <w:p>
+            <w:pPr>
+              <w:rPr/>
+            </w:pPr>
+            <w:r>
+              <w:rPr>
+                <w:rtl w:val="0"/>
+              </w:rPr>
+            </w:r>
+          </w:p>
+        </w:tc>
+      </w:tr>
+      <w:tr>
+        <w:trPr>
+          <w:cantSplit w:val="0"/>
+          <w:trHeight w:val="1686.865234375" w:hRule="atLeast"/>
+          <w:tblHeader w:val="0"/>
+        </w:trPr>
+        <w:tc>
+          <w:tcPr>
+            <w:tcBorders>
+              <w:top w:color="000000" w:space="0" w:sz="4" w:val="single"/>
+              <w:left w:color="000000" w:space="0" w:sz="4" w:val="single"/>
+              <w:bottom w:color="000000" w:space="0" w:sz="4" w:val="single"/>
+              <w:right w:color="000000" w:space="0" w:sz="4" w:val="single"/>
+            </w:tcBorders>
+            <w:tcMar>
+              <w:top w:w="100.0" w:type="dxa"/>
+              <w:left w:w="100.0" w:type="dxa"/>
+              <w:bottom w:w="100.0" w:type="dxa"/>
+              <w:right w:w="100.0" w:type="dxa"/>
+            </w:tcMar>
+            <w:vAlign w:val="top"/>
+          </w:tcPr>
+          <w:p>
+            <w:pPr>
+              <w:rPr/>
+            </w:pPr>
+            <w:r>
+              <w:rPr>
+                <w:rtl w:val="0"/>
+              </w:rPr>
+              <w:t xml:space="preserve">20/04/2026</w:t>
+            </w:r>
+          </w:p>
+        </w:tc>
+        <w:tc>
+          <w:tcPr>
+            <w:tcBorders>
+              <w:top w:color="000000" w:space="0" w:sz="4" w:val="single"/>
+              <w:left w:color="000000" w:space="0" w:sz="4" w:val="single"/>
+              <w:bottom w:color="000000" w:space="0" w:sz="4" w:val="single"/>
+              <w:right w:color="000000" w:space="0" w:sz="4" w:val="single"/>
+            </w:tcBorders>
+            <w:tcMar>
+              <w:top w:w="100.0" w:type="dxa"/>
+              <w:left w:w="100.0" w:type="dxa"/>
+              <w:bottom w:w="100.0" w:type="dxa"/>
+              <w:right w:w="100.0" w:type="dxa"/>
+            </w:tcMar>
+            <w:vAlign w:val="top"/>
+          </w:tcPr>
+          <w:p>
+            <w:pPr>
+              <w:rPr/>
+            </w:pPr>
+            <w:r>
+              <w:rPr>
+                <w:rtl w:val="0"/>
+              </w:rPr>
+              <w:t xml:space="preserve">Diseñador de producto</w:t>
+            </w:r>
+          </w:p>
+        </w:tc>
+        <w:tc>
+          <w:tcPr>
+            <w:tcBorders>
+              <w:top w:color="000000" w:space="0" w:sz="4" w:val="single"/>
+              <w:left w:color="000000" w:space="0" w:sz="4" w:val="single"/>
+              <w:bottom w:color="000000" w:space="0" w:sz="4" w:val="single"/>
+              <w:right w:color="000000" w:space="0" w:sz="4" w:val="single"/>
+            </w:tcBorders>
+            <w:tcMar>
+              <w:top w:w="100.0" w:type="dxa"/>
+              <w:left w:w="100.0" w:type="dxa"/>
+              <w:bottom w:w="100.0" w:type="dxa"/>
+              <w:right w:w="100.0" w:type="dxa"/>
+            </w:tcMar>
+            <w:vAlign w:val="top"/>
+          </w:tcPr>
+          <w:p>
+            <w:pPr>
+              <w:rPr/>
+            </w:pPr>
+            <w:r>
+              <w:rPr>
+                <w:rtl w:val="0"/>
+              </w:rPr>
+              <w:t xml:space="preserve">Diseño de la caja para contener el Arduino</w:t>
+            </w:r>
+          </w:p>
+        </w:tc>
+        <w:tc>
+          <w:tcPr>
+            <w:tcBorders>
+              <w:top w:color="000000" w:space="0" w:sz="4" w:val="single"/>
+              <w:left w:color="000000" w:space="0" w:sz="4" w:val="single"/>
+              <w:bottom w:color="000000" w:space="0" w:sz="4" w:val="single"/>
+              <w:right w:color="000000" w:space="0" w:sz="4" w:val="single"/>
+            </w:tcBorders>
+            <w:tcMar>
+              <w:top w:w="100.0" w:type="dxa"/>
+              <w:left w:w="100.0" w:type="dxa"/>
+              <w:bottom w:w="100.0" w:type="dxa"/>
+              <w:right w:w="100.0" w:type="dxa"/>
+            </w:tcMar>
+            <w:vAlign w:val="top"/>
+          </w:tcPr>
+          <w:p>
+            <w:pPr>
+              <w:rPr/>
+            </w:pPr>
+            <w:r>
+              <w:rPr>
+                <w:rtl w:val="0"/>
+              </w:rPr>
+              <w:t xml:space="preserve">4 Horas</w:t>
+            </w:r>
+          </w:p>
+        </w:tc>
+        <w:tc>
+          <w:tcPr>
+            <w:tcBorders>
+              <w:top w:color="000000" w:space="0" w:sz="4" w:val="single"/>
+              <w:left w:color="000000" w:space="0" w:sz="4" w:val="single"/>
+              <w:bottom w:color="000000" w:space="0" w:sz="4" w:val="single"/>
+              <w:right w:color="000000" w:space="0" w:sz="4" w:val="single"/>
+            </w:tcBorders>
+            <w:tcMar>
+              <w:top w:w="100.0" w:type="dxa"/>
+              <w:left w:w="100.0" w:type="dxa"/>
+              <w:bottom w:w="100.0" w:type="dxa"/>
+              <w:right w:w="100.0" w:type="dxa"/>
+            </w:tcMar>
+            <w:vAlign w:val="top"/>
+          </w:tcPr>
+          <w:p>
+            <w:pPr>
+              <w:rPr/>
+            </w:pPr>
+            <w:r>
+              <w:rPr>
+                <w:rtl w:val="0"/>
+              </w:rPr>
+            </w:r>
+          </w:p>
+        </w:tc>
+        <w:tc>
+          <w:tcPr>
+            <w:tcBorders>
+              <w:top w:color="000000" w:space="0" w:sz="4" w:val="single"/>
+              <w:left w:color="000000" w:space="0" w:sz="4" w:val="single"/>
+              <w:bottom w:color="000000" w:space="0" w:sz="4" w:val="single"/>
+              <w:right w:color="000000" w:space="0" w:sz="4" w:val="single"/>
+            </w:tcBorders>
+            <w:tcMar>
+              <w:top w:w="100.0" w:type="dxa"/>
+              <w:left w:w="100.0" w:type="dxa"/>
+              <w:bottom w:w="100.0" w:type="dxa"/>
+              <w:right w:w="100.0" w:type="dxa"/>
+            </w:tcMar>
+            <w:vAlign w:val="top"/>
+          </w:tcPr>
+          <w:p>
+            <w:pPr>
+              <w:rPr/>
+            </w:pPr>
+            <w:r>
+              <w:rPr>
+                <w:rtl w:val="0"/>
+              </w:rPr>
+              <w:t xml:space="preserve">Avance con la caja para contener el Arduino</w:t>
+            </w:r>
+          </w:p>
+        </w:tc>
+        <w:tc>
+          <w:tcPr>
+            <w:tcBorders>
+              <w:top w:color="000000" w:space="0" w:sz="4" w:val="single"/>
+              <w:left w:color="000000" w:space="0" w:sz="4" w:val="single"/>
+              <w:bottom w:color="000000" w:space="0" w:sz="4" w:val="single"/>
+              <w:right w:color="000000" w:space="0" w:sz="4" w:val="single"/>
+            </w:tcBorders>
+            <w:tcMar>
+              <w:top w:w="100.0" w:type="dxa"/>
+              <w:left w:w="100.0" w:type="dxa"/>
+              <w:bottom w:w="100.0" w:type="dxa"/>
+              <w:right w:w="100.0" w:type="dxa"/>
+            </w:tcMar>
+            <w:vAlign w:val="top"/>
+          </w:tcPr>
+          <w:p>
+            <w:pPr>
+              <w:rPr/>
+            </w:pPr>
+            <w:r>
+              <w:rPr>
+                <w:rtl w:val="0"/>
+              </w:rPr>
+              <w:t xml:space="preserve">Pendiente recubrir la parte superior para visualizar la matriz del abecedario</w:t>
+            </w:r>
+          </w:p>
+        </w:tc>
+      </w:tr>
+      <w:tr>
+        <w:trPr>
+          <w:cantSplit w:val="0"/>
+          <w:trHeight w:val="1686.865234375" w:hRule="atLeast"/>
+          <w:tblHeader w:val="0"/>
+        </w:trPr>
+        <w:tc>
+          <w:tcPr>
+            <w:tcBorders>
+              <w:top w:color="000000" w:space="0" w:sz="4" w:val="single"/>
+              <w:left w:color="000000" w:space="0" w:sz="4" w:val="single"/>
+              <w:bottom w:color="000000" w:space="0" w:sz="4" w:val="single"/>
+              <w:right w:color="000000" w:space="0" w:sz="4" w:val="single"/>
+            </w:tcBorders>
+            <w:tcMar>
+              <w:top w:w="100.0" w:type="dxa"/>
+              <w:left w:w="100.0" w:type="dxa"/>
+              <w:bottom w:w="100.0" w:type="dxa"/>
+              <w:right w:w="100.0" w:type="dxa"/>
+            </w:tcMar>
+            <w:vAlign w:val="top"/>
+          </w:tcPr>
+          <w:p>
+            <w:pPr>
+              <w:rPr/>
+            </w:pPr>
+            <w:r>
+              <w:rPr>
+                <w:rtl w:val="0"/>
+              </w:rPr>
+              <w:t xml:space="preserve">22/04/2026</w:t>
+            </w:r>
+          </w:p>
+        </w:tc>
+        <w:tc>
+          <w:tcPr>
+            <w:tcBorders>
+              <w:top w:color="000000" w:space="0" w:sz="4" w:val="single"/>
+              <w:left w:color="000000" w:space="0" w:sz="4" w:val="single"/>
+              <w:bottom w:color="000000" w:space="0" w:sz="4" w:val="single"/>
+              <w:right w:color="000000" w:space="0" w:sz="4" w:val="single"/>
+            </w:tcBorders>
+            <w:tcMar>
+              <w:top w:w="100.0" w:type="dxa"/>
+              <w:left w:w="100.0" w:type="dxa"/>
+              <w:bottom w:w="100.0" w:type="dxa"/>
+              <w:right w:w="100.0" w:type="dxa"/>
+            </w:tcMar>
+            <w:vAlign w:val="top"/>
+          </w:tcPr>
+          <w:p>
+            <w:pPr>
+              <w:rPr/>
+            </w:pPr>
+            <w:r>
+              <w:rPr>
+                <w:rtl w:val="0"/>
+              </w:rPr>
+              <w:t xml:space="preserve">Diseñador de producto</w:t>
+            </w:r>
+          </w:p>
+        </w:tc>
+        <w:tc>
+          <w:tcPr>
+            <w:tcBorders>
+              <w:top w:color="000000" w:space="0" w:sz="4" w:val="single"/>
+              <w:left w:color="000000" w:space="0" w:sz="4" w:val="single"/>
+              <w:bottom w:color="000000" w:space="0" w:sz="4" w:val="single"/>
+              <w:right w:color="000000" w:space="0" w:sz="4" w:val="single"/>
+            </w:tcBorders>
+            <w:tcMar>
+              <w:top w:w="100.0" w:type="dxa"/>
+              <w:left w:w="100.0" w:type="dxa"/>
+              <w:bottom w:w="100.0" w:type="dxa"/>
+              <w:right w:w="100.0" w:type="dxa"/>
+            </w:tcMar>
+            <w:vAlign w:val="top"/>
+          </w:tcPr>
+          <w:p>
+            <w:pPr>
+              <w:rPr/>
+            </w:pPr>
+            <w:r>
+              <w:rPr>
+                <w:rtl w:val="0"/>
+              </w:rPr>
+              <w:t xml:space="preserve">Diseño de la caja para contener el Arduino</w:t>
+            </w:r>
+          </w:p>
+        </w:tc>
+        <w:tc>
+          <w:tcPr>
+            <w:tcBorders>
+              <w:top w:color="000000" w:space="0" w:sz="4" w:val="single"/>
+              <w:left w:color="000000" w:space="0" w:sz="4" w:val="single"/>
+              <w:bottom w:color="000000" w:space="0" w:sz="4" w:val="single"/>
+              <w:right w:color="000000" w:space="0" w:sz="4" w:val="single"/>
+            </w:tcBorders>
+            <w:tcMar>
+              <w:top w:w="100.0" w:type="dxa"/>
+              <w:left w:w="100.0" w:type="dxa"/>
+              <w:bottom w:w="100.0" w:type="dxa"/>
+              <w:right w:w="100.0" w:type="dxa"/>
+            </w:tcMar>
+            <w:vAlign w:val="top"/>
+          </w:tcPr>
+          <w:p>
+            <w:pPr>
+              <w:rPr/>
+            </w:pPr>
+            <w:r>
+              <w:rPr>
+                <w:rtl w:val="0"/>
+              </w:rPr>
+              <w:t xml:space="preserve">1 Hora</w:t>
+            </w:r>
+          </w:p>
+        </w:tc>
+        <w:tc>
+          <w:tcPr>
+            <w:tcBorders>
+              <w:top w:color="000000" w:space="0" w:sz="4" w:val="single"/>
+              <w:left w:color="000000" w:space="0" w:sz="4" w:val="single"/>
+              <w:bottom w:color="000000" w:space="0" w:sz="4" w:val="single"/>
+              <w:right w:color="000000" w:space="0" w:sz="4" w:val="single"/>
+            </w:tcBorders>
+            <w:tcMar>
+              <w:top w:w="100.0" w:type="dxa"/>
+              <w:left w:w="100.0" w:type="dxa"/>
+              <w:bottom w:w="100.0" w:type="dxa"/>
+              <w:right w:w="100.0" w:type="dxa"/>
+            </w:tcMar>
+            <w:vAlign w:val="top"/>
+          </w:tcPr>
+          <w:p>
+            <w:pPr>
+              <w:rPr/>
+            </w:pPr>
+            <w:r>
+              <w:rPr>
+                <w:rtl w:val="0"/>
+              </w:rPr>
+            </w:r>
+          </w:p>
+        </w:tc>
+        <w:tc>
+          <w:tcPr>
+            <w:tcBorders>
+              <w:top w:color="000000" w:space="0" w:sz="4" w:val="single"/>
+              <w:left w:color="000000" w:space="0" w:sz="4" w:val="single"/>
+              <w:bottom w:color="000000" w:space="0" w:sz="4" w:val="single"/>
+              <w:right w:color="000000" w:space="0" w:sz="4" w:val="single"/>
+            </w:tcBorders>
+            <w:tcMar>
+              <w:top w:w="100.0" w:type="dxa"/>
+              <w:left w:w="100.0" w:type="dxa"/>
+              <w:bottom w:w="100.0" w:type="dxa"/>
+              <w:right w:w="100.0" w:type="dxa"/>
+            </w:tcMar>
+            <w:vAlign w:val="top"/>
+          </w:tcPr>
+          <w:p>
+            <w:pPr>
+              <w:rPr/>
+            </w:pPr>
+            <w:r>
+              <w:rPr>
+                <w:rtl w:val="0"/>
+              </w:rPr>
+              <w:t xml:space="preserve">Finalización de la caja que contiene el Arduino</w:t>
+            </w:r>
+          </w:p>
+        </w:tc>
+        <w:tc>
+          <w:tcPr>
+            <w:tcBorders>
+              <w:top w:color="000000" w:space="0" w:sz="4" w:val="single"/>
+              <w:left w:color="000000" w:space="0" w:sz="4" w:val="single"/>
+              <w:bottom w:color="000000" w:space="0" w:sz="4" w:val="single"/>
+              <w:right w:color="000000" w:space="0" w:sz="4" w:val="single"/>
+            </w:tcBorders>
+            <w:tcMar>
+              <w:top w:w="100.0" w:type="dxa"/>
+              <w:left w:w="100.0" w:type="dxa"/>
+              <w:bottom w:w="100.0" w:type="dxa"/>
+              <w:right w:w="100.0" w:type="dxa"/>
+            </w:tcMar>
+            <w:vAlign w:val="top"/>
+          </w:tcPr>
+          <w:p>
+            <w:pPr>
+              <w:rPr/>
+            </w:pPr>
+            <w:r>
+              <w:rPr>
+                <w:rtl w:val="0"/>
+              </w:rPr>
+              <w:t xml:space="preserve">El desarrollador de software y hardware requiere hacer retoques en el módulo</w:t>
+            </w:r>
+          </w:p>
+        </w:tc>
+      </w:tr>
+      <w:tr>
+        <w:trPr>
+          <w:cantSplit w:val="0"/>
+          <w:trHeight w:val="1686.865234375" w:hRule="atLeast"/>
+          <w:tblHeader w:val="0"/>
+        </w:trPr>
+        <w:tc>
+          <w:tcPr>
+            <w:tcBorders>
+              <w:top w:color="000000" w:space="0" w:sz="4" w:val="single"/>
+              <w:left w:color="000000" w:space="0" w:sz="4" w:val="single"/>
+              <w:bottom w:color="000000" w:space="0" w:sz="4" w:val="single"/>
+              <w:right w:color="000000" w:space="0" w:sz="4" w:val="single"/>
+            </w:tcBorders>
+            <w:tcMar>
+              <w:top w:w="100.0" w:type="dxa"/>
+              <w:left w:w="100.0" w:type="dxa"/>
+              <w:bottom w:w="100.0" w:type="dxa"/>
+              <w:right w:w="100.0" w:type="dxa"/>
+            </w:tcMar>
+            <w:vAlign w:val="top"/>
+          </w:tcPr>
+          <w:p>
+            <w:pPr>
+              <w:rPr/>
+            </w:pPr>
+            <w:r>
+              <w:rPr>
+                <w:rtl w:val="0"/>
+              </w:rPr>
+              <w:t xml:space="preserve">25/04/2026</w:t>
+            </w:r>
+          </w:p>
+        </w:tc>
+        <w:tc>
+          <w:tcPr>
+            <w:tcBorders>
+              <w:top w:color="000000" w:space="0" w:sz="4" w:val="single"/>
+              <w:left w:color="000000" w:space="0" w:sz="4" w:val="single"/>
+              <w:bottom w:color="000000" w:space="0" w:sz="4" w:val="single"/>
+              <w:right w:color="000000" w:space="0" w:sz="4" w:val="single"/>
+            </w:tcBorders>
+            <w:tcMar>
+              <w:top w:w="100.0" w:type="dxa"/>
+              <w:left w:w="100.0" w:type="dxa"/>
+              <w:bottom w:w="100.0" w:type="dxa"/>
+              <w:right w:w="100.0" w:type="dxa"/>
+            </w:tcMar>
+            <w:vAlign w:val="top"/>
+          </w:tcPr>
+          <w:p>
+            <w:pPr>
+              <w:rPr/>
+            </w:pPr>
+            <w:r>
+              <w:rPr>
+                <w:rtl w:val="0"/>
+              </w:rPr>
+              <w:t xml:space="preserve">Desarrollador de software y hardware</w:t>
+            </w:r>
+          </w:p>
+        </w:tc>
+        <w:tc>
+          <w:tcPr>
+            <w:tcBorders>
+              <w:top w:color="000000" w:space="0" w:sz="4" w:val="single"/>
+              <w:left w:color="000000" w:space="0" w:sz="4" w:val="single"/>
+              <w:bottom w:color="000000" w:space="0" w:sz="4" w:val="single"/>
+              <w:right w:color="000000" w:space="0" w:sz="4" w:val="single"/>
+            </w:tcBorders>
+            <w:tcMar>
+              <w:top w:w="100.0" w:type="dxa"/>
+              <w:left w:w="100.0" w:type="dxa"/>
+              <w:bottom w:w="100.0" w:type="dxa"/>
+              <w:right w:w="100.0" w:type="dxa"/>
+            </w:tcMar>
+            <w:vAlign w:val="top"/>
+          </w:tcPr>
+          <w:p>
+            <w:pPr>
+              <w:rPr/>
+            </w:pPr>
+            <w:r>
+              <w:rPr>
+                <w:rtl w:val="0"/>
+              </w:rPr>
+              <w:t xml:space="preserve">Cambios en hardware y software del prototipo</w:t>
+            </w:r>
+          </w:p>
+        </w:tc>
+        <w:tc>
+          <w:tcPr>
+            <w:tcBorders>
+              <w:top w:color="000000" w:space="0" w:sz="4" w:val="single"/>
+              <w:left w:color="000000" w:space="0" w:sz="4" w:val="single"/>
+              <w:bottom w:color="000000" w:space="0" w:sz="4" w:val="single"/>
+              <w:right w:color="000000" w:space="0" w:sz="4" w:val="single"/>
+            </w:tcBorders>
+            <w:tcMar>
+              <w:top w:w="100.0" w:type="dxa"/>
+              <w:left w:w="100.0" w:type="dxa"/>
+              <w:bottom w:w="100.0" w:type="dxa"/>
+              <w:right w:w="100.0" w:type="dxa"/>
+            </w:tcMar>
+            <w:vAlign w:val="top"/>
+          </w:tcPr>
+          <w:p>
+            <w:pPr>
+              <w:rPr/>
+            </w:pPr>
+            <w:r>
+              <w:rPr>
+                <w:rtl w:val="0"/>
+              </w:rPr>
+              <w:t xml:space="preserve">3 Horas</w:t>
+            </w:r>
+          </w:p>
+        </w:tc>
+        <w:tc>
+          <w:tcPr>
+            <w:tcBorders>
+              <w:top w:color="000000" w:space="0" w:sz="4" w:val="single"/>
+              <w:left w:color="000000" w:space="0" w:sz="4" w:val="single"/>
+              <w:bottom w:color="000000" w:space="0" w:sz="4" w:val="single"/>
+              <w:right w:color="000000" w:space="0" w:sz="4" w:val="single"/>
+            </w:tcBorders>
+            <w:tcMar>
+              <w:top w:w="100.0" w:type="dxa"/>
+              <w:left w:w="100.0" w:type="dxa"/>
+              <w:bottom w:w="100.0" w:type="dxa"/>
+              <w:right w:w="100.0" w:type="dxa"/>
+            </w:tcMar>
+            <w:vAlign w:val="top"/>
+          </w:tcPr>
+          <w:p>
+            <w:pPr>
+              <w:rPr/>
+            </w:pPr>
+            <w:r>
+              <w:rPr>
+                <w:rtl w:val="0"/>
+              </w:rPr>
+              <w:t xml:space="preserve">Arduino IDE</w:t>
+            </w:r>
+          </w:p>
+        </w:tc>
+        <w:tc>
+          <w:tcPr>
+            <w:tcBorders>
+              <w:top w:color="000000" w:space="0" w:sz="4" w:val="single"/>
+              <w:left w:color="000000" w:space="0" w:sz="4" w:val="single"/>
+              <w:bottom w:color="000000" w:space="0" w:sz="4" w:val="single"/>
+              <w:right w:color="000000" w:space="0" w:sz="4" w:val="single"/>
+            </w:tcBorders>
+            <w:tcMar>
+              <w:top w:w="100.0" w:type="dxa"/>
+              <w:left w:w="100.0" w:type="dxa"/>
+              <w:bottom w:w="100.0" w:type="dxa"/>
+              <w:right w:w="100.0" w:type="dxa"/>
+            </w:tcMar>
+            <w:vAlign w:val="top"/>
+          </w:tcPr>
+          <w:p>
+            <w:pPr>
+              <w:rPr/>
+            </w:pPr>
+            <w:r>
+              <w:rPr>
+                <w:rtl w:val="0"/>
+              </w:rPr>
+              <w:t xml:space="preserve">Aplicados cambios según consulta con el profesor</w:t>
+            </w:r>
+          </w:p>
+        </w:tc>
+        <w:tc>
+          <w:tcPr>
+            <w:tcBorders>
+              <w:top w:color="000000" w:space="0" w:sz="4" w:val="single"/>
+              <w:left w:color="000000" w:space="0" w:sz="4" w:val="single"/>
+              <w:bottom w:color="000000" w:space="0" w:sz="4" w:val="single"/>
+              <w:right w:color="000000" w:space="0" w:sz="4" w:val="single"/>
+            </w:tcBorders>
+            <w:tcMar>
+              <w:top w:w="100.0" w:type="dxa"/>
+              <w:left w:w="100.0" w:type="dxa"/>
+              <w:bottom w:w="100.0" w:type="dxa"/>
+              <w:right w:w="100.0" w:type="dxa"/>
+            </w:tcMar>
+            <w:vAlign w:val="top"/>
+          </w:tcPr>
+          <w:p>
+            <w:pPr>
+              <w:rPr/>
+            </w:pPr>
+            <w:r>
+              <w:rPr>
+                <w:rtl w:val="0"/>
+              </w:rPr>
+            </w:r>
+          </w:p>
+        </w:tc>
+      </w:tr>
+      <w:tr>
+        <w:trPr>
+          <w:cantSplit w:val="0"/>
+          <w:trHeight w:val="1686.865234375" w:hRule="atLeast"/>
+          <w:tblHeader w:val="0"/>
+        </w:trPr>
+        <w:tc>
+          <w:tcPr>
+            <w:tcBorders>
+              <w:top w:color="000000" w:space="0" w:sz="4" w:val="single"/>
+              <w:left w:color="000000" w:space="0" w:sz="4" w:val="single"/>
+              <w:bottom w:color="000000" w:space="0" w:sz="4" w:val="single"/>
+              <w:right w:color="000000" w:space="0" w:sz="4" w:val="single"/>
+            </w:tcBorders>
+            <w:tcMar>
+              <w:top w:w="100.0" w:type="dxa"/>
+              <w:left w:w="100.0" w:type="dxa"/>
+              <w:bottom w:w="100.0" w:type="dxa"/>
+              <w:right w:w="100.0" w:type="dxa"/>
+            </w:tcMar>
+            <w:vAlign w:val="top"/>
+          </w:tcPr>
+          <w:p>
+            <w:pPr>
+              <w:rPr/>
+            </w:pPr>
+            <w:r>
+              <w:rPr>
+                <w:rtl w:val="0"/>
+              </w:rPr>
+              <w:t xml:space="preserve">25/04/2026</w:t>
+            </w:r>
+          </w:p>
+        </w:tc>
+        <w:tc>
+          <w:tcPr>
+            <w:tcBorders>
+              <w:top w:color="000000" w:space="0" w:sz="4" w:val="single"/>
+              <w:left w:color="000000" w:space="0" w:sz="4" w:val="single"/>
+              <w:bottom w:color="000000" w:space="0" w:sz="4" w:val="single"/>
+              <w:right w:color="000000" w:space="0" w:sz="4" w:val="single"/>
+            </w:tcBorders>
+            <w:tcMar>
+              <w:top w:w="100.0" w:type="dxa"/>
+              <w:left w:w="100.0" w:type="dxa"/>
+              <w:bottom w:w="100.0" w:type="dxa"/>
+              <w:right w:w="100.0" w:type="dxa"/>
+            </w:tcMar>
+            <w:vAlign w:val="top"/>
+          </w:tcPr>
+          <w:p>
+            <w:pPr>
+              <w:rPr/>
+            </w:pPr>
+            <w:r>
+              <w:rPr>
+                <w:rtl w:val="0"/>
+              </w:rPr>
+              <w:t xml:space="preserve">Diseñador de producto</w:t>
+            </w:r>
+          </w:p>
+        </w:tc>
+        <w:tc>
+          <w:tcPr>
+            <w:tcBorders>
+              <w:top w:color="000000" w:space="0" w:sz="4" w:val="single"/>
+              <w:left w:color="000000" w:space="0" w:sz="4" w:val="single"/>
+              <w:bottom w:color="000000" w:space="0" w:sz="4" w:val="single"/>
+              <w:right w:color="000000" w:space="0" w:sz="4" w:val="single"/>
+            </w:tcBorders>
+            <w:tcMar>
+              <w:top w:w="100.0" w:type="dxa"/>
+              <w:left w:w="100.0" w:type="dxa"/>
+              <w:bottom w:w="100.0" w:type="dxa"/>
+              <w:right w:w="100.0" w:type="dxa"/>
+            </w:tcMar>
+            <w:vAlign w:val="top"/>
+          </w:tcPr>
+          <w:p>
+            <w:pPr>
+              <w:rPr/>
+            </w:pPr>
+            <w:r>
+              <w:rPr>
+                <w:rtl w:val="0"/>
+              </w:rPr>
+              <w:t xml:space="preserve">Retoques en la caja externa</w:t>
+            </w:r>
+          </w:p>
+        </w:tc>
+        <w:tc>
+          <w:tcPr>
+            <w:tcBorders>
+              <w:top w:color="000000" w:space="0" w:sz="4" w:val="single"/>
+              <w:left w:color="000000" w:space="0" w:sz="4" w:val="single"/>
+              <w:bottom w:color="000000" w:space="0" w:sz="4" w:val="single"/>
+              <w:right w:color="000000" w:space="0" w:sz="4" w:val="single"/>
+            </w:tcBorders>
+            <w:tcMar>
+              <w:top w:w="100.0" w:type="dxa"/>
+              <w:left w:w="100.0" w:type="dxa"/>
+              <w:bottom w:w="100.0" w:type="dxa"/>
+              <w:right w:w="100.0" w:type="dxa"/>
+            </w:tcMar>
+            <w:vAlign w:val="top"/>
+          </w:tcPr>
+          <w:p>
+            <w:pPr>
+              <w:rPr/>
+            </w:pPr>
+            <w:r>
+              <w:rPr>
+                <w:rtl w:val="0"/>
+              </w:rPr>
+              <w:t xml:space="preserve">1 Hora</w:t>
+            </w:r>
+          </w:p>
+        </w:tc>
+        <w:tc>
+          <w:tcPr>
+            <w:tcBorders>
+              <w:top w:color="000000" w:space="0" w:sz="4" w:val="single"/>
+              <w:left w:color="000000" w:space="0" w:sz="4" w:val="single"/>
+              <w:bottom w:color="000000" w:space="0" w:sz="4" w:val="single"/>
+              <w:right w:color="000000" w:space="0" w:sz="4" w:val="single"/>
+            </w:tcBorders>
+            <w:tcMar>
+              <w:top w:w="100.0" w:type="dxa"/>
+              <w:left w:w="100.0" w:type="dxa"/>
+              <w:bottom w:w="100.0" w:type="dxa"/>
+              <w:right w:w="100.0" w:type="dxa"/>
+            </w:tcMar>
+            <w:vAlign w:val="top"/>
+          </w:tcPr>
+          <w:p>
+            <w:pPr>
+              <w:rPr/>
+            </w:pPr>
+            <w:r>
+              <w:rPr>
+                <w:rtl w:val="0"/>
+              </w:rPr>
+            </w:r>
+          </w:p>
+        </w:tc>
+        <w:tc>
+          <w:tcPr>
+            <w:tcBorders>
+              <w:top w:color="000000" w:space="0" w:sz="4" w:val="single"/>
+              <w:left w:color="000000" w:space="0" w:sz="4" w:val="single"/>
+              <w:bottom w:color="000000" w:space="0" w:sz="4" w:val="single"/>
+              <w:right w:color="000000" w:space="0" w:sz="4" w:val="single"/>
+            </w:tcBorders>
+            <w:tcMar>
+              <w:top w:w="100.0" w:type="dxa"/>
+              <w:left w:w="100.0" w:type="dxa"/>
+              <w:bottom w:w="100.0" w:type="dxa"/>
+              <w:right w:w="100.0" w:type="dxa"/>
+            </w:tcMar>
+            <w:vAlign w:val="top"/>
+          </w:tcPr>
+          <w:p>
+            <w:pPr>
+              <w:rPr/>
+            </w:pPr>
+            <w:r>
+              <w:rPr>
+                <w:rtl w:val="0"/>
+              </w:rPr>
+              <w:t xml:space="preserve">El prototipo se encuentra listo y ensamblado en la caja</w:t>
+            </w:r>
+          </w:p>
+        </w:tc>
+        <w:tc>
+          <w:tcPr>
+            <w:tcBorders>
+              <w:top w:color="000000" w:space="0" w:sz="4" w:val="single"/>
+              <w:left w:color="000000" w:space="0" w:sz="4" w:val="single"/>
+              <w:bottom w:color="000000" w:space="0" w:sz="4" w:val="single"/>
+              <w:right w:color="000000" w:space="0" w:sz="4" w:val="single"/>
+            </w:tcBorders>
+            <w:tcMar>
+              <w:top w:w="100.0" w:type="dxa"/>
+              <w:left w:w="100.0" w:type="dxa"/>
+              <w:bottom w:w="100.0" w:type="dxa"/>
+              <w:right w:w="100.0" w:type="dxa"/>
+            </w:tcMar>
+            <w:vAlign w:val="top"/>
+          </w:tcPr>
+          <w:p>
+            <w:pPr>
+              <w:rPr/>
+            </w:pPr>
+            <w:r>
+              <w:rPr>
+                <w:rtl w:val="0"/>
+              </w:rPr>
+            </w:r>
+          </w:p>
+        </w:tc>
+      </w:tr>
+      <w:tr>
+        <w:trPr>
+          <w:cantSplit w:val="0"/>
+          <w:trHeight w:val="1686.865234375" w:hRule="atLeast"/>
+          <w:tblHeader w:val="0"/>
+        </w:trPr>
+        <w:tc>
+          <w:tcPr>
+            <w:tcBorders>
+              <w:top w:color="000000" w:space="0" w:sz="4" w:val="single"/>
+              <w:left w:color="000000" w:space="0" w:sz="4" w:val="single"/>
+              <w:bottom w:color="000000" w:space="0" w:sz="4" w:val="single"/>
+              <w:right w:color="000000" w:space="0" w:sz="4" w:val="single"/>
+            </w:tcBorders>
+            <w:tcMar>
+              <w:top w:w="100.0" w:type="dxa"/>
+              <w:left w:w="100.0" w:type="dxa"/>
+              <w:bottom w:w="100.0" w:type="dxa"/>
+              <w:right w:w="100.0" w:type="dxa"/>
+            </w:tcMar>
+            <w:vAlign w:val="top"/>
+          </w:tcPr>
+          <w:p>
+            <w:pPr>
+              <w:rPr/>
+            </w:pPr>
+            <w:r>
+              <w:rPr>
+                <w:rtl w:val="0"/>
+              </w:rPr>
+              <w:t xml:space="preserve">27/04/2026</w:t>
+            </w:r>
+          </w:p>
+        </w:tc>
+        <w:tc>
+          <w:tcPr>
+            <w:tcBorders>
+              <w:top w:color="000000" w:space="0" w:sz="4" w:val="single"/>
+              <w:left w:color="000000" w:space="0" w:sz="4" w:val="single"/>
+              <w:bottom w:color="000000" w:space="0" w:sz="4" w:val="single"/>
+              <w:right w:color="000000" w:space="0" w:sz="4" w:val="single"/>
+            </w:tcBorders>
+            <w:tcMar>
+              <w:top w:w="100.0" w:type="dxa"/>
+              <w:left w:w="100.0" w:type="dxa"/>
+              <w:bottom w:w="100.0" w:type="dxa"/>
+              <w:right w:w="100.0" w:type="dxa"/>
+            </w:tcMar>
+            <w:vAlign w:val="top"/>
+          </w:tcPr>
+          <w:p>
+            <w:pPr>
+              <w:rPr/>
+            </w:pPr>
+            <w:r>
+              <w:rPr>
+                <w:rtl w:val="0"/>
+              </w:rPr>
+              <w:t xml:space="preserve">Encargado de documentación</w:t>
+            </w:r>
+          </w:p>
+        </w:tc>
+        <w:tc>
+          <w:tcPr>
+            <w:tcBorders>
+              <w:top w:color="000000" w:space="0" w:sz="4" w:val="single"/>
+              <w:left w:color="000000" w:space="0" w:sz="4" w:val="single"/>
+              <w:bottom w:color="000000" w:space="0" w:sz="4" w:val="single"/>
+              <w:right w:color="000000" w:space="0" w:sz="4" w:val="single"/>
+            </w:tcBorders>
+            <w:tcMar>
+              <w:top w:w="100.0" w:type="dxa"/>
+              <w:left w:w="100.0" w:type="dxa"/>
+              <w:bottom w:w="100.0" w:type="dxa"/>
+              <w:right w:w="100.0" w:type="dxa"/>
+            </w:tcMar>
+            <w:vAlign w:val="top"/>
+          </w:tcPr>
+          <w:p>
+            <w:pPr>
+              <w:rPr/>
+            </w:pPr>
+            <w:r>
+              <w:rPr>
+                <w:rtl w:val="0"/>
+              </w:rPr>
+              <w:t xml:space="preserve">Documentación de Atributos</w:t>
+            </w:r>
+          </w:p>
+        </w:tc>
+        <w:tc>
+          <w:tcPr>
+            <w:tcBorders>
+              <w:top w:color="000000" w:space="0" w:sz="4" w:val="single"/>
+              <w:left w:color="000000" w:space="0" w:sz="4" w:val="single"/>
+              <w:bottom w:color="000000" w:space="0" w:sz="4" w:val="single"/>
+              <w:right w:color="000000" w:space="0" w:sz="4" w:val="single"/>
+            </w:tcBorders>
+            <w:tcMar>
+              <w:top w:w="100.0" w:type="dxa"/>
+              <w:left w:w="100.0" w:type="dxa"/>
+              <w:bottom w:w="100.0" w:type="dxa"/>
+              <w:right w:w="100.0" w:type="dxa"/>
+            </w:tcMar>
+            <w:vAlign w:val="top"/>
+          </w:tcPr>
+          <w:p>
+            <w:pPr>
+              <w:rPr/>
+            </w:pPr>
+            <w:r>
+              <w:rPr>
+                <w:rtl w:val="0"/>
+              </w:rPr>
+              <w:t xml:space="preserve">6 Horas</w:t>
+            </w:r>
+          </w:p>
+        </w:tc>
+        <w:tc>
+          <w:tcPr>
+            <w:tcBorders>
+              <w:top w:color="000000" w:space="0" w:sz="4" w:val="single"/>
+              <w:left w:color="000000" w:space="0" w:sz="4" w:val="single"/>
+              <w:bottom w:color="000000" w:space="0" w:sz="4" w:val="single"/>
+              <w:right w:color="000000" w:space="0" w:sz="4" w:val="single"/>
+            </w:tcBorders>
+            <w:tcMar>
+              <w:top w:w="100.0" w:type="dxa"/>
+              <w:left w:w="100.0" w:type="dxa"/>
+              <w:bottom w:w="100.0" w:type="dxa"/>
+              <w:right w:w="100.0" w:type="dxa"/>
+            </w:tcMar>
+            <w:vAlign w:val="top"/>
+          </w:tcPr>
+          <w:p>
+            <w:pPr>
+              <w:rPr/>
+            </w:pPr>
+            <w:r>
+              <w:rPr>
+                <w:rtl w:val="0"/>
+              </w:rPr>
+              <w:t xml:space="preserve">Google Docs</w:t>
+            </w:r>
+          </w:p>
+        </w:tc>
+        <w:tc>
+          <w:tcPr>
+            <w:tcBorders>
+              <w:top w:color="000000" w:space="0" w:sz="4" w:val="single"/>
+              <w:left w:color="000000" w:space="0" w:sz="4" w:val="single"/>
+              <w:bottom w:color="000000" w:space="0" w:sz="4" w:val="single"/>
+              <w:right w:color="000000" w:space="0" w:sz="4" w:val="single"/>
+            </w:tcBorders>
+            <w:tcMar>
+              <w:top w:w="100.0" w:type="dxa"/>
+              <w:left w:w="100.0" w:type="dxa"/>
+              <w:bottom w:w="100.0" w:type="dxa"/>
+              <w:right w:w="100.0" w:type="dxa"/>
+            </w:tcMar>
+            <w:vAlign w:val="top"/>
+          </w:tcPr>
+          <w:p>
+            <w:pPr>
+              <w:rPr/>
+            </w:pPr>
+            <w:r>
+              <w:rPr>
+                <w:rtl w:val="0"/>
+              </w:rPr>
+              <w:t xml:space="preserve">Finalización de la documentación de atributos del proyecto</w:t>
+            </w:r>
+          </w:p>
+        </w:tc>
+        <w:tc>
+          <w:tcPr>
+            <w:tcBorders>
+              <w:top w:color="000000" w:space="0" w:sz="4" w:val="single"/>
+              <w:left w:color="000000" w:space="0" w:sz="4" w:val="single"/>
+              <w:bottom w:color="000000" w:space="0" w:sz="4" w:val="single"/>
+              <w:right w:color="000000" w:space="0" w:sz="4" w:val="single"/>
+            </w:tcBorders>
+            <w:tcMar>
+              <w:top w:w="100.0" w:type="dxa"/>
+              <w:left w:w="100.0" w:type="dxa"/>
+              <w:bottom w:w="100.0" w:type="dxa"/>
+              <w:right w:w="100.0" w:type="dxa"/>
+            </w:tcMar>
+            <w:vAlign w:val="top"/>
+          </w:tcPr>
+          <w:p>
+            <w:pPr>
+              <w:rPr/>
+            </w:pPr>
+            <w:r>
+              <w:rPr>
+                <w:rtl w:val="0"/>
+              </w:rPr>
+            </w:r>
+          </w:p>
+        </w:tc>
+      </w:tr>
+      <w:tr>
+        <w:trPr>
+          <w:cantSplit w:val="0"/>
+          <w:trHeight w:val="1686.865234375" w:hRule="atLeast"/>
+          <w:tblHeader w:val="0"/>
+        </w:trPr>
+        <w:tc>
+          <w:tcPr>
+            <w:tcBorders>
+              <w:top w:color="000000" w:space="0" w:sz="4" w:val="single"/>
+              <w:left w:color="000000" w:space="0" w:sz="4" w:val="single"/>
+              <w:bottom w:color="000000" w:space="0" w:sz="4" w:val="single"/>
+              <w:right w:color="000000" w:space="0" w:sz="4" w:val="single"/>
+            </w:tcBorders>
+            <w:tcMar>
+              <w:top w:w="100.0" w:type="dxa"/>
+              <w:left w:w="100.0" w:type="dxa"/>
+              <w:bottom w:w="100.0" w:type="dxa"/>
+              <w:right w:w="100.0" w:type="dxa"/>
+            </w:tcMar>
+            <w:vAlign w:val="top"/>
+          </w:tcPr>
+          <w:p>
+            <w:pPr>
+              <w:rPr/>
+            </w:pPr>
+            <w:r>
+              <w:rPr>
+                <w:rtl w:val="0"/>
+              </w:rPr>
+              <w:t xml:space="preserve">29/04/2026</w:t>
+            </w:r>
+          </w:p>
+        </w:tc>
+        <w:tc>
+          <w:tcPr>
+            <w:tcBorders>
+              <w:top w:color="000000" w:space="0" w:sz="4" w:val="single"/>
+              <w:left w:color="000000" w:space="0" w:sz="4" w:val="single"/>
+              <w:bottom w:color="000000" w:space="0" w:sz="4" w:val="single"/>
+              <w:right w:color="000000" w:space="0" w:sz="4" w:val="single"/>
+            </w:tcBorders>
+            <w:tcMar>
+              <w:top w:w="100.0" w:type="dxa"/>
+              <w:left w:w="100.0" w:type="dxa"/>
+              <w:bottom w:w="100.0" w:type="dxa"/>
+              <w:right w:w="100.0" w:type="dxa"/>
+            </w:tcMar>
+            <w:vAlign w:val="top"/>
+          </w:tcPr>
+          <w:p>
+            <w:pPr>
+              <w:rPr/>
+            </w:pPr>
+            <w:r>
+              <w:rPr>
+                <w:rtl w:val="0"/>
+              </w:rPr>
+              <w:t xml:space="preserve">Encargado de documentación</w:t>
+            </w:r>
+          </w:p>
+        </w:tc>
+        <w:tc>
+          <w:tcPr>
+            <w:tcBorders>
+              <w:top w:color="000000" w:space="0" w:sz="4" w:val="single"/>
+              <w:left w:color="000000" w:space="0" w:sz="4" w:val="single"/>
+              <w:bottom w:color="000000" w:space="0" w:sz="4" w:val="single"/>
+              <w:right w:color="000000" w:space="0" w:sz="4" w:val="single"/>
+            </w:tcBorders>
+            <w:tcMar>
+              <w:top w:w="100.0" w:type="dxa"/>
+              <w:left w:w="100.0" w:type="dxa"/>
+              <w:bottom w:w="100.0" w:type="dxa"/>
+              <w:right w:w="100.0" w:type="dxa"/>
+            </w:tcMar>
+            <w:vAlign w:val="top"/>
+          </w:tcPr>
+          <w:p>
+            <w:pPr>
+              <w:rPr/>
+            </w:pPr>
+            <w:r>
+              <w:rPr>
+                <w:rtl w:val="0"/>
+              </w:rPr>
+              <w:t xml:space="preserve">Documentación externa</w:t>
+            </w:r>
+          </w:p>
+        </w:tc>
+        <w:tc>
+          <w:tcPr>
+            <w:tcBorders>
+              <w:top w:color="000000" w:space="0" w:sz="4" w:val="single"/>
+              <w:left w:color="000000" w:space="0" w:sz="4" w:val="single"/>
+              <w:bottom w:color="000000" w:space="0" w:sz="4" w:val="single"/>
+              <w:right w:color="000000" w:space="0" w:sz="4" w:val="single"/>
+            </w:tcBorders>
+            <w:tcMar>
+              <w:top w:w="100.0" w:type="dxa"/>
+              <w:left w:w="100.0" w:type="dxa"/>
+              <w:bottom w:w="100.0" w:type="dxa"/>
+              <w:right w:w="100.0" w:type="dxa"/>
+            </w:tcMar>
+            <w:vAlign w:val="top"/>
+          </w:tcPr>
+          <w:p>
+            <w:pPr>
+              <w:rPr/>
+            </w:pPr>
+            <w:r>
+              <w:rPr>
+                <w:rtl w:val="0"/>
+              </w:rPr>
+              <w:t xml:space="preserve">8 Horas </w:t>
+            </w:r>
+          </w:p>
+        </w:tc>
+        <w:tc>
+          <w:tcPr>
+            <w:tcBorders>
+              <w:top w:color="000000" w:space="0" w:sz="4" w:val="single"/>
+              <w:left w:color="000000" w:space="0" w:sz="4" w:val="single"/>
+              <w:bottom w:color="000000" w:space="0" w:sz="4" w:val="single"/>
+              <w:right w:color="000000" w:space="0" w:sz="4" w:val="single"/>
+            </w:tcBorders>
+            <w:tcMar>
+              <w:top w:w="100.0" w:type="dxa"/>
+              <w:left w:w="100.0" w:type="dxa"/>
+              <w:bottom w:w="100.0" w:type="dxa"/>
+              <w:right w:w="100.0" w:type="dxa"/>
+            </w:tcMar>
+            <w:vAlign w:val="top"/>
+          </w:tcPr>
+          <w:p>
+            <w:pPr>
+              <w:rPr/>
+            </w:pPr>
+            <w:r>
+              <w:rPr>
+                <w:rtl w:val="0"/>
+              </w:rPr>
+              <w:t xml:space="preserve">Google Docs</w:t>
+            </w:r>
+          </w:p>
+        </w:tc>
+        <w:tc>
+          <w:tcPr>
+            <w:tcBorders>
+              <w:top w:color="000000" w:space="0" w:sz="4" w:val="single"/>
+              <w:left w:color="000000" w:space="0" w:sz="4" w:val="single"/>
+              <w:bottom w:color="000000" w:space="0" w:sz="4" w:val="single"/>
+              <w:right w:color="000000" w:space="0" w:sz="4" w:val="single"/>
+            </w:tcBorders>
+            <w:tcMar>
+              <w:top w:w="100.0" w:type="dxa"/>
+              <w:left w:w="100.0" w:type="dxa"/>
+              <w:bottom w:w="100.0" w:type="dxa"/>
+              <w:right w:w="100.0" w:type="dxa"/>
+            </w:tcMar>
+            <w:vAlign w:val="top"/>
+          </w:tcPr>
+          <w:p>
+            <w:pPr>
+              <w:rPr/>
+            </w:pPr>
+            <w:r>
+              <w:rPr>
+                <w:rtl w:val="0"/>
+              </w:rPr>
+              <w:t xml:space="preserve">Finalización de la documentación externa del proyecto</w:t>
+            </w:r>
+          </w:p>
+        </w:tc>
+        <w:tc>
+          <w:tcPr>
+            <w:tcBorders>
+              <w:top w:color="000000" w:space="0" w:sz="4" w:val="single"/>
+              <w:left w:color="000000" w:space="0" w:sz="4" w:val="single"/>
+              <w:bottom w:color="000000" w:space="0" w:sz="4" w:val="single"/>
+              <w:right w:color="000000" w:space="0" w:sz="4" w:val="single"/>
+            </w:tcBorders>
+            <w:tcMar>
+              <w:top w:w="100.0" w:type="dxa"/>
+              <w:left w:w="100.0" w:type="dxa"/>
+              <w:bottom w:w="100.0" w:type="dxa"/>
+              <w:right w:w="100.0" w:type="dxa"/>
+            </w:tcMar>
+            <w:vAlign w:val="top"/>
+          </w:tcPr>
+          <w:p>
+            <w:pPr>
+              <w:rPr/>
+            </w:pPr>
             <w:r>
               <w:rPr>
                 <w:rtl w:val="0"/>
@@ -4045,8 +7430,8 @@
           <w:rFonts w:ascii="Times New Roman" w:cs="Times New Roman" w:eastAsia="Times New Roman" w:hAnsi="Times New Roman"/>
         </w:rPr>
       </w:pPr>
-      <w:bookmarkStart w:colFirst="0" w:colLast="0" w:name="_heading=h.709j46ecxvra" w:id="15"/>
-      <w:bookmarkEnd w:id="15"/>
+      <w:bookmarkStart w:colFirst="0" w:colLast="0" w:name="_heading=h.709j46ecxvra" w:id="13"/>
+      <w:bookmarkEnd w:id="13"/>
       <w:r>
         <w:rPr>
           <w:rtl w:val="0"/>
@@ -4073,36 +7458,412 @@
         <w:pStyle w:val="Heading1"/>
         <w:rPr/>
       </w:pPr>
-      <w:bookmarkStart w:colFirst="0" w:colLast="0" w:name="_heading=h.c6ngyf7qzjse" w:id="16"/>
-      <w:bookmarkEnd w:id="16"/>
-      <w:r>
-        <w:rPr>
-          <w:rtl w:val="0"/>
-        </w:rPr>
-        <w:t xml:space="preserve">7. Coevaluación</w:t>
-      </w:r>
-    </w:p>
-    <w:p>
-      <w:pPr>
+      <w:bookmarkStart w:colFirst="0" w:colLast="0" w:name="_heading=h.c6ngyf7qzjse" w:id="14"/>
+      <w:bookmarkEnd w:id="14"/>
+      <w:r>
+        <w:rPr>
+          <w:rtl w:val="0"/>
+        </w:rPr>
+        <w:t xml:space="preserve">7. </w:t>
+      </w:r>
+      <w:r>
+        <w:rPr>
+          <w:rtl w:val="0"/>
+        </w:rPr>
+        <w:t xml:space="preserve">Coevaluación</w:t>
+      </w:r>
+      <w:r>
+        <w:rPr>
+          <w:rtl w:val="0"/>
+        </w:rPr>
+      </w:r>
+    </w:p>
+    <w:p>
+      <w:pPr>
+        <w:rPr>
+          <w:sz w:val="26"/>
+          <w:szCs w:val="26"/>
+        </w:rPr>
+      </w:pPr>
+      <w:r>
+        <w:rPr>
+          <w:rFonts w:ascii="Arial" w:cs="Arial" w:eastAsia="Arial" w:hAnsi="Arial"/>
+          <w:sz w:val="26"/>
+          <w:szCs w:val="26"/>
+          <w:rtl w:val="0"/>
+        </w:rPr>
+        <w:tab/>
+      </w:r>
+      <w:r>
+        <w:rPr>
+          <w:sz w:val="26"/>
+          <w:szCs w:val="26"/>
+          <w:rtl w:val="0"/>
+        </w:rPr>
+        <w:t xml:space="preserve">Ignacio Apuy</w:t>
+      </w:r>
+    </w:p>
+    <w:p>
+      <w:pPr>
+        <w:ind w:left="1440" w:firstLine="0"/>
         <w:rPr/>
       </w:pPr>
       <w:r>
         <w:rPr>
-          <w:rFonts w:ascii="Arial" w:cs="Arial" w:eastAsia="Arial" w:hAnsi="Arial"/>
-          <w:sz w:val="22"/>
-          <w:szCs w:val="22"/>
-          <w:rtl w:val="0"/>
-        </w:rPr>
-        <w:tab/>
-      </w:r>
-      <w:r>
-        <w:rPr>
-          <w:rtl w:val="0"/>
-        </w:rPr>
-        <w:t xml:space="preserve">[...]</w:t>
-      </w:r>
+          <w:rtl w:val="0"/>
+        </w:rPr>
+        <w:t xml:space="preserve">Encargado de la parte de software y hardware y diseño del módulo de Arduino.</w:t>
+      </w:r>
+    </w:p>
+    <w:p>
+      <w:pPr>
+        <w:ind w:left="1440" w:firstLine="0"/>
+        <w:rPr/>
+      </w:pPr>
+      <w:r>
+        <w:rPr>
+          <w:rtl w:val="0"/>
+        </w:rPr>
+        <w:t xml:space="preserve">Ha mostrado iniciativa a la hora de formar el equipo y realizar la programación del Arduino.</w:t>
+      </w:r>
+    </w:p>
+    <w:p>
+      <w:pPr>
+        <w:ind w:left="1440" w:firstLine="0"/>
+        <w:rPr/>
+      </w:pPr>
+      <w:r>
+        <w:rPr>
+          <w:rtl w:val="0"/>
+        </w:rPr>
+      </w:r>
+    </w:p>
+    <w:p>
+      <w:pPr>
+        <w:ind w:left="1440" w:firstLine="0"/>
+        <w:rPr/>
+      </w:pPr>
+      <w:r>
+        <w:rPr>
+          <w:b w:val="1"/>
+          <w:bCs w:val="1"/>
+          <w:rtl w:val="0"/>
+        </w:rPr>
+        <w:t xml:space="preserve">Responsabilidad:</w:t>
+      </w:r>
+      <w:r>
+        <w:rPr>
+          <w:rtl w:val="0"/>
+        </w:rPr>
+        <w:t xml:space="preserve"> Ha cumplido con todo su trabajo eficientemente y manteniendo un ritmo constante, dando incluso márgenes para poder realizar retoques y aplicar cambios en el proyecto.</w:t>
+      </w:r>
+    </w:p>
+    <w:p>
+      <w:pPr>
+        <w:ind w:left="1440" w:firstLine="0"/>
+        <w:rPr/>
+      </w:pPr>
+      <w:r>
+        <w:rPr>
+          <w:b w:val="1"/>
+          <w:bCs w:val="1"/>
+          <w:rtl w:val="0"/>
+        </w:rPr>
+        <w:t xml:space="preserve">Calidad del trabajo: </w:t>
+      </w:r>
+      <w:r>
+        <w:rPr>
+          <w:rtl w:val="0"/>
+        </w:rPr>
+        <w:t xml:space="preserve">Ha realizado un excelente trabajo, el código se encuentra debidamente comentado y bien estructurado. El módulo de Arduino ha quedado debidamente compactado y cumple su función en su totalidad.</w:t>
+      </w:r>
+    </w:p>
+    <w:p>
+      <w:pPr>
+        <w:ind w:left="1440" w:firstLine="0"/>
+        <w:rPr/>
+      </w:pPr>
+      <w:r>
+        <w:rPr>
+          <w:b w:val="1"/>
+          <w:bCs w:val="1"/>
+          <w:rtl w:val="0"/>
+        </w:rPr>
+        <w:t xml:space="preserve">Participación en el equipo: </w:t>
+      </w:r>
+      <w:r>
+        <w:rPr>
+          <w:rtl w:val="0"/>
+        </w:rPr>
+        <w:t xml:space="preserve">Sus conocimientos en programación y diseño en módulos de Arduino son admirables. Su participación ha sido indispensable para desarrollar el prototipo</w:t>
+      </w:r>
+    </w:p>
+    <w:p>
+      <w:pPr>
+        <w:ind w:left="1440" w:firstLine="0"/>
+        <w:rPr/>
+      </w:pPr>
+      <w:r>
+        <w:rPr>
+          <w:b w:val="1"/>
+          <w:bCs w:val="1"/>
+          <w:rtl w:val="0"/>
+        </w:rPr>
+        <w:t xml:space="preserve">Comunicación: </w:t>
+      </w:r>
+      <w:r>
+        <w:rPr>
+          <w:rtl w:val="0"/>
+        </w:rPr>
+        <w:t xml:space="preserve">Comunica problemas, avances y sugerencias de manera clara y asertiva. Se ha mantenido en contacto para indicar todo cambio realizado y tomar en cuenta la opinión del equipo.</w:t>
+      </w:r>
+    </w:p>
+    <w:p>
+      <w:pPr>
+        <w:ind w:left="1440" w:firstLine="0"/>
+        <w:rPr/>
+      </w:pPr>
+      <w:r>
+        <w:rPr>
+          <w:b w:val="1"/>
+          <w:bCs w:val="1"/>
+          <w:rtl w:val="0"/>
+        </w:rPr>
+        <w:t xml:space="preserve">Actitud: </w:t>
+      </w:r>
+      <w:r>
+        <w:rPr>
+          <w:rtl w:val="0"/>
+        </w:rPr>
+        <w:t xml:space="preserve">Ha demostrado iniciativa para realizar el proyecto. Se evidencia su motivación y responsabilidad con el proyecto en general.</w:t>
+      </w:r>
+    </w:p>
+    <w:p>
+      <w:pPr>
+        <w:ind w:left="1440" w:firstLine="0"/>
+        <w:rPr/>
+      </w:pPr>
+      <w:r>
+        <w:rPr>
+          <w:rtl w:val="0"/>
+        </w:rPr>
+      </w:r>
+    </w:p>
+    <w:p>
+      <w:pPr>
+        <w:keepNext w:val="0"/>
+        <w:keepLines w:val="0"/>
+        <w:pageBreakBefore w:val="0"/>
+        <w:widowControl w:val="0"/>
+        <w:pBdr>
+          <w:top w:space="0" w:sz="0" w:val="nil"/>
+          <w:left w:space="0" w:sz="0" w:val="nil"/>
+          <w:bottom w:space="0" w:sz="0" w:val="nil"/>
+          <w:right w:space="0" w:sz="0" w:val="nil"/>
+          <w:between w:space="0" w:sz="0" w:val="nil"/>
+        </w:pBdr>
+        <w:shd w:fill="auto" w:val="clear"/>
+        <w:spacing w:after="0" w:before="0" w:line="276" w:lineRule="auto"/>
+        <w:ind w:left="1440" w:right="0" w:firstLine="0"/>
+        <w:jc w:val="left"/>
+        <w:rPr/>
+      </w:pPr>
+      <w:r>
+        <w:rPr>
+          <w:rtl w:val="0"/>
+        </w:rPr>
+        <w:t xml:space="preserve">En general su participación ha sido considerable en el proyecto. Destacando sobre todo su desempeño en la parte del código y armando el módulo de hardware y su eficacia para desempeñar su trabajo de manera eficaz.</w:t>
+      </w:r>
+    </w:p>
+    <w:p>
+      <w:pPr>
+        <w:ind w:left="1440" w:firstLine="0"/>
+        <w:rPr/>
+      </w:pPr>
+      <w:r>
+        <w:rPr>
+          <w:rtl w:val="0"/>
+        </w:rPr>
+      </w:r>
+    </w:p>
+    <w:p>
+      <w:pPr>
+        <w:ind w:firstLine="720"/>
+        <w:rPr>
+          <w:sz w:val="26"/>
+          <w:szCs w:val="26"/>
+        </w:rPr>
+      </w:pPr>
       <w:r>
         <w:br w:type="page"/>
+      </w:r>
+      <w:r>
+        <w:rPr>
+          <w:rtl w:val="0"/>
+        </w:rPr>
+      </w:r>
+    </w:p>
+    <w:p>
+      <w:pPr>
+        <w:ind w:firstLine="720"/>
+        <w:rPr>
+          <w:sz w:val="26"/>
+          <w:szCs w:val="26"/>
+        </w:rPr>
+      </w:pPr>
+      <w:r>
+        <w:rPr>
+          <w:sz w:val="26"/>
+          <w:szCs w:val="26"/>
+          <w:rtl w:val="0"/>
+        </w:rPr>
+        <w:t xml:space="preserve">Jordanny Hernández</w:t>
+      </w:r>
+    </w:p>
+    <w:p>
+      <w:pPr>
+        <w:ind w:left="1440" w:firstLine="0"/>
+        <w:rPr/>
+      </w:pPr>
+      <w:r>
+        <w:rPr>
+          <w:rtl w:val="0"/>
+        </w:rPr>
+        <w:t xml:space="preserve">Encargado principalmente de construir la maqueta, y documentar los avances y metodologías utilizadas durante el desarrollo del proyecto. Demostró interés y destreza durante los procesos, además de que orientó diversos conceptos hacia información clara y útil destinada a ser aplicada en el proyecto, preservando la calidad y el orden.</w:t>
+      </w:r>
+    </w:p>
+    <w:p>
+      <w:pPr>
+        <w:ind w:left="1440" w:firstLine="0"/>
+        <w:rPr/>
+      </w:pPr>
+      <w:r>
+        <w:rPr>
+          <w:rtl w:val="0"/>
+        </w:rPr>
+      </w:r>
+    </w:p>
+    <w:p>
+      <w:pPr>
+        <w:ind w:left="1440" w:firstLine="0"/>
+        <w:rPr/>
+      </w:pPr>
+      <w:r>
+        <w:rPr>
+          <w:b w:val="1"/>
+          <w:bCs w:val="1"/>
+          <w:rtl w:val="0"/>
+        </w:rPr>
+        <w:t xml:space="preserve">Responsabilidad:</w:t>
+      </w:r>
+      <w:r>
+        <w:rPr>
+          <w:rtl w:val="0"/>
+        </w:rPr>
+        <w:t xml:space="preserve"> Elaboró con suficiencia, aspectos importantes con total profesionalidad y organización durante el transcurso del proyecto, principalmente en la documentación y la base para pasar de un prototipo a una maqueta como tal. Las ideas fueron debidamente propuestas y ejecutadas con autonomía y empeño, buscando las mejores estrategias.</w:t>
+      </w:r>
+    </w:p>
+    <w:p>
+      <w:pPr>
+        <w:ind w:left="1440" w:firstLine="0"/>
+        <w:rPr/>
+      </w:pPr>
+      <w:r>
+        <w:rPr>
+          <w:b w:val="1"/>
+          <w:bCs w:val="1"/>
+          <w:rtl w:val="0"/>
+        </w:rPr>
+        <w:t xml:space="preserve">Calidad del trabajo: </w:t>
+      </w:r>
+      <w:r>
+        <w:rPr>
+          <w:rtl w:val="0"/>
+        </w:rPr>
+        <w:t xml:space="preserve">El ejercicio de las tareas propuestas denotan control y capacidad para mantener una línea de trabajo de alta calidad. La documentación fue pensada y ejecutada con suficiente esfuerzo, manteniendo cada detalle alineado y debidamente revisado en tiempo y forma.</w:t>
+      </w:r>
+    </w:p>
+    <w:p>
+      <w:pPr>
+        <w:ind w:left="1440" w:firstLine="0"/>
+        <w:rPr/>
+      </w:pPr>
+      <w:r>
+        <w:rPr>
+          <w:b w:val="1"/>
+          <w:bCs w:val="1"/>
+          <w:rtl w:val="0"/>
+        </w:rPr>
+        <w:t xml:space="preserve">Participación en el equipo: </w:t>
+      </w:r>
+      <w:r>
+        <w:rPr>
+          <w:rtl w:val="0"/>
+        </w:rPr>
+        <w:t xml:space="preserve">Demostró alto interés en cumplir con lo establecido y querer obtener los mejores resultados. Se admira la evaluación de la logística para evaluar qué componentes e información se necesitaba, los tiempos y los resultados esperados en y durante cada proceso.</w:t>
+      </w:r>
+    </w:p>
+    <w:p>
+      <w:pPr>
+        <w:ind w:left="1440" w:firstLine="0"/>
+        <w:rPr/>
+      </w:pPr>
+      <w:r>
+        <w:rPr>
+          <w:b w:val="1"/>
+          <w:bCs w:val="1"/>
+          <w:rtl w:val="0"/>
+        </w:rPr>
+        <w:t xml:space="preserve">Comunicación: </w:t>
+      </w:r>
+      <w:r>
+        <w:rPr>
+          <w:rtl w:val="0"/>
+        </w:rPr>
+        <w:t xml:space="preserve">Se destaca la disposición a comunicar los avances debidamente, y consultar el estado de otras partes del proyecto para luego generar una percepción clara del progreso como tal, y los cambios que sean necesarios decidir para continuar. Las propuestas fueron claras y debidamente objetivas con los requerimientos del proyecto.</w:t>
+      </w:r>
+    </w:p>
+    <w:p>
+      <w:pPr>
+        <w:ind w:left="1440" w:firstLine="0"/>
+        <w:rPr/>
+      </w:pPr>
+      <w:r>
+        <w:rPr>
+          <w:b w:val="1"/>
+          <w:bCs w:val="1"/>
+          <w:rtl w:val="0"/>
+        </w:rPr>
+        <w:t xml:space="preserve">Actitud: </w:t>
+      </w:r>
+      <w:r>
+        <w:rPr>
+          <w:rtl w:val="0"/>
+        </w:rPr>
+        <w:t xml:space="preserve">Presenta empatía y esfuerzo para alcanzar los objetivos, preservando la eficacia y el respeto, apoyando en cualquier situación de manera indiferente y de forma profesional.</w:t>
+      </w:r>
+    </w:p>
+    <w:p>
+      <w:pPr>
+        <w:ind w:left="1440" w:firstLine="0"/>
+        <w:rPr/>
+      </w:pPr>
+      <w:r>
+        <w:rPr>
+          <w:rtl w:val="0"/>
+        </w:rPr>
+      </w:r>
+    </w:p>
+    <w:p>
+      <w:pPr>
+        <w:ind w:left="1440" w:firstLine="720"/>
+        <w:rPr/>
+      </w:pPr>
+      <w:r>
+        <w:rPr>
+          <w:rtl w:val="0"/>
+        </w:rPr>
+        <w:t xml:space="preserve">En general se da a destacar el empeño e interés aplicado en el proyecto. Es suficiente para admirar, especialmente en cuanto a la creatividad para brindar ideas y poder realizarlas de forma que los resultados denotan alta calidad. Su participación fue de gran calibre en cuanto al impacto que generó en el proyecto.</w:t>
       </w:r>
       <w:r>
         <w:rPr>
@@ -4115,8 +7876,24 @@
         <w:pStyle w:val="Heading1"/>
         <w:rPr/>
       </w:pPr>
-      <w:bookmarkStart w:colFirst="0" w:colLast="0" w:name="_heading=h.wlrsldbn80wl" w:id="17"/>
-      <w:bookmarkEnd w:id="17"/>
+      <w:bookmarkStart w:colFirst="0" w:colLast="0" w:name="_heading=h.8tsrdap8cspp" w:id="15"/>
+      <w:bookmarkEnd w:id="15"/>
+      <w:r>
+        <w:br w:type="page"/>
+      </w:r>
+      <w:r>
+        <w:rPr>
+          <w:rtl w:val="0"/>
+        </w:rPr>
+      </w:r>
+    </w:p>
+    <w:p>
+      <w:pPr>
+        <w:pStyle w:val="Heading1"/>
+        <w:rPr/>
+      </w:pPr>
+      <w:bookmarkStart w:colFirst="0" w:colLast="0" w:name="_heading=h.wlrsldbn80wl" w:id="16"/>
+      <w:bookmarkEnd w:id="16"/>
       <w:r>
         <w:rPr>
           <w:rtl w:val="0"/>
@@ -4126,34 +7903,103 @@
     </w:p>
     <w:p>
       <w:pPr>
-        <w:jc w:val="both"/>
-        <w:rPr>
-          <w:rFonts w:ascii="Times New Roman" w:cs="Times New Roman" w:eastAsia="Times New Roman" w:hAnsi="Times New Roman"/>
-        </w:rPr>
-      </w:pPr>
-      <w:r>
-        <w:rPr>
-          <w:rtl w:val="0"/>
-        </w:rPr>
-        <w:tab/>
-        <w:t xml:space="preserve">[...]</w:t>
-      </w:r>
-      <w:r>
-        <w:rPr>
-          <w:rtl w:val="0"/>
-        </w:rPr>
-      </w:r>
-    </w:p>
-    <w:p>
-      <w:pPr>
-        <w:rPr>
-          <w:rFonts w:ascii="Times New Roman" w:cs="Times New Roman" w:eastAsia="Times New Roman" w:hAnsi="Times New Roman"/>
-        </w:rPr>
-      </w:pPr>
-      <w:r>
-        <w:rPr>
-          <w:rtl w:val="0"/>
-        </w:rPr>
+        <w:rPr/>
+      </w:pPr>
+      <w:r>
+        <w:rPr>
+          <w:rtl w:val="0"/>
+        </w:rPr>
+        <w:t xml:space="preserve">En general las estrategias propuestas han sido útiles para guiar el trabajo del equipo durante el desarrollo del prototipo.</w:t>
+      </w:r>
+    </w:p>
+    <w:p>
+      <w:pPr>
+        <w:numPr>
+          <w:ilvl w:val="0"/>
+          <w:numId w:val="1"/>
+        </w:numPr>
+        <w:ind w:left="720" w:hanging="360"/>
+        <w:rPr>
+          <w:u w:val="none"/>
+        </w:rPr>
+      </w:pPr>
+      <w:r>
+        <w:rPr>
+          <w:rtl w:val="0"/>
+        </w:rPr>
+        <w:t xml:space="preserve">Ambos integrantes cumplieron con su rol y trabajo según se indicaba en los roles asignados y las estrategias previamente definidas. Realizaron su trabajo de manera eficiente y complementandose el uno al otro.</w:t>
+      </w:r>
+    </w:p>
+    <w:p>
+      <w:pPr>
+        <w:numPr>
+          <w:ilvl w:val="0"/>
+          <w:numId w:val="1"/>
+        </w:numPr>
+        <w:ind w:left="720" w:hanging="360"/>
+        <w:rPr>
+          <w:u w:val="none"/>
+        </w:rPr>
+      </w:pPr>
+      <w:r>
+        <w:rPr>
+          <w:rtl w:val="0"/>
+        </w:rPr>
+        <w:t xml:space="preserve">Los gastos del proyecto fueron cubiertos de manera equitativa por los integrantes del proyecto.</w:t>
+      </w:r>
+    </w:p>
+    <w:p>
+      <w:pPr>
+        <w:numPr>
+          <w:ilvl w:val="0"/>
+          <w:numId w:val="1"/>
+        </w:numPr>
+        <w:ind w:left="720" w:hanging="360"/>
+        <w:rPr>
+          <w:u w:val="none"/>
+        </w:rPr>
+      </w:pPr>
+      <w:r>
+        <w:rPr>
+          <w:rtl w:val="0"/>
+        </w:rPr>
+        <w:t xml:space="preserve">El prototipo fue probado y terminado antes del tiempo esperado. Permitiendo aplicar cambios e implementar ideas previo a la entrega del mismo</w:t>
+      </w:r>
+    </w:p>
+    <w:p>
+      <w:pPr>
+        <w:numPr>
+          <w:ilvl w:val="0"/>
+          <w:numId w:val="1"/>
+        </w:numPr>
+        <w:ind w:left="720" w:hanging="360"/>
+        <w:rPr>
+          <w:u w:val="none"/>
+        </w:rPr>
+      </w:pPr>
+      <w:r>
+        <w:rPr>
+          <w:rtl w:val="0"/>
+        </w:rPr>
+        <w:t xml:space="preserve">Hubo participación por parte de los integrantes en trabajos ajenos a su responsabilidad definida.</w:t>
+      </w:r>
+    </w:p>
+    <w:p>
+      <w:pPr>
+        <w:numPr>
+          <w:ilvl w:val="0"/>
+          <w:numId w:val="1"/>
+        </w:numPr>
+        <w:ind w:left="720" w:hanging="360"/>
+        <w:rPr>
+          <w:u w:val="none"/>
+        </w:rPr>
+      </w:pPr>
+      <w:r>
+        <w:rPr>
+          <w:rtl w:val="0"/>
+        </w:rPr>
+        <w:t xml:space="preserve">Para la documentación del proyecto, de igual manera, hubo presencia de ambas partes. Permitiendo así sugerencias en formato, redacción e información complementaria del proyecto.</w:t>
       </w:r>
     </w:p>
     <w:sectPr>
@@ -4423,6 +8269,116 @@
   <w:abstractNum w:abstractNumId="2">
     <w:lvl w:ilvl="0">
       <w:start w:val="1"/>
+      <w:numFmt w:val="bullet"/>
+      <w:lvlText w:val="●"/>
+      <w:lvlJc w:val="left"/>
+      <w:pPr>
+        <w:ind w:left="720" w:hanging="360"/>
+      </w:pPr>
+      <w:rPr>
+        <w:u w:val="none"/>
+      </w:rPr>
+    </w:lvl>
+    <w:lvl w:ilvl="1">
+      <w:start w:val="1"/>
+      <w:numFmt w:val="bullet"/>
+      <w:lvlText w:val="○"/>
+      <w:lvlJc w:val="left"/>
+      <w:pPr>
+        <w:ind w:left="1440" w:hanging="360"/>
+      </w:pPr>
+      <w:rPr>
+        <w:u w:val="none"/>
+      </w:rPr>
+    </w:lvl>
+    <w:lvl w:ilvl="2">
+      <w:start w:val="1"/>
+      <w:numFmt w:val="bullet"/>
+      <w:lvlText w:val="■"/>
+      <w:lvlJc w:val="left"/>
+      <w:pPr>
+        <w:ind w:left="2160" w:hanging="360"/>
+      </w:pPr>
+      <w:rPr>
+        <w:u w:val="none"/>
+      </w:rPr>
+    </w:lvl>
+    <w:lvl w:ilvl="3">
+      <w:start w:val="1"/>
+      <w:numFmt w:val="bullet"/>
+      <w:lvlText w:val="●"/>
+      <w:lvlJc w:val="left"/>
+      <w:pPr>
+        <w:ind w:left="2880" w:hanging="360"/>
+      </w:pPr>
+      <w:rPr>
+        <w:u w:val="none"/>
+      </w:rPr>
+    </w:lvl>
+    <w:lvl w:ilvl="4">
+      <w:start w:val="1"/>
+      <w:numFmt w:val="bullet"/>
+      <w:lvlText w:val="○"/>
+      <w:lvlJc w:val="left"/>
+      <w:pPr>
+        <w:ind w:left="3600" w:hanging="360"/>
+      </w:pPr>
+      <w:rPr>
+        <w:u w:val="none"/>
+      </w:rPr>
+    </w:lvl>
+    <w:lvl w:ilvl="5">
+      <w:start w:val="1"/>
+      <w:numFmt w:val="bullet"/>
+      <w:lvlText w:val="■"/>
+      <w:lvlJc w:val="left"/>
+      <w:pPr>
+        <w:ind w:left="4320" w:hanging="360"/>
+      </w:pPr>
+      <w:rPr>
+        <w:u w:val="none"/>
+      </w:rPr>
+    </w:lvl>
+    <w:lvl w:ilvl="6">
+      <w:start w:val="1"/>
+      <w:numFmt w:val="bullet"/>
+      <w:lvlText w:val="●"/>
+      <w:lvlJc w:val="left"/>
+      <w:pPr>
+        <w:ind w:left="5040" w:hanging="360"/>
+      </w:pPr>
+      <w:rPr>
+        <w:u w:val="none"/>
+      </w:rPr>
+    </w:lvl>
+    <w:lvl w:ilvl="7">
+      <w:start w:val="1"/>
+      <w:numFmt w:val="bullet"/>
+      <w:lvlText w:val="○"/>
+      <w:lvlJc w:val="left"/>
+      <w:pPr>
+        <w:ind w:left="5760" w:hanging="360"/>
+      </w:pPr>
+      <w:rPr>
+        <w:u w:val="none"/>
+      </w:rPr>
+    </w:lvl>
+    <w:lvl w:ilvl="8">
+      <w:start w:val="1"/>
+      <w:numFmt w:val="bullet"/>
+      <w:lvlText w:val="■"/>
+      <w:lvlJc w:val="left"/>
+      <w:pPr>
+        <w:ind w:left="6480" w:hanging="360"/>
+      </w:pPr>
+      <w:rPr>
+        <w:u w:val="none"/>
+      </w:rPr>
+    </w:lvl>
+  </w:abstractNum>
+  <w:abstractNum w:abstractNumId="3">
+    <w:lvl w:ilvl="0">
+      <w:start w:val="1"/>
       <w:numFmt w:val="decimal"/>
       <w:lvlText w:val="%1."/>
       <w:lvlJc w:val="left"/>
@@ -4535,6 +8491,9 @@
   </w:num>
   <w:num w:numId="2">
     <w:abstractNumId w:val="2"/>
+  </w:num>
+  <w:num w:numId="3">
+    <w:abstractNumId w:val="3"/>
   </w:num>
 </w:numbering>
 </file>
@@ -5045,7 +9004,7 @@
 
 <file path=customXML/item1.xml><?xml version="1.0" encoding="utf-8"?>
 <go:gDocsCustomXmlDataStorage xmlns:go="http://customooxmlschemas.google.com/" xmlns:r="http://schemas.openxmlformats.org/officeDocument/2006/relationships" uri="GoogleDocsCustomDataVersion2">
-  <go:docsCustomData xmlns:go="http://customooxmlschemas.google.com/" roundtripDataSignature="AMtx7mjPl+GGGPamo+BmuMtVYQe+qi1vVw==">CgMxLjAyDmguazFleWFreTN5bGc4Mg5oLmJ6YnM2bGRvYnNkZjIOaC5pMW90bmhlamI4MmEyDmguczIzM3Zod2tyMDByMg5oLmkyOHkxanE2ZGIyZTIOaC54anBoa3lueHk1YXUyDmguamdxMnFweDkweWYyMg5oLmQ1MWFjNGtnZXl6YjIOaC4ybngxZW9rcXExcTIyDmgudm5qZGRnM205cjE2Mg5oLnY3dHRmeXN4ajU3NzIOaC5nNG5xZ29raTg2d3cyDmguaHdiNGxyZXprempyMg5oLmk3cDNnc24zbTN3aDIOaC5oaTB1ejdvYWd6dXgyDmguNzA5ajQ2ZWN4dnJhMg5oLmM2bmd5ZjdxempzZTIOaC53bHJzbGRibjgwd2w4AHIhMXNrV05KX2lGQXpkNzdubVh1bHZrYkNkZnFpSjU0TF9X</go:docsCustomData>
+  <go:docsCustomData xmlns:go="http://customooxmlschemas.google.com/" roundtripDataSignature="AMtx7mgBdC8W3qfy+sek5bs9931Fw0GsKA==">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</go:docsCustomData>
 </go:gDocsCustomXmlDataStorage>
 </file>
 
